--- a/00-首页/题组Word/第一轮·综合套卷/第一轮综合卷04-学生版.docx
+++ b/00-首页/题组Word/第一轮·综合套卷/第一轮综合卷04-学生版.docx
@@ -6304,19 +6304,302 @@
       <w:pPr>
         <w:pStyle w:val="FirstParagraph"/>
       </w:pPr>
+      <w:r>
+        <w:rPr>
+          <w:rFonts w:hint="eastAsia" w:ascii="Times New Roman" w:hAnsi="Times New Roman" w:eastAsia="FangSong" w:cs="Times New Roman"/>
+        </w:rPr>
+        <w:t>在英国</w:t>
+      </w:r>
+      <w:r>
+        <w:rPr>
+          <w:rFonts w:hint="eastAsia" w:ascii="Times New Roman" w:hAnsi="Times New Roman" w:eastAsia="Times New Roman" w:cs="Times New Roman"/>
+        </w:rPr>
+        <w:t>，</w:t>
+      </w:r>
+      <w:r>
+        <w:rPr>
+          <w:rFonts w:hint="eastAsia" w:ascii="Times New Roman" w:hAnsi="Times New Roman" w:eastAsia="FangSong" w:cs="Times New Roman"/>
+        </w:rPr>
+        <w:t>许多街道都是由效率很高的低压放电钠灯照明的</w:t>
+      </w:r>
+      <w:r>
+        <w:rPr>
+          <w:rFonts w:hint="eastAsia" w:ascii="Times New Roman" w:hAnsi="Times New Roman" w:eastAsia="Times New Roman" w:cs="Times New Roman"/>
+        </w:rPr>
+        <w:t>。</w:t>
+      </w:r>
+      <w:r>
+        <w:rPr>
+          <w:rFonts w:hint="eastAsia" w:ascii="Times New Roman" w:hAnsi="Times New Roman" w:eastAsia="FangSong" w:cs="Times New Roman"/>
+        </w:rPr>
+        <w:t>这种灯主要发出黄光</w:t>
+      </w:r>
+      <w:r>
+        <w:rPr>
+          <w:rFonts w:hint="eastAsia" w:ascii="Times New Roman" w:hAnsi="Times New Roman" w:eastAsia="Times New Roman" w:cs="Times New Roman"/>
+        </w:rPr>
+        <w:t>，</w:t>
+      </w:r>
+      <w:r>
+        <w:rPr>
+          <w:rFonts w:hint="eastAsia" w:ascii="Times New Roman" w:hAnsi="Times New Roman" w:eastAsia="FangSong" w:cs="Times New Roman"/>
+        </w:rPr>
+        <w:t>但光谱表明它实际上放出多种色光</w:t>
+      </w:r>
+      <w:r>
+        <w:rPr>
+          <w:rFonts w:hint="eastAsia" w:ascii="Times New Roman" w:hAnsi="Times New Roman" w:eastAsia="Times New Roman" w:cs="Times New Roman"/>
+        </w:rPr>
+        <w:t>。</w:t>
+      </w:r>
+      <w:r>
+        <w:rPr>
+          <w:rFonts w:hint="eastAsia" w:ascii="Times New Roman" w:hAnsi="Times New Roman" w:eastAsia="FangSong" w:cs="Times New Roman"/>
+        </w:rPr>
+        <w:t>仔细的光谱分析能够让我们得到</w:t>
+      </w:r>
+      <w:r>
+        <w:rPr>
+          <w:rFonts w:ascii="Times New Roman" w:hAnsi="Times New Roman" w:eastAsia="Times New Roman" w:cs="Times New Roman"/>
+        </w:rPr>
+        <w:t xml:space="preserve"> Na </w:t>
+      </w:r>
+      <w:r>
+        <w:rPr>
+          <w:rFonts w:hint="eastAsia" w:ascii="Times New Roman" w:hAnsi="Times New Roman" w:eastAsia="FangSong" w:cs="Times New Roman"/>
+        </w:rPr>
+        <w:t>的第一电离能</w:t>
+      </w:r>
+      <w:r>
+        <w:rPr>
+          <w:rFonts w:hint="eastAsia" w:ascii="Times New Roman" w:hAnsi="Times New Roman" w:eastAsia="Times New Roman" w:cs="Times New Roman"/>
+        </w:rPr>
+        <w:t>。</w:t>
+      </w:r>
+    </w:p>
+    <w:p>
+      <w:pPr>
+        <w:pStyle w:val="Compact"/>
+        <w:numPr>
+          <w:ilvl w:val="0"/>
+          <w:numId w:val="1009"/>
+        </w:numPr>
+      </w:pPr>
+      <w:r>
+        <w:rPr>
+          <w:rFonts w:hint="eastAsia" w:ascii="Times New Roman" w:hAnsi="Times New Roman" w:eastAsia="FangSong" w:cs="Times New Roman"/>
+        </w:rPr>
+        <w:t xml:space="preserve">给出</w:t>
+      </w:r>
+      <w:r>
+        <w:rPr>
+          <w:rFonts w:ascii="Times New Roman" w:hAnsi="Times New Roman" w:eastAsia="Times New Roman" w:cs="Times New Roman"/>
+        </w:rPr>
+        <w:t xml:space="preserve"> Na </w:t>
+      </w:r>
+      <w:r>
+        <w:rPr>
+          <w:rFonts w:hint="eastAsia" w:ascii="Times New Roman" w:hAnsi="Times New Roman" w:eastAsia="FangSong" w:cs="Times New Roman"/>
+        </w:rPr>
+        <w:t>的外层电子排布和价电子排布</w:t>
+      </w:r>
+      <w:r>
+        <w:rPr>
+          <w:rFonts w:hint="eastAsia" w:ascii="Times New Roman" w:hAnsi="Times New Roman" w:eastAsia="Times New Roman" w:cs="Times New Roman"/>
+        </w:rPr>
+        <w:t>。</w:t>
+      </w:r>
+      <w:r>
+        <w:rPr>
+          <w:rFonts w:ascii="Times New Roman" w:hAnsi="Times New Roman" w:eastAsia="Times New Roman" w:cs="Times New Roman"/>
+        </w:rPr>
+        <w:br/>
+      </w:r>
+    </w:p>
+    <w:p>
+      <w:pPr>
+        <w:pStyle w:val="Compact"/>
+        <w:numPr>
+          <w:ilvl w:val="0"/>
+          <w:numId w:val="1009"/>
+        </w:numPr>
+      </w:pPr>
+      <w:r>
+        <w:rPr>
+          <w:rFonts w:hint="eastAsia" w:ascii="Times New Roman" w:hAnsi="Times New Roman" w:eastAsia="FangSong" w:cs="Times New Roman"/>
+        </w:rPr>
+        <w:t xml:space="preserve">我们熟知的黄光是由</w:t>
+      </w:r>
+      <w:r>
+        <w:rPr>
+          <w:rFonts w:ascii="Times New Roman" w:hAnsi="Times New Roman" w:eastAsia="Times New Roman" w:cs="Times New Roman"/>
+        </w:rPr>
+        <w:t xml:space="preserve"> Na </w:t>
+      </w:r>
+      <w:r>
+        <w:rPr>
+          <w:rFonts w:hint="eastAsia" w:ascii="Times New Roman" w:hAnsi="Times New Roman" w:eastAsia="FangSong" w:cs="Times New Roman"/>
+        </w:rPr>
+        <w:t xml:space="preserve">的电子从</w:t>
+      </w:r>
+      <w:r>
+        <w:rPr>
+          <w:rFonts w:ascii="Times New Roman" w:hAnsi="Times New Roman" w:eastAsia="Times New Roman" w:cs="Times New Roman"/>
+        </w:rPr>
+        <w:t xml:space="preserve"> 3p </w:t>
+      </w:r>
+      <w:r>
+        <w:rPr>
+          <w:rFonts w:hint="eastAsia" w:ascii="Times New Roman" w:hAnsi="Times New Roman" w:eastAsia="FangSong" w:cs="Times New Roman"/>
+        </w:rPr>
+        <w:t xml:space="preserve">轨道到</w:t>
+      </w:r>
+      <w:r>
+        <w:rPr>
+          <w:rFonts w:ascii="Times New Roman" w:hAnsi="Times New Roman" w:eastAsia="Times New Roman" w:cs="Times New Roman"/>
+        </w:rPr>
+        <w:t xml:space="preserve"> 3s </w:t>
+      </w:r>
+      <w:r>
+        <w:rPr>
+          <w:rFonts w:hint="eastAsia" w:ascii="Times New Roman" w:hAnsi="Times New Roman" w:eastAsia="FangSong" w:cs="Times New Roman"/>
+        </w:rPr>
+        <w:t>轨道的跃迁放出的</w:t>
+      </w:r>
+      <w:r>
+        <w:rPr>
+          <w:rFonts w:hint="eastAsia" w:ascii="Times New Roman" w:hAnsi="Times New Roman" w:eastAsia="Times New Roman" w:cs="Times New Roman"/>
+        </w:rPr>
+        <w:t>,</w:t>
+      </w:r>
+      <w:r>
+        <w:rPr>
+          <w:rFonts w:ascii="Times New Roman" w:hAnsi="Times New Roman" w:eastAsia="Times New Roman" w:cs="Times New Roman"/>
+        </w:rPr>
+        <w:t xml:space="preserve"> </w:t>
+      </w:r>
+      <w:r>
+        <w:rPr>
+          <w:rFonts w:hint="eastAsia" w:ascii="Times New Roman" w:hAnsi="Times New Roman" w:eastAsia="FangSong" w:cs="Times New Roman"/>
+        </w:rPr>
+        <w:t xml:space="preserve">其波长为</w:t>
+      </w:r>
+      <w:r>
+        <w:rPr>
+          <w:rFonts w:ascii="Times New Roman" w:hAnsi="Times New Roman" w:eastAsia="Times New Roman" w:cs="Times New Roman"/>
+        </w:rPr>
+        <w:t xml:space="preserve"> </w:t>
+      </w:r>
+      <w:r>
+        <w:rPr>
+          <w:rFonts w:hint="eastAsia" w:ascii="Times New Roman" w:hAnsi="Times New Roman" w:eastAsia="Times New Roman" w:cs="Times New Roman"/>
+        </w:rPr>
+        <w:t>589.3nm。</w:t>
+      </w:r>
+      <w:r>
+        <w:rPr>
+          <w:rFonts w:hint="eastAsia" w:ascii="Times New Roman" w:hAnsi="Times New Roman" w:eastAsia="FangSong" w:cs="Times New Roman"/>
+        </w:rPr>
+        <w:t>计算其能量</w:t>
+      </w:r>
+      <w:r>
+        <w:rPr>
+          <w:rFonts w:hint="eastAsia" w:ascii="Times New Roman" w:hAnsi="Times New Roman" w:eastAsia="Times New Roman" w:cs="Times New Roman"/>
+        </w:rPr>
+        <w:t>(</w:t>
+      </w:r>
+      <w:r>
+        <w:rPr>
+          <w:rFonts w:hint="eastAsia" w:ascii="Times New Roman" w:hAnsi="Times New Roman" w:eastAsia="FangSong" w:cs="Times New Roman"/>
+        </w:rPr>
+        <w:t>单位</w:t>
+      </w:r>
+      <w:r>
+        <w:rPr>
+          <w:rFonts w:hint="eastAsia" w:ascii="Times New Roman" w:hAnsi="Times New Roman" w:eastAsia="Times New Roman" w:cs="Times New Roman"/>
+        </w:rPr>
+        <w:t>:</w:t>
+      </w:r>
+      <w:r>
+        <w:rPr>
+          <w:rFonts w:ascii="Times New Roman" w:hAnsi="Times New Roman" w:eastAsia="Times New Roman" w:cs="Times New Roman"/>
+        </w:rPr>
+        <w:t xml:space="preserve"> kJ/mol)。</w:t>
+      </w:r>
+      <w:r>
+        <w:rPr>
+          <w:rFonts w:ascii="Times New Roman" w:hAnsi="Times New Roman" w:eastAsia="Times New Roman" w:cs="Times New Roman"/>
+        </w:rPr>
+        <w:br/>
+      </w:r>
+    </w:p>
+    <w:p>
+      <w:pPr>
+        <w:pStyle w:val="Compact"/>
+        <w:numPr>
+          <w:ilvl w:val="0"/>
+          <w:numId w:val="1009"/>
+        </w:numPr>
+        <w:spacing w:after="80"/>
+      </w:pPr>
+      <w:r>
+        <w:rPr>
+          <w:rFonts w:hint="eastAsia" w:ascii="Times New Roman" w:hAnsi="Times New Roman" w:eastAsia="FangSong" w:cs="Times New Roman"/>
+        </w:rPr>
+        <w:t xml:space="preserve">下表是一组</w:t>
+      </w:r>
+      <w:r>
+        <w:rPr>
+          <w:rFonts w:ascii="Times New Roman" w:hAnsi="Times New Roman" w:eastAsia="Times New Roman" w:cs="Times New Roman"/>
+        </w:rPr>
+        <w:t xml:space="preserve"> Na </w:t>
+      </w:r>
+      <w:r>
+        <w:rPr>
+          <w:rFonts w:hint="eastAsia" w:ascii="Times New Roman" w:hAnsi="Times New Roman" w:eastAsia="FangSong" w:cs="Times New Roman"/>
+        </w:rPr>
+        <w:t>的发射光谱谱线波长数据</w:t>
+      </w:r>
+      <w:r>
+        <w:rPr>
+          <w:rFonts w:hint="eastAsia" w:ascii="Times New Roman" w:hAnsi="Times New Roman" w:eastAsia="Times New Roman" w:cs="Times New Roman"/>
+        </w:rPr>
+        <w:t>。Na</w:t>
+      </w:r>
+      <w:r>
+        <w:rPr>
+          <w:rFonts w:ascii="Times New Roman" w:hAnsi="Times New Roman" w:eastAsia="Times New Roman" w:cs="Times New Roman"/>
+        </w:rPr>
+        <w:t xml:space="preserve"> </w:t>
+      </w:r>
+      <w:r>
+        <w:rPr>
+          <w:rFonts w:hint="eastAsia" w:ascii="Times New Roman" w:hAnsi="Times New Roman" w:eastAsia="FangSong" w:cs="Times New Roman"/>
+        </w:rPr>
+        <w:t xml:space="preserve">的价电子被激发到</w:t>
+      </w:r>
+      <w:r>
+        <w:rPr>
+          <w:rFonts w:ascii="Times New Roman" w:hAnsi="Times New Roman" w:eastAsia="Times New Roman" w:cs="Times New Roman"/>
+        </w:rPr>
+        <w:t xml:space="preserve"> </w:t>
+      </w:r>
       <m:oMath>
-        <m:sSup>
-          <m:e>
-            <m:r>
-              <m:t>​</m:t>
-            </m:r>
-          </m:e>
-          <m:sup>
-            <m:r>
-              <m:t>48</m:t>
-            </m:r>
-          </m:sup>
-        </m:sSup>
+        <m:r>
+          <m:t>n</m:t>
+        </m:r>
+        <m:r>
+          <m:t>d</m:t>
+        </m:r>
+        <m:r>
+          <m:rPr>
+            <m:sty m:val="p"/>
+          </m:rPr>
+          <m:t>(</m:t>
+        </m:r>
+        <m:r>
+          <m:t>n</m:t>
+        </m:r>
       </m:oMath>
       <w:r>
         <w:rPr>
@@ -6326,15 +6609,450 @@
       </w:r>
       <w:r>
         <w:rPr>
-          <w:rFonts w:ascii="Times New Roman" w:hAnsi="Times New Roman" w:eastAsia="Times New Roman" w:cs="Times New Roman"/>
-        </w:rPr>
-        <w:t xml:space="preserve">Ca </w:t>
-      </w:r>
-      <w:r>
-        <w:rPr>
-          <w:rFonts w:hint="eastAsia" w:ascii="Times New Roman" w:hAnsi="Times New Roman" w:eastAsia="FangSong" w:cs="Times New Roman"/>
-        </w:rPr>
-        <w:t xml:space="preserve">轰击</w:t>
+          <w:rFonts w:hint="eastAsia" w:ascii="Times New Roman" w:hAnsi="Times New Roman" w:eastAsia="FangSong" w:cs="Times New Roman"/>
+        </w:rPr>
+        <w:t>即主量子数</w:t>
+      </w:r>
+      <w:r>
+        <w:rPr>
+          <w:rFonts w:hint="eastAsia" w:ascii="Times New Roman" w:hAnsi="Times New Roman" w:eastAsia="Times New Roman" w:cs="Times New Roman"/>
+        </w:rPr>
+        <w:t>)</w:t>
+      </w:r>
+      <w:r>
+        <w:rPr>
+          <w:rFonts w:ascii="Times New Roman" w:hAnsi="Times New Roman" w:eastAsia="Times New Roman" w:cs="Times New Roman"/>
+        </w:rPr>
+        <w:t xml:space="preserve"> </w:t>
+      </w:r>
+      <w:r>
+        <w:rPr>
+          <w:rFonts w:hint="eastAsia" w:ascii="Times New Roman" w:hAnsi="Times New Roman" w:eastAsia="FangSong" w:cs="Times New Roman"/>
+        </w:rPr>
+        <w:t>轨道</w:t>
+      </w:r>
+      <w:r>
+        <w:rPr>
+          <w:rFonts w:hint="eastAsia" w:ascii="Times New Roman" w:hAnsi="Times New Roman" w:eastAsia="Times New Roman" w:cs="Times New Roman"/>
+        </w:rPr>
+        <w:t>，</w:t>
+      </w:r>
+      <w:r>
+        <w:rPr>
+          <w:rFonts w:hint="eastAsia" w:ascii="Times New Roman" w:hAnsi="Times New Roman" w:eastAsia="FangSong" w:cs="Times New Roman"/>
+        </w:rPr>
+        <w:t>该电子落至</w:t>
+      </w:r>
+      <w:r>
+        <w:rPr>
+          <w:rFonts w:ascii="Times New Roman" w:hAnsi="Times New Roman" w:eastAsia="Times New Roman" w:cs="Times New Roman"/>
+        </w:rPr>
+        <w:t xml:space="preserve"> 3p </w:t>
+      </w:r>
+      <w:r>
+        <w:rPr>
+          <w:rFonts w:hint="eastAsia" w:ascii="Times New Roman" w:hAnsi="Times New Roman" w:eastAsia="FangSong" w:cs="Times New Roman"/>
+        </w:rPr>
+        <w:t>轨道发射出了这些谱线</w:t>
+      </w:r>
+      <w:r>
+        <w:rPr>
+          <w:rFonts w:hint="eastAsia" w:ascii="Times New Roman" w:hAnsi="Times New Roman" w:eastAsia="Times New Roman" w:cs="Times New Roman"/>
+        </w:rPr>
+        <w:t>。</w:t>
+      </w:r>
+    </w:p>
+    <w:tbl>
+      <w:tblPr>
+        <w:tblStyle w:val="Table"/>
+        <w:tblW w:type="auto" w:w="0"/>
+        <w:tblLook w:firstRow="1" w:lastRow="0" w:firstColumn="0" w:lastColumn="0" w:noHBand="0" w:noVBand="0" w:val="0020"/>
+      </w:tblPr>
+      <w:tblGrid>
+        <w:gridCol w:w="1584"/>
+        <w:gridCol w:w="1584"/>
+        <w:gridCol w:w="1584"/>
+        <w:gridCol w:w="1584"/>
+        <w:gridCol w:w="1584"/>
+      </w:tblGrid>
+      <w:tr>
+        <w:trPr>
+          <w:tblHeader w:val="on"/>
+        </w:trPr>
+        <w:tc>
+          <w:tcPr/>
+          <w:p>
+            <w:pPr>
+              <w:pStyle w:val="Compact"/>
+              <w:jc w:val="center"/>
+            </w:pPr>
+            <w:r>
+              <w:rPr>
+                <w:rFonts w:hint="eastAsia" w:ascii="Times New Roman" w:hAnsi="Times New Roman" w:eastAsia="SimHei" w:cs="Times New Roman"/>
+                <w:b/>
+              </w:rPr>
+              <w:t>波长</w:t>
+            </w:r>
+            <w:r>
+              <w:rPr>
+                <w:rFonts w:hint="eastAsia" w:ascii="Times New Roman" w:hAnsi="Times New Roman" w:eastAsia="Times New Roman" w:cs="Times New Roman"/>
+                <w:b/>
+              </w:rPr>
+              <w:t>/nm</w:t>
+            </w:r>
+          </w:p>
+        </w:tc>
+        <w:tc>
+          <w:tcPr/>
+          <w:p>
+            <w:pPr>
+              <w:pStyle w:val="Compact"/>
+              <w:jc w:val="center"/>
+            </w:pPr>
+            <w:r>
+              <w:rPr>
+                <w:rFonts w:ascii="Times New Roman" w:hAnsi="Times New Roman" w:eastAsia="Times New Roman" w:cs="Times New Roman"/>
+                <w:b/>
+              </w:rPr>
+              <w:t xml:space="preserve">466.6</w:t>
+            </w:r>
+          </w:p>
+        </w:tc>
+        <w:tc>
+          <w:tcPr/>
+          <w:p>
+            <w:pPr>
+              <w:pStyle w:val="Compact"/>
+              <w:jc w:val="center"/>
+            </w:pPr>
+            <w:r>
+              <w:rPr>
+                <w:rFonts w:ascii="Times New Roman" w:hAnsi="Times New Roman" w:eastAsia="Times New Roman" w:cs="Times New Roman"/>
+                <w:b/>
+              </w:rPr>
+              <w:t xml:space="preserve">498.0</w:t>
+            </w:r>
+          </w:p>
+        </w:tc>
+        <w:tc>
+          <w:tcPr/>
+          <w:p>
+            <w:pPr>
+              <w:pStyle w:val="Compact"/>
+              <w:jc w:val="center"/>
+            </w:pPr>
+            <w:r>
+              <w:rPr>
+                <w:rFonts w:ascii="Times New Roman" w:hAnsi="Times New Roman" w:eastAsia="Times New Roman" w:cs="Times New Roman"/>
+                <w:b/>
+              </w:rPr>
+              <w:t xml:space="preserve">568.1</w:t>
+            </w:r>
+          </w:p>
+        </w:tc>
+        <w:tc>
+          <w:tcPr/>
+          <w:p>
+            <w:pPr>
+              <w:pStyle w:val="Compact"/>
+              <w:jc w:val="center"/>
+            </w:pPr>
+            <w:r>
+              <w:rPr>
+                <w:rFonts w:ascii="Times New Roman" w:hAnsi="Times New Roman" w:eastAsia="Times New Roman" w:cs="Times New Roman"/>
+                <w:b/>
+              </w:rPr>
+              <w:t xml:space="preserve">818.1</w:t>
+            </w:r>
+          </w:p>
+        </w:tc>
+      </w:tr>
+      <w:tr>
+        <w:tc>
+          <w:tcPr/>
+          <w:p>
+            <w:pPr>
+              <w:pStyle w:val="Compact"/>
+              <w:jc w:val="center"/>
+            </w:pPr>
+            <w:r>
+              <w:rPr>
+                <w:rFonts w:hint="eastAsia" w:ascii="Times New Roman" w:hAnsi="Times New Roman" w:eastAsia="FangSong" w:cs="Times New Roman"/>
+              </w:rPr>
+              <w:t xml:space="preserve">轨道</w:t>
+            </w:r>
+          </w:p>
+        </w:tc>
+        <w:tc>
+          <w:tcPr/>
+          <w:p>
+            <w:pPr>
+              <w:pStyle w:val="Compact"/>
+              <w:jc w:val="center"/>
+            </w:pPr>
+            <w:r>
+              <w:rPr>
+                <w:rFonts w:ascii="Times New Roman" w:hAnsi="Times New Roman" w:eastAsia="Times New Roman" w:cs="Times New Roman"/>
+              </w:rPr>
+              <w:t xml:space="preserve">6d</w:t>
+            </w:r>
+          </w:p>
+        </w:tc>
+        <w:tc>
+          <w:tcPr/>
+          <w:p>
+            <w:pPr>
+              <w:pStyle w:val="Compact"/>
+              <w:jc w:val="center"/>
+            </w:pPr>
+            <w:r>
+              <w:rPr>
+                <w:rFonts w:ascii="Times New Roman" w:hAnsi="Times New Roman" w:eastAsia="Times New Roman" w:cs="Times New Roman"/>
+              </w:rPr>
+              <w:t xml:space="preserve">5d</w:t>
+            </w:r>
+          </w:p>
+        </w:tc>
+        <w:tc>
+          <w:tcPr/>
+          <w:p>
+            <w:pPr>
+              <w:pStyle w:val="Compact"/>
+              <w:jc w:val="center"/>
+            </w:pPr>
+            <w:r>
+              <w:rPr>
+                <w:rFonts w:ascii="Times New Roman" w:hAnsi="Times New Roman" w:eastAsia="Times New Roman" w:cs="Times New Roman"/>
+              </w:rPr>
+              <w:t xml:space="preserve">4d</w:t>
+            </w:r>
+          </w:p>
+        </w:tc>
+        <w:tc>
+          <w:tcPr/>
+          <w:p>
+            <w:pPr>
+              <w:pStyle w:val="Compact"/>
+              <w:jc w:val="center"/>
+            </w:pPr>
+            <w:r>
+              <w:rPr>
+                <w:rFonts w:ascii="Times New Roman" w:hAnsi="Times New Roman" w:eastAsia="Times New Roman" w:cs="Times New Roman"/>
+              </w:rPr>
+              <w:t xml:space="preserve">3d</w:t>
+            </w:r>
+          </w:p>
+        </w:tc>
+      </w:tr>
+    </w:tbl>
+    <w:p>
+      <w:pPr>
+        <w:pStyle w:val="BodyText"/>
+        <w:spacing w:before="120"/>
+      </w:pPr>
+      <w:r>
+        <w:rPr>
+          <w:rFonts w:hint="eastAsia" w:ascii="Times New Roman" w:hAnsi="Times New Roman" w:eastAsia="FangSong" w:cs="Times New Roman"/>
+        </w:rPr>
+        <w:t xml:space="preserve">使用合理近似求</w:t>
+      </w:r>
+      <w:r>
+        <w:rPr>
+          <w:rFonts w:ascii="Times New Roman" w:hAnsi="Times New Roman" w:eastAsia="Times New Roman" w:cs="Times New Roman"/>
+        </w:rPr>
+        <w:t xml:space="preserve"> Na </w:t>
+      </w:r>
+      <w:r>
+        <w:rPr>
+          <w:rFonts w:hint="eastAsia" w:ascii="Times New Roman" w:hAnsi="Times New Roman" w:eastAsia="FangSong" w:cs="Times New Roman"/>
+        </w:rPr>
+        <w:t>的第一电离能</w:t>
+      </w:r>
+      <w:r>
+        <w:rPr>
+          <w:rFonts w:hint="eastAsia" w:ascii="Times New Roman" w:hAnsi="Times New Roman" w:eastAsia="Times New Roman" w:cs="Times New Roman"/>
+        </w:rPr>
+        <w:t>。</w:t>
+      </w:r>
+    </w:p>
+    <w:p>
+      <w:pPr>
+        <w:pStyle w:val="BodyText"/>
+      </w:pPr>
+      <w:r>
+        <w:rPr>
+          <w:rFonts w:hint="eastAsia" w:ascii="Times New Roman" w:hAnsi="Times New Roman" w:eastAsia="FangSong" w:cs="Times New Roman"/>
+          <w:b/>
+          <w:bCs/>
+        </w:rPr>
+        <w:t xml:space="preserve">来源</w:t>
+      </w:r>
+      <w:r>
+        <w:rPr>
+          <w:rFonts w:hint="eastAsia" w:ascii="Times New Roman" w:hAnsi="Times New Roman" w:eastAsia="Times New Roman" w:cs="Times New Roman"/>
+        </w:rPr>
+        <w:t>：</w:t>
+      </w:r>
+      <w:r>
+        <w:rPr>
+          <w:rFonts w:hint="eastAsia" w:ascii="Times New Roman" w:hAnsi="Times New Roman" w:eastAsia="FangSong" w:cs="Times New Roman"/>
+        </w:rPr>
+        <w:t>化学竞赛初赛讲义</w:t>
+      </w:r>
+      <w:r>
+        <w:rPr>
+          <w:rFonts w:ascii="Times New Roman" w:hAnsi="Times New Roman" w:eastAsia="Times New Roman" w:cs="Times New Roman"/>
+        </w:rPr>
+        <w:t xml:space="preserve"> </w:t>
+      </w:r>
+      <w:r>
+        <w:rPr>
+          <w:rFonts w:hint="eastAsia" w:ascii="Times New Roman" w:hAnsi="Times New Roman" w:eastAsia="FangSong" w:cs="Times New Roman"/>
+        </w:rPr>
+        <w:t>第</w:t>
+      </w:r>
+      <w:r>
+        <w:rPr>
+          <w:rFonts w:hint="eastAsia" w:ascii="Times New Roman" w:hAnsi="Times New Roman" w:eastAsia="Times New Roman" w:cs="Times New Roman"/>
+        </w:rPr>
+        <w:t>2</w:t>
+      </w:r>
+      <w:r>
+        <w:rPr>
+          <w:rFonts w:hint="eastAsia" w:ascii="Times New Roman" w:hAnsi="Times New Roman" w:eastAsia="FangSong" w:cs="Times New Roman"/>
+        </w:rPr>
+        <w:t>讲</w:t>
+      </w:r>
+      <w:r>
+        <w:rPr>
+          <w:rFonts w:ascii="Times New Roman" w:hAnsi="Times New Roman" w:eastAsia="Times New Roman" w:cs="Times New Roman"/>
+        </w:rPr>
+        <w:t xml:space="preserve"> §2.14 </w:t>
+      </w:r>
+      <w:r>
+        <w:rPr>
+          <w:rFonts w:hint="eastAsia" w:ascii="Times New Roman" w:hAnsi="Times New Roman" w:eastAsia="FangSong" w:cs="Times New Roman"/>
+        </w:rPr>
+        <w:t xml:space="preserve">习题</w:t>
+      </w:r>
+    </w:p>
+    <w:p>
+      <w:pPr>
+        <w:spacing w:before="160" w:after="80"/>
+      </w:pPr>
+      <w:r>
+        <w:pict>
+          <v:rect style="width:0;height:1.5pt" o:hralign="center" o:hrstd="t" o:hr="t"/>
+        </w:pict>
+      </w:r>
+    </w:p>
+    <w:bookmarkEnd w:id="25"/>
+    <w:bookmarkStart w:id="26" w:name="第12题"/>
+    <w:p>
+      <w:pPr>
+        <w:pStyle w:val="Heading3"/>
+        <w:spacing w:before="280" w:after="120"/>
+      </w:pPr>
+      <w:r>
+        <w:rPr>
+          <w:rFonts w:hint="eastAsia" w:ascii="Times New Roman" w:hAnsi="Times New Roman" w:eastAsia="SimHei" w:cs="Times New Roman"/>
+        </w:rPr>
+        <w:t>第</w:t>
+      </w:r>
+      <w:r>
+        <w:rPr>
+          <w:rFonts w:hint="eastAsia" w:ascii="Times New Roman" w:hAnsi="Times New Roman" w:eastAsia="Times New Roman" w:cs="Times New Roman"/>
+        </w:rPr>
+        <w:t>12</w:t>
+      </w:r>
+      <w:r>
+        <w:rPr>
+          <w:rFonts w:hint="eastAsia" w:ascii="Times New Roman" w:hAnsi="Times New Roman" w:eastAsia="SimHei" w:cs="Times New Roman"/>
+        </w:rPr>
+        <w:t>题</w:t>
+      </w:r>
+    </w:p>
+    <w:p>
+      <w:pPr>
+        <w:pStyle w:val="FirstParagraph"/>
+      </w:pPr>
+      <w:r>
+        <w:rPr>
+          <w:rFonts w:ascii="Times New Roman" w:hAnsi="Times New Roman" w:eastAsia="Times New Roman" w:cs="Times New Roman"/>
+        </w:rPr>
+        <w:t xml:space="preserve">2009 </w:t>
+      </w:r>
+      <w:r>
+        <w:rPr>
+          <w:rFonts w:hint="eastAsia" w:ascii="Times New Roman" w:hAnsi="Times New Roman" w:eastAsia="FangSong" w:cs="Times New Roman"/>
+        </w:rPr>
+        <w:t xml:space="preserve">年</w:t>
+      </w:r>
+      <w:r>
+        <w:rPr>
+          <w:rFonts w:ascii="Times New Roman" w:hAnsi="Times New Roman" w:eastAsia="Times New Roman" w:cs="Times New Roman"/>
+        </w:rPr>
+        <w:t xml:space="preserve"> 10 </w:t>
+      </w:r>
+      <w:r>
+        <w:rPr>
+          <w:rFonts w:hint="eastAsia" w:ascii="Times New Roman" w:hAnsi="Times New Roman" w:eastAsia="FangSong" w:cs="Times New Roman"/>
+        </w:rPr>
+        <w:t xml:space="preserve">月科学家合成了第</w:t>
+      </w:r>
+      <w:r>
+        <w:rPr>
+          <w:rFonts w:ascii="Times New Roman" w:hAnsi="Times New Roman" w:eastAsia="Times New Roman" w:cs="Times New Roman"/>
+        </w:rPr>
+        <w:t xml:space="preserve"> 117 </w:t>
+      </w:r>
+      <w:r>
+        <w:rPr>
+          <w:rFonts w:hint="eastAsia" w:ascii="Times New Roman" w:hAnsi="Times New Roman" w:eastAsia="FangSong" w:cs="Times New Roman"/>
+        </w:rPr>
+        <w:t>号元</w:t>
+      </w:r>
+      <w:r>
+        <w:rPr>
+          <w:rFonts w:hint="eastAsia" w:ascii="Times New Roman" w:hAnsi="Times New Roman" w:eastAsia="Times New Roman" w:cs="Times New Roman"/>
+        </w:rPr>
+        <w:t>，</w:t>
+      </w:r>
+      <w:r>
+        <w:rPr>
+          <w:rFonts w:hint="eastAsia" w:ascii="Times New Roman" w:hAnsi="Times New Roman" w:eastAsia="FangSong" w:cs="Times New Roman"/>
+        </w:rPr>
+        <w:t>由此填满了周期表第七周期所有空格</w:t>
+      </w:r>
+      <w:r>
+        <w:rPr>
+          <w:rFonts w:hint="eastAsia" w:ascii="Times New Roman" w:hAnsi="Times New Roman" w:eastAsia="Times New Roman" w:cs="Times New Roman"/>
+        </w:rPr>
+        <w:t>，</w:t>
+      </w:r>
+      <w:r>
+        <w:rPr>
+          <w:rFonts w:hint="eastAsia" w:ascii="Times New Roman" w:hAnsi="Times New Roman" w:eastAsia="FangSong" w:cs="Times New Roman"/>
+        </w:rPr>
+        <w:t>是元素周期系发展的一个里程碑</w:t>
+      </w:r>
+      <w:r>
+        <w:rPr>
+          <w:rFonts w:hint="eastAsia" w:ascii="Times New Roman" w:hAnsi="Times New Roman" w:eastAsia="Times New Roman" w:cs="Times New Roman"/>
+        </w:rPr>
+        <w:t>。117</w:t>
+      </w:r>
+      <w:r>
+        <w:rPr>
+          <w:rFonts w:ascii="Times New Roman" w:hAnsi="Times New Roman" w:eastAsia="Times New Roman" w:cs="Times New Roman"/>
+        </w:rPr>
+        <w:t xml:space="preserve"> </w:t>
+      </w:r>
+      <w:r>
+        <w:rPr>
+          <w:rFonts w:hint="eastAsia" w:ascii="Times New Roman" w:hAnsi="Times New Roman" w:eastAsia="FangSong" w:cs="Times New Roman"/>
+        </w:rPr>
+        <w:t xml:space="preserve">号元素是用</w:t>
       </w:r>
       <w:r>
         <w:rPr>
@@ -6367,13 +7085,57 @@
           <m:rPr>
             <m:sty m:val="p"/>
           </m:rPr>
+          <m:t>B</m:t>
+        </m:r>
+        <m:r>
+          <m:rPr>
+            <m:sty m:val="p"/>
+          </m:rPr>
+          <m:t>k</m:t>
+        </m:r>
+      </m:oMath>
+      <w:r>
+        <w:rPr>
+          <w:rFonts w:ascii="Times New Roman" w:hAnsi="Times New Roman" w:eastAsia="Times New Roman" w:cs="Times New Roman"/>
+        </w:rPr>
+        <w:t xml:space="preserve"> </w:t>
+      </w:r>
+      <w:r>
+        <w:rPr>
+          <w:rFonts w:hint="eastAsia" w:ascii="Times New Roman" w:hAnsi="Times New Roman" w:eastAsia="FangSong" w:cs="Times New Roman"/>
+        </w:rPr>
+        <w:t xml:space="preserve">轰击</w:t>
+      </w:r>
+      <w:r>
+        <w:rPr>
+          <w:rFonts w:ascii="Times New Roman" w:hAnsi="Times New Roman" w:eastAsia="Times New Roman" w:cs="Times New Roman"/>
+        </w:rPr>
+        <w:t xml:space="preserve"> </w:t>
+      </w:r>
+      <m:oMath>
+        <m:sSup>
+          <m:e>
+            <m:r>
+              <m:t>​</m:t>
+            </m:r>
+          </m:e>
+          <m:sup>
+            <m:r>
+              <m:t>48</m:t>
+            </m:r>
+          </m:sup>
+        </m:sSup>
+        <m:r>
+          <m:rPr>
+            <m:sty m:val="p"/>
+          </m:rPr>
           <m:t>C</m:t>
         </m:r>
         <m:r>
           <m:rPr>
             <m:sty m:val="p"/>
           </m:rPr>
-          <m:t>f</m:t>
+          <m:t>a</m:t>
         </m:r>
       </m:oMath>
       <w:r>
@@ -6384,6 +7146,12 @@
       </w:r>
       <w:r>
         <w:rPr>
+          <w:rFonts w:hint="eastAsia" w:ascii="Times New Roman" w:hAnsi="Times New Roman" w:eastAsia="FangSong" w:cs="Times New Roman"/>
+        </w:rPr>
+        <w:t>靶合成的</w:t>
+      </w:r>
+      <w:r>
+        <w:rPr>
           <w:rFonts w:hint="eastAsia" w:ascii="Times New Roman" w:hAnsi="Times New Roman" w:eastAsia="Times New Roman" w:cs="Times New Roman"/>
         </w:rPr>
         <w:t>，</w:t>
@@ -6392,31 +7160,31 @@
         <w:rPr>
           <w:rFonts w:hint="eastAsia" w:ascii="Times New Roman" w:hAnsi="Times New Roman" w:eastAsia="FangSong" w:cs="Times New Roman"/>
         </w:rPr>
-        <w:t>生成第</w:t>
-      </w:r>
-      <w:r>
-        <w:rPr>
-          <w:rFonts w:ascii="Times New Roman" w:hAnsi="Times New Roman" w:eastAsia="Times New Roman" w:cs="Times New Roman"/>
-        </w:rPr>
-        <w:t xml:space="preserve"> 118 </w:t>
-      </w:r>
-      <w:r>
-        <w:rPr>
-          <w:rFonts w:hint="eastAsia" w:ascii="Times New Roman" w:hAnsi="Times New Roman" w:eastAsia="FangSong" w:cs="Times New Roman"/>
-        </w:rPr>
-        <w:t xml:space="preserve">号元素</w:t>
-      </w:r>
-      <w:r>
-        <w:rPr>
-          <w:rFonts w:ascii="Times New Roman" w:hAnsi="Times New Roman" w:eastAsia="Times New Roman" w:cs="Times New Roman"/>
-        </w:rPr>
-        <w:t xml:space="preserve"> Og </w:t>
-      </w:r>
-      <w:r>
-        <w:rPr>
-          <w:rFonts w:hint="eastAsia" w:ascii="Times New Roman" w:hAnsi="Times New Roman" w:eastAsia="FangSong" w:cs="Times New Roman"/>
-        </w:rPr>
-        <w:t>并放出三个中子</w:t>
+        <w:t>总共得到</w:t>
+      </w:r>
+      <w:r>
+        <w:rPr>
+          <w:rFonts w:ascii="Times New Roman" w:hAnsi="Times New Roman" w:eastAsia="Times New Roman" w:cs="Times New Roman"/>
+        </w:rPr>
+        <w:t xml:space="preserve"> 6 </w:t>
+      </w:r>
+      <w:r>
+        <w:rPr>
+          <w:rFonts w:hint="eastAsia" w:ascii="Times New Roman" w:hAnsi="Times New Roman" w:eastAsia="FangSong" w:cs="Times New Roman"/>
+        </w:rPr>
+        <w:t xml:space="preserve">个</w:t>
+      </w:r>
+      <w:r>
+        <w:rPr>
+          <w:rFonts w:ascii="Times New Roman" w:hAnsi="Times New Roman" w:eastAsia="Times New Roman" w:cs="Times New Roman"/>
+        </w:rPr>
+        <w:t xml:space="preserve"> 117 </w:t>
+      </w:r>
+      <w:r>
+        <w:rPr>
+          <w:rFonts w:hint="eastAsia" w:ascii="Times New Roman" w:hAnsi="Times New Roman" w:eastAsia="FangSong" w:cs="Times New Roman"/>
+        </w:rPr>
+        <w:t>号元素的原子</w:t>
       </w:r>
       <w:r>
         <w:rPr>
@@ -6428,479 +7196,19 @@
         <w:rPr>
           <w:rFonts w:hint="eastAsia" w:ascii="Times New Roman" w:hAnsi="Times New Roman" w:eastAsia="FangSong" w:cs="Times New Roman"/>
         </w:rPr>
-        <w:t>写出配平的核反应方程式</w:t>
-      </w:r>
-      <w:r>
-        <w:rPr>
-          <w:rFonts w:hint="eastAsia" w:ascii="Times New Roman" w:hAnsi="Times New Roman" w:eastAsia="Times New Roman" w:cs="Times New Roman"/>
-        </w:rPr>
-        <w:t>。</w:t>
-      </w:r>
-    </w:p>
-    <w:p>
-      <w:pPr>
-        <w:pStyle w:val="BodyText"/>
-      </w:pPr>
-      <w:r>
-        <w:rPr>
-          <w:rFonts w:ascii="Times New Roman" w:hAnsi="Times New Roman" w:eastAsia="Times New Roman" w:cs="Times New Roman"/>
-        </w:rPr>
-        <w:t xml:space="preserve">15-2 </w:t>
-      </w:r>
-      <w:r>
-        <w:rPr>
-          <w:rFonts w:hint="eastAsia" w:ascii="Times New Roman" w:hAnsi="Times New Roman" w:eastAsia="FangSong" w:cs="Times New Roman"/>
-        </w:rPr>
-        <w:t xml:space="preserve">碱金属</w:t>
-      </w:r>
-      <w:r>
-        <w:rPr>
-          <w:rFonts w:ascii="Times New Roman" w:hAnsi="Times New Roman" w:eastAsia="Times New Roman" w:cs="Times New Roman"/>
-        </w:rPr>
-        <w:t xml:space="preserve"> Li、Na、K、Rb、Cs </w:t>
-      </w:r>
-      <w:r>
-        <w:rPr>
-          <w:rFonts w:hint="eastAsia" w:ascii="Times New Roman" w:hAnsi="Times New Roman" w:eastAsia="FangSong" w:cs="Times New Roman"/>
-        </w:rPr>
-        <w:t>中</w:t>
-      </w:r>
-      <w:r>
-        <w:rPr>
-          <w:rFonts w:hint="eastAsia" w:ascii="Times New Roman" w:hAnsi="Times New Roman" w:eastAsia="Times New Roman" w:cs="Times New Roman"/>
-        </w:rPr>
-        <w:t>，</w:t>
-      </w:r>
-      <w:r>
-        <w:rPr>
-          <w:rFonts w:hint="eastAsia" w:ascii="Times New Roman" w:hAnsi="Times New Roman" w:eastAsia="FangSong" w:cs="Times New Roman"/>
-        </w:rPr>
-        <w:t>以下哪种性质的递变没有单调性</w:t>
-      </w:r>
-      <w:r>
-        <w:rPr>
-          <w:rFonts w:hint="eastAsia" w:ascii="Times New Roman" w:hAnsi="Times New Roman" w:eastAsia="Times New Roman" w:cs="Times New Roman"/>
-        </w:rPr>
-        <w:t>？</w:t>
-      </w:r>
-      <w:r>
-        <w:rPr>
-          <w:rFonts w:hint="eastAsia" w:ascii="Times New Roman" w:hAnsi="Times New Roman" w:eastAsia="FangSong" w:cs="Times New Roman"/>
-        </w:rPr>
-        <w:t>解释原因</w:t>
-      </w:r>
-      <w:r>
-        <w:rPr>
-          <w:rFonts w:hint="eastAsia" w:ascii="Times New Roman" w:hAnsi="Times New Roman" w:eastAsia="Times New Roman" w:cs="Times New Roman"/>
-        </w:rPr>
-        <w:t>。</w:t>
-      </w:r>
-    </w:p>
-    <w:p>
-      <w:pPr>
-        <w:pStyle w:val="BodyText"/>
-      </w:pPr>
-      <w:r>
-        <w:rPr>
-          <w:rFonts w:hint="eastAsia" w:ascii="Times New Roman" w:hAnsi="Times New Roman" w:eastAsia="FangSong" w:cs="Times New Roman"/>
-        </w:rPr>
-        <w:t>供选择项</w:t>
-      </w:r>
-      <w:r>
-        <w:rPr>
-          <w:rFonts w:hint="eastAsia" w:ascii="Times New Roman" w:hAnsi="Times New Roman" w:eastAsia="Times New Roman" w:cs="Times New Roman"/>
-        </w:rPr>
-        <w:t>：</w:t>
-      </w:r>
-      <w:r>
-        <w:rPr>
-          <w:rFonts w:hint="eastAsia" w:ascii="Times New Roman" w:hAnsi="Times New Roman" w:eastAsia="FangSong" w:cs="Times New Roman"/>
-        </w:rPr>
-        <w:t>熔沸点</w:t>
-      </w:r>
-      <w:r>
-        <w:rPr>
-          <w:rFonts w:hint="eastAsia" w:ascii="Times New Roman" w:hAnsi="Times New Roman" w:eastAsia="Times New Roman" w:cs="Times New Roman"/>
-        </w:rPr>
-        <w:t>、</w:t>
-      </w:r>
-      <w:r>
-        <w:rPr>
-          <w:rFonts w:hint="eastAsia" w:ascii="Times New Roman" w:hAnsi="Times New Roman" w:eastAsia="FangSong" w:cs="Times New Roman"/>
-        </w:rPr>
-        <w:t>原子半径</w:t>
-      </w:r>
-      <w:r>
-        <w:rPr>
-          <w:rFonts w:hint="eastAsia" w:ascii="Times New Roman" w:hAnsi="Times New Roman" w:eastAsia="Times New Roman" w:cs="Times New Roman"/>
-        </w:rPr>
-        <w:t>、</w:t>
-      </w:r>
-      <w:r>
-        <w:rPr>
-          <w:rFonts w:hint="eastAsia" w:ascii="Times New Roman" w:hAnsi="Times New Roman" w:eastAsia="FangSong" w:cs="Times New Roman"/>
-        </w:rPr>
-        <w:t>晶体密度</w:t>
-      </w:r>
-      <w:r>
-        <w:rPr>
-          <w:rFonts w:hint="eastAsia" w:ascii="Times New Roman" w:hAnsi="Times New Roman" w:eastAsia="Times New Roman" w:cs="Times New Roman"/>
-        </w:rPr>
-        <w:t>、</w:t>
-      </w:r>
-      <w:r>
-        <w:rPr>
-          <w:rFonts w:hint="eastAsia" w:ascii="Times New Roman" w:hAnsi="Times New Roman" w:eastAsia="FangSong" w:cs="Times New Roman"/>
-        </w:rPr>
-        <w:t>第一电离能</w:t>
-      </w:r>
-      <w:r>
-        <w:rPr>
-          <w:rFonts w:hint="eastAsia" w:ascii="Times New Roman" w:hAnsi="Times New Roman" w:eastAsia="Times New Roman" w:cs="Times New Roman"/>
-        </w:rPr>
-        <w:t>。</w:t>
-      </w:r>
-    </w:p>
-    <w:p>
-      <w:pPr>
-        <w:pStyle w:val="BodyText"/>
-      </w:pPr>
-      <w:r>
-        <w:rPr>
-          <w:rFonts w:ascii="Times New Roman" w:hAnsi="Times New Roman" w:eastAsia="Times New Roman" w:cs="Times New Roman"/>
-        </w:rPr>
-        <w:t xml:space="preserve">15-3 </w:t>
-      </w:r>
-      <w:r>
-        <w:rPr>
-          <w:rFonts w:hint="eastAsia" w:ascii="Times New Roman" w:hAnsi="Times New Roman" w:eastAsia="Times New Roman" w:cs="Times New Roman"/>
-        </w:rPr>
-        <w:t>VIA</w:t>
-      </w:r>
-      <w:r>
-        <w:rPr>
-          <w:rFonts w:hint="eastAsia" w:ascii="Times New Roman" w:hAnsi="Times New Roman" w:eastAsia="FangSong" w:cs="Times New Roman"/>
-        </w:rPr>
-        <w:t>族元素中</w:t>
-      </w:r>
-      <w:r>
-        <w:rPr>
-          <w:rFonts w:hint="eastAsia" w:ascii="Times New Roman" w:hAnsi="Times New Roman" w:eastAsia="Times New Roman" w:cs="Times New Roman"/>
-        </w:rPr>
-        <w:t>，</w:t>
-      </w:r>
-      <w:r>
-        <w:rPr>
-          <w:rFonts w:hint="eastAsia" w:ascii="Times New Roman" w:hAnsi="Times New Roman" w:eastAsia="FangSong" w:cs="Times New Roman"/>
-        </w:rPr>
-        <w:t>以下哪一个随着周期数增加的变化不是单调的</w:t>
-      </w:r>
-      <w:r>
-        <w:rPr>
-          <w:rFonts w:hint="eastAsia" w:ascii="Times New Roman" w:hAnsi="Times New Roman" w:eastAsia="Times New Roman" w:cs="Times New Roman"/>
-        </w:rPr>
-        <w:t>？</w:t>
-      </w:r>
-      <w:r>
-        <w:rPr>
-          <w:rFonts w:hint="eastAsia" w:ascii="Times New Roman" w:hAnsi="Times New Roman" w:eastAsia="FangSong" w:cs="Times New Roman"/>
-        </w:rPr>
-        <w:t>说明推测理由</w:t>
-      </w:r>
-      <w:r>
-        <w:rPr>
-          <w:rFonts w:hint="eastAsia" w:ascii="Times New Roman" w:hAnsi="Times New Roman" w:eastAsia="Times New Roman" w:cs="Times New Roman"/>
-        </w:rPr>
-        <w:t>。</w:t>
-      </w:r>
-    </w:p>
-    <w:p>
-      <w:pPr>
-        <w:pStyle w:val="BodyText"/>
-      </w:pPr>
-      <w:r>
-        <w:rPr>
-          <w:rFonts w:hint="eastAsia" w:ascii="Times New Roman" w:hAnsi="Times New Roman" w:eastAsia="FangSong" w:cs="Times New Roman"/>
-        </w:rPr>
-        <w:t>供选择项</w:t>
-      </w:r>
-      <w:r>
-        <w:rPr>
-          <w:rFonts w:hint="eastAsia" w:ascii="Times New Roman" w:hAnsi="Times New Roman" w:eastAsia="Times New Roman" w:cs="Times New Roman"/>
-        </w:rPr>
-        <w:t>：</w:t>
-      </w:r>
-      <w:r>
-        <w:rPr>
-          <w:rFonts w:hint="eastAsia" w:ascii="Times New Roman" w:hAnsi="Times New Roman" w:eastAsia="FangSong" w:cs="Times New Roman"/>
-        </w:rPr>
-        <w:t>第一电离能</w:t>
-      </w:r>
-      <w:r>
-        <w:rPr>
-          <w:rFonts w:hint="eastAsia" w:ascii="Times New Roman" w:hAnsi="Times New Roman" w:eastAsia="Times New Roman" w:cs="Times New Roman"/>
-        </w:rPr>
-        <w:t>、</w:t>
-      </w:r>
-      <w:r>
-        <w:rPr>
-          <w:rFonts w:hint="eastAsia" w:ascii="Times New Roman" w:hAnsi="Times New Roman" w:eastAsia="FangSong" w:cs="Times New Roman"/>
-        </w:rPr>
-        <w:t>电子亲和能</w:t>
-      </w:r>
-      <w:r>
-        <w:rPr>
-          <w:rFonts w:hint="eastAsia" w:ascii="Times New Roman" w:hAnsi="Times New Roman" w:eastAsia="Times New Roman" w:cs="Times New Roman"/>
-        </w:rPr>
-        <w:t>、</w:t>
-      </w:r>
-      <w:r>
-        <w:rPr>
-          <w:rFonts w:hint="eastAsia" w:ascii="Times New Roman" w:hAnsi="Times New Roman" w:eastAsia="FangSong" w:cs="Times New Roman"/>
-        </w:rPr>
-        <w:t>简单阴离子的水合能</w:t>
-      </w:r>
-      <w:r>
-        <w:rPr>
-          <w:rFonts w:hint="eastAsia" w:ascii="Times New Roman" w:hAnsi="Times New Roman" w:eastAsia="Times New Roman" w:cs="Times New Roman"/>
-        </w:rPr>
-        <w:t>。</w:t>
-      </w:r>
-    </w:p>
-    <w:p>
-      <w:pPr>
-        <w:pStyle w:val="BodyText"/>
-      </w:pPr>
-      <w:r>
-        <w:rPr>
-          <w:rFonts w:ascii="Times New Roman" w:hAnsi="Times New Roman" w:eastAsia="Times New Roman" w:cs="Times New Roman"/>
-        </w:rPr>
-        <w:t xml:space="preserve">15-4 </w:t>
-      </w:r>
-      <w:r>
-        <w:rPr>
-          <w:rFonts w:hint="eastAsia" w:ascii="Times New Roman" w:hAnsi="Times New Roman" w:eastAsia="FangSong" w:cs="Times New Roman"/>
-        </w:rPr>
-        <w:t>对卤族元素</w:t>
-      </w:r>
-      <w:r>
-        <w:rPr>
-          <w:rFonts w:hint="eastAsia" w:ascii="Times New Roman" w:hAnsi="Times New Roman" w:eastAsia="Times New Roman" w:cs="Times New Roman"/>
-        </w:rPr>
-        <w:t>，</w:t>
-      </w:r>
-      <w:r>
-        <w:rPr>
-          <w:rFonts w:hint="eastAsia" w:ascii="Times New Roman" w:hAnsi="Times New Roman" w:eastAsia="FangSong" w:cs="Times New Roman"/>
-        </w:rPr>
-        <w:t>随着原子序数增加</w:t>
-      </w:r>
-      <w:r>
-        <w:rPr>
-          <w:rFonts w:hint="eastAsia" w:ascii="Times New Roman" w:hAnsi="Times New Roman" w:eastAsia="Times New Roman" w:cs="Times New Roman"/>
-        </w:rPr>
-        <w:t>，</w:t>
-      </w:r>
-      <w:r>
-        <w:rPr>
-          <w:rFonts w:hint="eastAsia" w:ascii="Times New Roman" w:hAnsi="Times New Roman" w:eastAsia="FangSong" w:cs="Times New Roman"/>
-        </w:rPr>
-        <w:t>以下何者的递变不是单调的</w:t>
-      </w:r>
-      <w:r>
-        <w:rPr>
-          <w:rFonts w:hint="eastAsia" w:ascii="Times New Roman" w:hAnsi="Times New Roman" w:eastAsia="Times New Roman" w:cs="Times New Roman"/>
-        </w:rPr>
-        <w:t>？</w:t>
-      </w:r>
-      <w:r>
-        <w:rPr>
-          <w:rFonts w:hint="eastAsia" w:ascii="Times New Roman" w:hAnsi="Times New Roman" w:eastAsia="FangSong" w:cs="Times New Roman"/>
-        </w:rPr>
-        <w:t>说明为何不单调</w:t>
-      </w:r>
-      <w:r>
-        <w:rPr>
-          <w:rFonts w:hint="eastAsia" w:ascii="Times New Roman" w:hAnsi="Times New Roman" w:eastAsia="Times New Roman" w:cs="Times New Roman"/>
-        </w:rPr>
-        <w:t>。</w:t>
-      </w:r>
-    </w:p>
-    <w:p>
-      <w:pPr>
-        <w:pStyle w:val="BodyText"/>
-      </w:pPr>
-      <w:r>
-        <w:rPr>
-          <w:rFonts w:hint="eastAsia" w:ascii="Times New Roman" w:hAnsi="Times New Roman" w:eastAsia="FangSong" w:cs="Times New Roman"/>
-        </w:rPr>
-        <w:t>供选择项</w:t>
-      </w:r>
-      <w:r>
-        <w:rPr>
-          <w:rFonts w:hint="eastAsia" w:ascii="Times New Roman" w:hAnsi="Times New Roman" w:eastAsia="Times New Roman" w:cs="Times New Roman"/>
-        </w:rPr>
-        <w:t>：</w:t>
-      </w:r>
-      <w:r>
-        <w:rPr>
-          <w:rFonts w:hint="eastAsia" w:ascii="Times New Roman" w:hAnsi="Times New Roman" w:eastAsia="FangSong" w:cs="Times New Roman"/>
-        </w:rPr>
-        <w:t>负离子半径</w:t>
-      </w:r>
-      <w:r>
-        <w:rPr>
-          <w:rFonts w:hint="eastAsia" w:ascii="Times New Roman" w:hAnsi="Times New Roman" w:eastAsia="Times New Roman" w:cs="Times New Roman"/>
-        </w:rPr>
-        <w:t>、</w:t>
-      </w:r>
-      <w:r>
-        <w:rPr>
-          <w:rFonts w:hint="eastAsia" w:ascii="Times New Roman" w:hAnsi="Times New Roman" w:eastAsia="FangSong" w:cs="Times New Roman"/>
-        </w:rPr>
-        <w:t>电负性</w:t>
-      </w:r>
-      <w:r>
-        <w:rPr>
-          <w:rFonts w:hint="eastAsia" w:ascii="Times New Roman" w:hAnsi="Times New Roman" w:eastAsia="Times New Roman" w:cs="Times New Roman"/>
-        </w:rPr>
-        <w:t>、</w:t>
-      </w:r>
-      <w:r>
-        <w:rPr>
-          <w:rFonts w:hint="eastAsia" w:ascii="Times New Roman" w:hAnsi="Times New Roman" w:eastAsia="FangSong" w:cs="Times New Roman"/>
-        </w:rPr>
-        <w:t>单质熔沸点</w:t>
-      </w:r>
-      <w:r>
-        <w:rPr>
-          <w:rFonts w:hint="eastAsia" w:ascii="Times New Roman" w:hAnsi="Times New Roman" w:eastAsia="Times New Roman" w:cs="Times New Roman"/>
-        </w:rPr>
-        <w:t>、</w:t>
-      </w:r>
-      <w:r>
-        <w:rPr>
-          <w:rFonts w:hint="eastAsia" w:ascii="Times New Roman" w:hAnsi="Times New Roman" w:eastAsia="FangSong" w:cs="Times New Roman"/>
-        </w:rPr>
-        <w:t>单质键能</w:t>
-      </w:r>
-      <w:r>
-        <w:rPr>
-          <w:rFonts w:hint="eastAsia" w:ascii="Times New Roman" w:hAnsi="Times New Roman" w:eastAsia="Times New Roman" w:cs="Times New Roman"/>
-        </w:rPr>
-        <w:t>。</w:t>
-      </w:r>
-    </w:p>
-    <w:p>
-      <w:pPr>
-        <w:pStyle w:val="BodyText"/>
-      </w:pPr>
-      <w:r>
-        <w:rPr>
-          <w:rFonts w:ascii="Times New Roman" w:hAnsi="Times New Roman" w:eastAsia="Times New Roman" w:cs="Times New Roman"/>
-        </w:rPr>
-        <w:t xml:space="preserve">15-5 </w:t>
-      </w:r>
-      <w:r>
-        <w:rPr>
-          <w:rFonts w:hint="eastAsia" w:ascii="Times New Roman" w:hAnsi="Times New Roman" w:eastAsia="FangSong" w:cs="Times New Roman"/>
-        </w:rPr>
-        <w:t>铁系元素</w:t>
-      </w:r>
-      <w:r>
-        <w:rPr>
-          <w:rFonts w:hint="eastAsia" w:ascii="Times New Roman" w:hAnsi="Times New Roman" w:eastAsia="Times New Roman" w:cs="Times New Roman"/>
-        </w:rPr>
-        <w:t>(Fe、Co、Ni)</w:t>
-      </w:r>
-      <w:r>
-        <w:rPr>
-          <w:rFonts w:hint="eastAsia" w:ascii="Times New Roman" w:hAnsi="Times New Roman" w:eastAsia="FangSong" w:cs="Times New Roman"/>
-        </w:rPr>
-        <w:t>按原子序数变大的顺序熔点递减</w:t>
-      </w:r>
-      <w:r>
-        <w:rPr>
-          <w:rFonts w:hint="eastAsia" w:ascii="Times New Roman" w:hAnsi="Times New Roman" w:eastAsia="Times New Roman" w:cs="Times New Roman"/>
-        </w:rPr>
-        <w:t>。</w:t>
-      </w:r>
-      <w:r>
-        <w:rPr>
-          <w:rFonts w:hint="eastAsia" w:ascii="Times New Roman" w:hAnsi="Times New Roman" w:eastAsia="FangSong" w:cs="Times New Roman"/>
-        </w:rPr>
-        <w:t>请你考虑它们的原子结构</w:t>
-      </w:r>
-      <w:r>
-        <w:rPr>
-          <w:rFonts w:hint="eastAsia" w:ascii="Times New Roman" w:hAnsi="Times New Roman" w:eastAsia="Times New Roman" w:cs="Times New Roman"/>
-        </w:rPr>
-        <w:t>，</w:t>
-      </w:r>
-      <w:r>
-        <w:rPr>
-          <w:rFonts w:hint="eastAsia" w:ascii="Times New Roman" w:hAnsi="Times New Roman" w:eastAsia="FangSong" w:cs="Times New Roman"/>
-        </w:rPr>
-        <w:t>从电子排布和金属键的角度给出一个可能的解释</w:t>
-      </w:r>
-      <w:r>
-        <w:rPr>
-          <w:rFonts w:hint="eastAsia" w:ascii="Times New Roman" w:hAnsi="Times New Roman" w:eastAsia="Times New Roman" w:cs="Times New Roman"/>
-        </w:rPr>
-        <w:t>。</w:t>
-      </w:r>
-    </w:p>
-    <w:p>
-      <w:pPr>
-        <w:spacing w:before="160" w:after="80"/>
-      </w:pPr>
-      <w:r>
-        <w:pict>
-          <v:rect style="width:0;height:1.5pt" o:hralign="center" o:hrstd="t" o:hr="t"/>
-        </w:pict>
-      </w:r>
-    </w:p>
-    <w:bookmarkEnd w:id="25"/>
-    <w:bookmarkStart w:id="26" w:name="第12题"/>
-    <w:p>
-      <w:pPr>
-        <w:pStyle w:val="Heading3"/>
-        <w:spacing w:before="280" w:after="120"/>
-      </w:pPr>
-      <w:r>
-        <w:rPr>
-          <w:rFonts w:hint="eastAsia" w:ascii="Times New Roman" w:hAnsi="Times New Roman" w:eastAsia="SimHei" w:cs="Times New Roman"/>
-        </w:rPr>
-        <w:t>第</w:t>
-      </w:r>
-      <w:r>
-        <w:rPr>
-          <w:rFonts w:hint="eastAsia" w:ascii="Times New Roman" w:hAnsi="Times New Roman" w:eastAsia="Times New Roman" w:cs="Times New Roman"/>
-        </w:rPr>
-        <w:t>12</w:t>
-      </w:r>
-      <w:r>
-        <w:rPr>
-          <w:rFonts w:hint="eastAsia" w:ascii="Times New Roman" w:hAnsi="Times New Roman" w:eastAsia="SimHei" w:cs="Times New Roman"/>
-        </w:rPr>
-        <w:t>题</w:t>
-      </w:r>
-    </w:p>
-    <w:p>
-      <w:pPr>
-        <w:pStyle w:val="FirstParagraph"/>
-      </w:pPr>
-      <w:r>
-        <w:rPr>
-          <w:rFonts w:ascii="Times New Roman" w:hAnsi="Times New Roman" w:eastAsia="Times New Roman" w:cs="Times New Roman"/>
-        </w:rPr>
-        <w:t xml:space="preserve">16 4f </w:t>
-      </w:r>
-      <w:r>
-        <w:rPr>
-          <w:rFonts w:hint="eastAsia" w:ascii="Times New Roman" w:hAnsi="Times New Roman" w:eastAsia="FangSong" w:cs="Times New Roman"/>
-        </w:rPr>
-        <w:t xml:space="preserve">轨道中</w:t>
+        <w:t>其中</w:t>
+      </w:r>
+      <w:r>
+        <w:rPr>
+          <w:rFonts w:ascii="Times New Roman" w:hAnsi="Times New Roman" w:eastAsia="Times New Roman" w:cs="Times New Roman"/>
+        </w:rPr>
+        <w:t xml:space="preserve"> 1 </w:t>
+      </w:r>
+      <w:r>
+        <w:rPr>
+          <w:rFonts w:hint="eastAsia" w:ascii="Times New Roman" w:hAnsi="Times New Roman" w:eastAsia="FangSong" w:cs="Times New Roman"/>
+        </w:rPr>
+        <w:t xml:space="preserve">个原子经</w:t>
       </w:r>
       <w:r>
         <w:rPr>
@@ -6909,27 +7217,9 @@
         <w:t xml:space="preserve"> </w:t>
       </w:r>
       <m:oMath>
-        <m:sSub>
-          <m:e>
-            <m:r>
-              <m:t>f</m:t>
-            </m:r>
-          </m:e>
-          <m:sub>
-            <m:sSup>
-              <m:e>
-                <m:r>
-                  <m:t>z</m:t>
-                </m:r>
-              </m:e>
-              <m:sup>
-                <m:r>
-                  <m:t>3</m:t>
-                </m:r>
-              </m:sup>
-            </m:sSup>
-          </m:sub>
-        </m:sSub>
+        <m:r>
+          <m:t>p</m:t>
+        </m:r>
       </m:oMath>
       <w:r>
         <w:rPr>
@@ -6941,7 +7231,30 @@
         <w:rPr>
           <w:rFonts w:hint="eastAsia" w:ascii="Times New Roman" w:hAnsi="Times New Roman" w:eastAsia="FangSong" w:cs="Times New Roman"/>
         </w:rPr>
-        <w:t xml:space="preserve">轨道的角向函数为</w:t>
+        <w:t xml:space="preserve">次</w:t>
+      </w:r>
+      <w:r>
+        <w:rPr>
+          <w:rFonts w:ascii="Times New Roman" w:hAnsi="Times New Roman" w:eastAsia="Times New Roman" w:cs="Times New Roman"/>
+        </w:rPr>
+        <w:t xml:space="preserve"> </w:t>
+      </w:r>
+      <m:oMath>
+        <m:r>
+          <m:t>a</m:t>
+        </m:r>
+      </m:oMath>
+      <w:r>
+        <w:rPr>
+          <w:rFonts w:ascii="Times New Roman" w:hAnsi="Times New Roman" w:eastAsia="Times New Roman" w:cs="Times New Roman"/>
+        </w:rPr>
+        <w:t xml:space="preserve"> </w:t>
+      </w:r>
+      <w:r>
+        <w:rPr>
+          <w:rFonts w:hint="eastAsia" w:ascii="Times New Roman" w:hAnsi="Times New Roman" w:eastAsia="FangSong" w:cs="Times New Roman"/>
+        </w:rPr>
+        <w:t xml:space="preserve">衰变得到</w:t>
       </w:r>
       <w:r>
         <w:rPr>
@@ -6958,87 +7271,30 @@
             </w:rPr>
           </m:ctrlPr>
         </m:oMathPr>
-        <m:r>
-          <m:t>Y</m:t>
-        </m:r>
-        <m:r>
-          <m:rPr>
-            <m:sty m:val="p"/>
-          </m:rPr>
-          <m:t>∝</m:t>
-        </m:r>
-        <m:f>
-          <m:fPr>
-            <m:type m:val="bar"/>
-          </m:fPr>
-          <m:num>
-            <m:r>
-              <m:t>z</m:t>
-            </m:r>
-            <m:r>
-              <m:rPr>
-                <m:sty m:val="p"/>
-              </m:rPr>
-              <m:t>(</m:t>
-            </m:r>
-            <m:r>
-              <m:t>5</m:t>
-            </m:r>
-            <m:sSup>
-              <m:e>
-                <m:r>
-                  <m:t>z</m:t>
-                </m:r>
-              </m:e>
-              <m:sup>
-                <m:r>
-                  <m:t>3</m:t>
-                </m:r>
-              </m:sup>
-            </m:sSup>
-            <m:r>
-              <m:rPr>
-                <m:sty m:val="p"/>
-              </m:rPr>
-              <m:t>−</m:t>
-            </m:r>
-            <m:r>
-              <m:t>3</m:t>
-            </m:r>
-            <m:sSup>
-              <m:e>
-                <m:r>
-                  <m:t>r</m:t>
-                </m:r>
-              </m:e>
-              <m:sup>
-                <m:r>
-                  <m:t>2</m:t>
-                </m:r>
-              </m:sup>
-            </m:sSup>
-            <m:r>
-              <m:rPr>
-                <m:sty m:val="p"/>
-              </m:rPr>
-              <m:t>)</m:t>
-            </m:r>
-          </m:num>
-          <m:den>
-            <m:sSup>
-              <m:e>
-                <m:r>
-                  <m:t>r</m:t>
-                </m:r>
-              </m:e>
-              <m:sup>
-                <m:r>
-                  <m:t>3</m:t>
-                </m:r>
-              </m:sup>
-            </m:sSup>
-          </m:den>
-        </m:f>
+        <m:sSup>
+          <m:e>
+            <m:r>
+              <m:t>​</m:t>
+            </m:r>
+          </m:e>
+          <m:sup>
+            <m:r>
+              <m:t>270</m:t>
+            </m:r>
+          </m:sup>
+        </m:sSup>
+        <m:r>
+          <m:rPr>
+            <m:sty m:val="p"/>
+          </m:rPr>
+          <m:t>D</m:t>
+        </m:r>
+        <m:r>
+          <m:rPr>
+            <m:sty m:val="p"/>
+          </m:rPr>
+          <m:t>b</m:t>
+        </m:r>
       </m:oMath>
       <w:r>
         <w:rPr>
@@ -7048,220 +7304,73 @@
       </w:r>
       <w:r>
         <w:rPr>
-          <w:rFonts w:hint="eastAsia" w:ascii="Times New Roman" w:hAnsi="Times New Roman" w:eastAsia="Times New Roman" w:cs="Times New Roman"/>
-        </w:rPr>
-        <w:t>，</w:t>
-      </w:r>
-      <w:r>
-        <w:rPr>
-          <w:rFonts w:hint="eastAsia" w:ascii="Times New Roman" w:hAnsi="Times New Roman" w:eastAsia="FangSong" w:cs="Times New Roman"/>
-        </w:rPr>
-        <w:t>式中</w:t>
-      </w:r>
-      <w:r>
-        <w:rPr>
-          <w:rFonts w:ascii="Times New Roman" w:hAnsi="Times New Roman" w:eastAsia="Times New Roman" w:cs="Times New Roman"/>
-        </w:rPr>
-        <w:t xml:space="preserve"> r </w:t>
-      </w:r>
-      <w:r>
-        <w:rPr>
-          <w:rFonts w:hint="eastAsia" w:ascii="Times New Roman" w:hAnsi="Times New Roman" w:eastAsia="FangSong" w:cs="Times New Roman"/>
-        </w:rPr>
-        <w:t>代表相应点到原点</w:t>
-      </w:r>
-      <w:r>
-        <w:rPr>
-          <w:rFonts w:hint="eastAsia" w:ascii="Times New Roman" w:hAnsi="Times New Roman" w:eastAsia="Times New Roman" w:cs="Times New Roman"/>
-        </w:rPr>
-        <w:t>(</w:t>
-      </w:r>
-      <w:r>
-        <w:rPr>
-          <w:rFonts w:hint="eastAsia" w:ascii="Times New Roman" w:hAnsi="Times New Roman" w:eastAsia="FangSong" w:cs="Times New Roman"/>
-        </w:rPr>
-        <w:t>原子核</w:t>
-      </w:r>
-      <w:r>
-        <w:rPr>
-          <w:rFonts w:hint="eastAsia" w:ascii="Times New Roman" w:hAnsi="Times New Roman" w:eastAsia="Times New Roman" w:cs="Times New Roman"/>
-        </w:rPr>
-        <w:t>)</w:t>
-      </w:r>
-      <w:r>
-        <w:rPr>
-          <w:rFonts w:hint="eastAsia" w:ascii="Times New Roman" w:hAnsi="Times New Roman" w:eastAsia="FangSong" w:cs="Times New Roman"/>
-        </w:rPr>
-        <w:t>的距离</w:t>
-      </w:r>
-      <w:r>
-        <w:rPr>
-          <w:rFonts w:hint="eastAsia" w:ascii="Times New Roman" w:hAnsi="Times New Roman" w:eastAsia="Times New Roman" w:cs="Times New Roman"/>
-        </w:rPr>
-        <w:t>。</w:t>
-      </w:r>
-      <w:r>
-        <w:rPr>
-          <w:rFonts w:hint="eastAsia" w:ascii="Times New Roman" w:hAnsi="Times New Roman" w:eastAsia="FangSong" w:cs="Times New Roman"/>
-        </w:rPr>
-        <w:t>指出该</w:t>
-      </w:r>
-      <w:r>
-        <w:rPr>
-          <w:rFonts w:ascii="Times New Roman" w:hAnsi="Times New Roman" w:eastAsia="Times New Roman" w:cs="Times New Roman"/>
-        </w:rPr>
-        <w:t xml:space="preserve"> 4f </w:t>
-      </w:r>
-      <w:r>
-        <w:rPr>
-          <w:rFonts w:hint="eastAsia" w:ascii="Times New Roman" w:hAnsi="Times New Roman" w:eastAsia="FangSong" w:cs="Times New Roman"/>
-        </w:rPr>
-        <w:t>原子轨道有几个径向节面</w:t>
-      </w:r>
-      <w:r>
-        <w:rPr>
-          <w:rFonts w:hint="eastAsia" w:ascii="Times New Roman" w:hAnsi="Times New Roman" w:eastAsia="Times New Roman" w:cs="Times New Roman"/>
-        </w:rPr>
-        <w:t>，</w:t>
-      </w:r>
-      <w:r>
-        <w:rPr>
-          <w:rFonts w:hint="eastAsia" w:ascii="Times New Roman" w:hAnsi="Times New Roman" w:eastAsia="FangSong" w:cs="Times New Roman"/>
-        </w:rPr>
-        <w:t>有几个角向节面</w:t>
-      </w:r>
-      <w:r>
-        <w:rPr>
-          <w:rFonts w:hint="eastAsia" w:ascii="Times New Roman" w:hAnsi="Times New Roman" w:eastAsia="Times New Roman" w:cs="Times New Roman"/>
-        </w:rPr>
-        <w:t>。</w:t>
-      </w:r>
-      <w:r>
-        <w:rPr>
-          <w:rFonts w:hint="eastAsia" w:ascii="Times New Roman" w:hAnsi="Times New Roman" w:eastAsia="FangSong" w:cs="Times New Roman"/>
-        </w:rPr>
-        <w:t>写出角向节面的表达式并画出该轨道的简图</w:t>
-      </w:r>
-      <w:r>
-        <w:rPr>
-          <w:rFonts w:hint="eastAsia" w:ascii="Times New Roman" w:hAnsi="Times New Roman" w:eastAsia="Times New Roman" w:cs="Times New Roman"/>
-        </w:rPr>
-        <w:t>。(</w:t>
-      </w:r>
-      <w:r>
-        <w:rPr>
-          <w:rFonts w:hint="eastAsia" w:ascii="Times New Roman" w:hAnsi="Times New Roman" w:eastAsia="FangSong" w:cs="Times New Roman"/>
-        </w:rPr>
-        <w:t>提示</w:t>
-      </w:r>
-      <w:r>
-        <w:rPr>
-          <w:rFonts w:hint="eastAsia" w:ascii="Times New Roman" w:hAnsi="Times New Roman" w:eastAsia="Times New Roman" w:cs="Times New Roman"/>
-        </w:rPr>
-        <w:t>：</w:t>
-      </w:r>
-      <w:r>
-        <w:rPr>
-          <w:rFonts w:hint="eastAsia" w:ascii="Times New Roman" w:hAnsi="Times New Roman" w:eastAsia="FangSong" w:cs="Times New Roman"/>
-        </w:rPr>
-        <w:t>节面是指波函数为</w:t>
-      </w:r>
-      <w:r>
-        <w:rPr>
-          <w:rFonts w:ascii="Times New Roman" w:hAnsi="Times New Roman" w:eastAsia="Times New Roman" w:cs="Times New Roman"/>
-        </w:rPr>
-        <w:t xml:space="preserve"> 0 </w:t>
-      </w:r>
-      <w:r>
-        <w:rPr>
-          <w:rFonts w:hint="eastAsia" w:ascii="Times New Roman" w:hAnsi="Times New Roman" w:eastAsia="FangSong" w:cs="Times New Roman"/>
-        </w:rPr>
-        <w:t>的几何点的集合</w:t>
-      </w:r>
-      <w:r>
-        <w:rPr>
-          <w:rFonts w:hint="eastAsia" w:ascii="Times New Roman" w:hAnsi="Times New Roman" w:eastAsia="Times New Roman" w:cs="Times New Roman"/>
-        </w:rPr>
-        <w:t>。)</w:t>
-      </w:r>
-    </w:p>
-    <w:p>
-      <w:pPr>
-        <w:spacing w:before="160" w:after="80"/>
-      </w:pPr>
-      <w:r>
-        <w:pict>
-          <v:rect style="width:0;height:1.5pt" o:hralign="center" o:hrstd="t" o:hr="t"/>
-        </w:pict>
-      </w:r>
-    </w:p>
-    <w:bookmarkEnd w:id="26"/>
-    <w:bookmarkStart w:id="27" w:name="第13题"/>
-    <w:p>
-      <w:pPr>
-        <w:pStyle w:val="Heading3"/>
-        <w:spacing w:before="280" w:after="120"/>
-      </w:pPr>
-      <w:r>
-        <w:rPr>
-          <w:rFonts w:hint="eastAsia" w:ascii="Times New Roman" w:hAnsi="Times New Roman" w:eastAsia="SimHei" w:cs="Times New Roman"/>
-        </w:rPr>
-        <w:t>第</w:t>
-      </w:r>
-      <w:r>
-        <w:rPr>
-          <w:rFonts w:hint="eastAsia" w:ascii="Times New Roman" w:hAnsi="Times New Roman" w:eastAsia="Times New Roman" w:cs="Times New Roman"/>
-        </w:rPr>
-        <w:t>13</w:t>
-      </w:r>
-      <w:r>
-        <w:rPr>
-          <w:rFonts w:hint="eastAsia" w:ascii="Times New Roman" w:hAnsi="Times New Roman" w:eastAsia="SimHei" w:cs="Times New Roman"/>
-        </w:rPr>
-        <w:t>题</w:t>
-      </w:r>
-    </w:p>
-    <w:p>
-      <w:pPr>
-        <w:pStyle w:val="FirstParagraph"/>
-      </w:pPr>
-      <w:r>
-        <w:rPr>
-          <w:rFonts w:hint="eastAsia" w:ascii="Times New Roman" w:hAnsi="Times New Roman" w:eastAsia="FangSong" w:cs="Times New Roman"/>
-          <w:b/>
-          <w:bCs/>
-        </w:rPr>
-        <w:t xml:space="preserve">题目</w:t>
-      </w:r>
-      <w:r>
-        <w:rPr>
-          <w:rFonts w:hint="eastAsia" w:ascii="Times New Roman" w:hAnsi="Times New Roman" w:eastAsia="Times New Roman" w:cs="Times New Roman"/>
-        </w:rPr>
-        <w:t xml:space="preserve">：</w:t>
-      </w:r>
-      <w:r>
-        <w:rPr>
-          <w:rFonts w:ascii="Times New Roman" w:hAnsi="Times New Roman" w:eastAsia="Times New Roman" w:cs="Times New Roman"/>
-        </w:rPr>
-        <w:t xml:space="preserve"> </w:t>
-      </w:r>
-      <w:r>
-        <w:rPr>
-          <w:rFonts w:hint="eastAsia" w:ascii="Times New Roman" w:hAnsi="Times New Roman" w:eastAsia="FangSong" w:cs="Times New Roman"/>
-        </w:rPr>
-        <w:t>人工载氧体</w:t>
-      </w:r>
-      <w:r>
-        <w:rPr>
-          <w:rFonts w:hint="eastAsia" w:ascii="Times New Roman" w:hAnsi="Times New Roman" w:eastAsia="Times New Roman" w:cs="Times New Roman"/>
-        </w:rPr>
-        <w:t>B</w:t>
-      </w:r>
-      <w:r>
-        <w:rPr>
-          <w:rFonts w:hint="eastAsia" w:ascii="Times New Roman" w:hAnsi="Times New Roman" w:eastAsia="FangSong" w:cs="Times New Roman"/>
-        </w:rPr>
-        <w:t>的化学式为</w:t>
+          <w:rFonts w:hint="eastAsia" w:ascii="Times New Roman" w:hAnsi="Times New Roman" w:eastAsia="FangSong" w:cs="Times New Roman"/>
+        </w:rPr>
+        <w:t>后发生裂变</w:t>
+      </w:r>
+      <w:r>
+        <w:rPr>
+          <w:rFonts w:hint="eastAsia" w:ascii="Times New Roman" w:hAnsi="Times New Roman" w:eastAsia="Times New Roman" w:cs="Times New Roman"/>
+        </w:rPr>
+        <w:t>;5</w:t>
+      </w:r>
+      <w:r>
+        <w:rPr>
+          <w:rFonts w:ascii="Times New Roman" w:hAnsi="Times New Roman" w:eastAsia="Times New Roman" w:cs="Times New Roman"/>
+        </w:rPr>
+        <w:t xml:space="preserve"> </w:t>
+      </w:r>
+      <w:r>
+        <w:rPr>
+          <w:rFonts w:hint="eastAsia" w:ascii="Times New Roman" w:hAnsi="Times New Roman" w:eastAsia="FangSong" w:cs="Times New Roman"/>
+        </w:rPr>
+        <w:t xml:space="preserve">个原子则经</w:t>
+      </w:r>
+      <w:r>
+        <w:rPr>
+          <w:rFonts w:ascii="Times New Roman" w:hAnsi="Times New Roman" w:eastAsia="Times New Roman" w:cs="Times New Roman"/>
+        </w:rPr>
+        <w:t xml:space="preserve"> </w:t>
+      </w:r>
+      <m:oMath>
+        <m:r>
+          <m:t>q</m:t>
+        </m:r>
+      </m:oMath>
+      <w:r>
+        <w:rPr>
+          <w:rFonts w:ascii="Times New Roman" w:hAnsi="Times New Roman" w:eastAsia="Times New Roman" w:cs="Times New Roman"/>
+        </w:rPr>
+        <w:t xml:space="preserve"> </w:t>
+      </w:r>
+      <w:r>
+        <w:rPr>
+          <w:rFonts w:hint="eastAsia" w:ascii="Times New Roman" w:hAnsi="Times New Roman" w:eastAsia="FangSong" w:cs="Times New Roman"/>
+        </w:rPr>
+        <w:t xml:space="preserve">次</w:t>
+      </w:r>
+      <w:r>
+        <w:rPr>
+          <w:rFonts w:ascii="Times New Roman" w:hAnsi="Times New Roman" w:eastAsia="Times New Roman" w:cs="Times New Roman"/>
+        </w:rPr>
+        <w:t xml:space="preserve"> </w:t>
+      </w:r>
+      <m:oMath>
+        <m:r>
+          <m:t>a</m:t>
+        </m:r>
+      </m:oMath>
+      <w:r>
+        <w:rPr>
+          <w:rFonts w:ascii="Times New Roman" w:hAnsi="Times New Roman" w:eastAsia="Times New Roman" w:cs="Times New Roman"/>
+        </w:rPr>
+        <w:t xml:space="preserve"> </w:t>
+      </w:r>
+      <w:r>
+        <w:rPr>
+          <w:rFonts w:hint="eastAsia" w:ascii="Times New Roman" w:hAnsi="Times New Roman" w:eastAsia="FangSong" w:cs="Times New Roman"/>
+        </w:rPr>
+        <w:t xml:space="preserve">衰变得到</w:t>
       </w:r>
       <w:r>
         <w:rPr>
@@ -7278,293 +7387,15 @@
             </w:rPr>
           </m:ctrlPr>
         </m:oMathPr>
-        <m:r>
-          <m:rPr>
-            <m:sty m:val="p"/>
-          </m:rPr>
-          <m:t>C</m:t>
-        </m:r>
-        <m:r>
-          <m:rPr>
-            <m:sty m:val="p"/>
-          </m:rPr>
-          <m:t>o</m:t>
-        </m:r>
-        <m:r>
-          <m:rPr>
-            <m:sty m:val="p"/>
-          </m:rPr>
-          <m:t>(</m:t>
-        </m:r>
-        <m:r>
-          <m:rPr>
-            <m:sty m:val="p"/>
-          </m:rPr>
-          <m:t>b</m:t>
-        </m:r>
-        <m:r>
-          <m:rPr>
-            <m:sty m:val="p"/>
-          </m:rPr>
-          <m:t>z</m:t>
-        </m:r>
-        <m:r>
-          <m:rPr>
-            <m:sty m:val="p"/>
-          </m:rPr>
-          <m:t>a</m:t>
-        </m:r>
-        <m:r>
-          <m:rPr>
-            <m:sty m:val="p"/>
-          </m:rPr>
-          <m:t>c</m:t>
-        </m:r>
-        <m:r>
-          <m:rPr>
-            <m:sty m:val="p"/>
-          </m:rPr>
-          <m:t>e</m:t>
-        </m:r>
-        <m:r>
-          <m:rPr>
-            <m:sty m:val="p"/>
-          </m:rPr>
-          <m:t>n</m:t>
-        </m:r>
-        <m:r>
-          <m:rPr>
-            <m:sty m:val="p"/>
-          </m:rPr>
-          <m:t>)</m:t>
-        </m:r>
-        <m:r>
-          <m:rPr>
-            <m:sty m:val="p"/>
-          </m:rPr>
-          <m:t>p</m:t>
-        </m:r>
-        <m:r>
-          <m:rPr>
-            <m:sty m:val="p"/>
-          </m:rPr>
-          <m:t>y</m:t>
-        </m:r>
-        <m:sSub>
-          <m:e>
-            <m:r>
-              <m:rPr>
-                <m:sty m:val="p"/>
-              </m:rPr>
-              <m:t>O</m:t>
-            </m:r>
-          </m:e>
-          <m:sub>
-            <m:r>
-              <m:rPr>
-                <m:sty m:val="p"/>
-              </m:rPr>
-              <m:t>2</m:t>
-            </m:r>
-          </m:sub>
-        </m:sSub>
-      </m:oMath>
-      <w:r>
-        <w:rPr>
-          <w:rFonts w:ascii="Times New Roman" w:hAnsi="Times New Roman" w:eastAsia="Times New Roman" w:cs="Times New Roman"/>
-        </w:rPr>
-        <w:t xml:space="preserve"> </w:t>
-      </w:r>
-      <w:r>
-        <w:rPr>
-          <w:rFonts w:ascii="Times New Roman" w:hAnsi="Times New Roman" w:eastAsia="Times New Roman" w:cs="Times New Roman"/>
-        </w:rPr>
-        <w:t xml:space="preserve">, </w:t>
-      </w:r>
-      <w:r>
-        <w:rPr>
-          <w:rFonts w:hint="eastAsia" w:ascii="Times New Roman" w:hAnsi="Times New Roman" w:eastAsia="FangSong" w:cs="Times New Roman"/>
-        </w:rPr>
-        <w:t xml:space="preserve">其中</w:t>
-      </w:r>
-      <w:r>
-        <w:rPr>
-          <w:rFonts w:ascii="Times New Roman" w:hAnsi="Times New Roman" w:eastAsia="Times New Roman" w:cs="Times New Roman"/>
-        </w:rPr>
-        <w:t xml:space="preserve"> py </w:t>
-      </w:r>
-      <w:r>
-        <w:rPr>
-          <w:rFonts w:hint="eastAsia" w:ascii="Times New Roman" w:hAnsi="Times New Roman" w:eastAsia="FangSong" w:cs="Times New Roman"/>
-        </w:rPr>
-        <w:t xml:space="preserve">是吡啶</w:t>
-      </w:r>
-      <w:r>
-        <w:rPr>
-          <w:rFonts w:ascii="Times New Roman" w:hAnsi="Times New Roman" w:eastAsia="Times New Roman" w:cs="Times New Roman"/>
-        </w:rPr>
-        <w:t xml:space="preserve"> </w:t>
-      </w:r>
-      <m:oMath>
-        <m:oMathPr>
-          <m:ctrlPr>
-            <w:rPr>
-              <w:sz w:val="28"/>
-              <w:szCs w:val="28"/>
-            </w:rPr>
-          </m:ctrlPr>
-        </m:oMathPr>
-        <m:r>
-          <m:rPr>
-            <m:sty m:val="p"/>
-          </m:rPr>
-          <m:t>(</m:t>
-        </m:r>
-        <m:sSub>
-          <m:e>
-            <m:r>
-              <m:rPr>
-                <m:sty m:val="p"/>
-              </m:rPr>
-              <m:t>C</m:t>
-            </m:r>
-          </m:e>
-          <m:sub>
-            <m:r>
-              <m:t>5</m:t>
-            </m:r>
-          </m:sub>
-        </m:sSub>
-        <m:sSub>
-          <m:e>
-            <m:r>
-              <m:rPr>
-                <m:sty m:val="p"/>
-              </m:rPr>
-              <m:t>H</m:t>
-            </m:r>
-          </m:e>
-          <m:sub>
-            <m:r>
-              <m:t>5</m:t>
-            </m:r>
-          </m:sub>
-        </m:sSub>
-        <m:r>
-          <m:rPr>
-            <m:sty m:val="p"/>
-          </m:rPr>
-          <m:t>N</m:t>
-        </m:r>
-        <m:r>
-          <m:rPr>
-            <m:sty m:val="p"/>
-          </m:rPr>
-          <m:t>)</m:t>
-        </m:r>
-      </m:oMath>
-      <w:r>
-        <w:rPr>
-          <w:rFonts w:ascii="Times New Roman" w:hAnsi="Times New Roman" w:eastAsia="Times New Roman" w:cs="Times New Roman"/>
-        </w:rPr>
-        <w:t xml:space="preserve"> </w:t>
-      </w:r>
-      <w:r>
-        <w:rPr>
-          <w:rFonts w:ascii="Times New Roman" w:hAnsi="Times New Roman" w:eastAsia="Times New Roman" w:cs="Times New Roman"/>
-        </w:rPr>
-        <w:t xml:space="preserve">, bzacen </w:t>
-      </w:r>
-      <w:r>
-        <w:rPr>
-          <w:rFonts w:hint="eastAsia" w:ascii="Times New Roman" w:hAnsi="Times New Roman" w:eastAsia="FangSong" w:cs="Times New Roman"/>
-        </w:rPr>
-        <w:t xml:space="preserve">是四齿配体</w:t>
-      </w:r>
-      <w:r>
-        <w:rPr>
-          <w:rFonts w:ascii="Times New Roman" w:hAnsi="Times New Roman" w:eastAsia="Times New Roman" w:cs="Times New Roman"/>
-        </w:rPr>
-        <w:t xml:space="preserve"> </w:t>
-      </w:r>
-      <m:oMath>
-        <m:oMathPr>
-          <m:ctrlPr>
-            <w:rPr>
-              <w:sz w:val="28"/>
-              <w:szCs w:val="28"/>
-            </w:rPr>
-          </m:ctrlPr>
-        </m:oMathPr>
-        <m:r>
-          <m:rPr>
-            <m:sty m:val="p"/>
-          </m:rPr>
-          <m:t>[</m:t>
-        </m:r>
-        <m:sSub>
-          <m:e>
-            <m:r>
-              <m:rPr>
-                <m:sty m:val="p"/>
-              </m:rPr>
-              <m:t>C</m:t>
-            </m:r>
-          </m:e>
-          <m:sub>
-            <m:r>
-              <m:t>6</m:t>
-            </m:r>
-          </m:sub>
-        </m:sSub>
-        <m:sSub>
-          <m:e>
-            <m:r>
-              <m:rPr>
-                <m:sty m:val="p"/>
-              </m:rPr>
-              <m:t>H</m:t>
-            </m:r>
-          </m:e>
-          <m:sub>
-            <m:r>
-              <m:t>5</m:t>
-            </m:r>
-          </m:sub>
-        </m:sSub>
-        <m:r>
-          <m:rPr>
-            <m:sty m:val="p"/>
-          </m:rPr>
-          <m:t>−</m:t>
-        </m:r>
-        <m:r>
-          <m:rPr>
-            <m:sty m:val="p"/>
-          </m:rPr>
-          <m:t>C</m:t>
-        </m:r>
-        <m:r>
-          <m:rPr>
-            <m:sty m:val="p"/>
-          </m:rPr>
-          <m:t>(</m:t>
-        </m:r>
         <m:sSup>
           <m:e>
             <m:r>
-              <m:rPr>
-                <m:sty m:val="p"/>
-              </m:rPr>
-              <m:t>O</m:t>
+              <m:t>​</m:t>
             </m:r>
           </m:e>
           <m:sup>
             <m:r>
-              <m:rPr>
-                <m:sty m:val="p"/>
-              </m:rPr>
-              <m:t>−</m:t>
+              <m:t>281</m:t>
             </m:r>
           </m:sup>
         </m:sSup>
@@ -7572,125 +7403,14 @@
           <m:rPr>
             <m:sty m:val="p"/>
           </m:rPr>
-          <m:t>)</m:t>
-        </m:r>
-        <m:r>
-          <m:rPr>
-            <m:sty m:val="p"/>
-          </m:rPr>
-          <m:t>=</m:t>
-        </m:r>
-        <m:r>
-          <m:rPr>
-            <m:sty m:val="p"/>
-          </m:rPr>
-          <m:t>C</m:t>
-        </m:r>
-        <m:r>
-          <m:rPr>
-            <m:sty m:val="p"/>
-          </m:rPr>
-          <m:t>H</m:t>
-        </m:r>
-        <m:r>
-          <m:rPr>
-            <m:sty m:val="p"/>
-          </m:rPr>
-          <m:t>−</m:t>
-        </m:r>
-        <m:r>
-          <m:rPr>
-            <m:sty m:val="p"/>
-          </m:rPr>
-          <m:t>C</m:t>
-        </m:r>
-        <m:r>
-          <m:rPr>
-            <m:sty m:val="p"/>
-          </m:rPr>
-          <m:t>(</m:t>
-        </m:r>
-        <m:sSub>
-          <m:e>
-            <m:r>
-              <m:rPr>
-                <m:sty m:val="p"/>
-              </m:rPr>
-              <m:t>C</m:t>
-            </m:r>
-            <m:r>
-              <m:rPr>
-                <m:sty m:val="p"/>
-              </m:rPr>
-              <m:t>H</m:t>
-            </m:r>
-          </m:e>
-          <m:sub>
-            <m:r>
-              <m:t>3</m:t>
-            </m:r>
-          </m:sub>
-        </m:sSub>
-        <m:r>
-          <m:rPr>
-            <m:sty m:val="p"/>
-          </m:rPr>
-          <m:t>)</m:t>
-        </m:r>
-        <m:r>
-          <m:rPr>
-            <m:sty m:val="p"/>
-          </m:rPr>
-          <m:t>=</m:t>
-        </m:r>
-        <m:sSub>
-          <m:e>
-            <m:r>
-              <m:rPr>
-                <m:sty m:val="p"/>
-              </m:rPr>
-              <m:t>N</m:t>
-            </m:r>
-            <m:r>
-              <m:rPr>
-                <m:sty m:val="p"/>
-              </m:rPr>
-              <m:t>C</m:t>
-            </m:r>
-            <m:r>
-              <m:rPr>
-                <m:sty m:val="p"/>
-              </m:rPr>
-              <m:t>H</m:t>
-            </m:r>
-          </m:e>
-          <m:sub>
-            <m:r>
-              <m:t>2</m:t>
-            </m:r>
-          </m:sub>
-        </m:sSub>
-        <m:r>
-          <m:rPr>
-            <m:sty m:val="p"/>
-          </m:rPr>
-          <m:t>−</m:t>
-        </m:r>
-        <m:sSub>
-          <m:e>
-            <m:r>
-              <m:rPr>
-                <m:sty m:val="p"/>
-              </m:rPr>
-              <m:t>]</m:t>
-            </m:r>
-          </m:e>
-          <m:sub>
-            <m:r>
-              <m:t>2</m:t>
-            </m:r>
-          </m:sub>
-        </m:sSub>
+          <m:t>R</m:t>
+        </m:r>
+        <m:r>
+          <m:rPr>
+            <m:sty m:val="p"/>
+          </m:rPr>
+          <m:t>g</m:t>
+        </m:r>
       </m:oMath>
       <w:r>
         <w:rPr>
@@ -7700,33 +7420,9 @@
       </w:r>
       <w:r>
         <w:rPr>
-          <w:rFonts w:hint="eastAsia" w:ascii="Times New Roman" w:hAnsi="Times New Roman" w:eastAsia="Times New Roman" w:cs="Times New Roman"/>
-        </w:rPr>
-        <w:t>。B</w:t>
-      </w:r>
-      <w:r>
-        <w:rPr>
-          <w:rFonts w:hint="eastAsia" w:ascii="Times New Roman" w:hAnsi="Times New Roman" w:eastAsia="FangSong" w:cs="Times New Roman"/>
-        </w:rPr>
-        <w:t>具有室温吸氧</w:t>
-      </w:r>
-      <w:r>
-        <w:rPr>
-          <w:rFonts w:hint="eastAsia" w:ascii="Times New Roman" w:hAnsi="Times New Roman" w:eastAsia="Times New Roman" w:cs="Times New Roman"/>
-        </w:rPr>
-        <w:t>,</w:t>
-      </w:r>
-      <w:r>
-        <w:rPr>
-          <w:rFonts w:ascii="Times New Roman" w:hAnsi="Times New Roman" w:eastAsia="Times New Roman" w:cs="Times New Roman"/>
-        </w:rPr>
-        <w:t xml:space="preserve"> </w:t>
-      </w:r>
-      <w:r>
-        <w:rPr>
-          <w:rFonts w:hint="eastAsia" w:ascii="Times New Roman" w:hAnsi="Times New Roman" w:eastAsia="FangSong" w:cs="Times New Roman"/>
-        </w:rPr>
-        <w:t>加热脱氧的功能</w:t>
+          <w:rFonts w:hint="eastAsia" w:ascii="Times New Roman" w:hAnsi="Times New Roman" w:eastAsia="FangSong" w:cs="Times New Roman"/>
+        </w:rPr>
+        <w:t>后发生裂变</w:t>
       </w:r>
       <w:r>
         <w:rPr>
@@ -7738,19 +7434,43 @@
         <w:rPr>
           <w:rFonts w:hint="eastAsia" w:ascii="Times New Roman" w:hAnsi="Times New Roman" w:eastAsia="FangSong" w:cs="Times New Roman"/>
         </w:rPr>
-        <w:t>请画出</w:t>
-      </w:r>
-      <w:r>
-        <w:rPr>
-          <w:rFonts w:hint="eastAsia" w:ascii="Times New Roman" w:hAnsi="Times New Roman" w:eastAsia="Times New Roman" w:cs="Times New Roman"/>
-        </w:rPr>
-        <w:t>B</w:t>
-      </w:r>
-      <w:r>
-        <w:rPr>
-          <w:rFonts w:hint="eastAsia" w:ascii="Times New Roman" w:hAnsi="Times New Roman" w:eastAsia="FangSong" w:cs="Times New Roman"/>
-        </w:rPr>
-        <w:t>的结构简图</w:t>
+        <w:t>用元素周期表上的第</w:t>
+      </w:r>
+      <w:r>
+        <w:rPr>
+          <w:rFonts w:ascii="Times New Roman" w:hAnsi="Times New Roman" w:eastAsia="Times New Roman" w:cs="Times New Roman"/>
+        </w:rPr>
+        <w:t xml:space="preserve"> 117 </w:t>
+      </w:r>
+      <w:r>
+        <w:rPr>
+          <w:rFonts w:hint="eastAsia" w:ascii="Times New Roman" w:hAnsi="Times New Roman" w:eastAsia="FangSong" w:cs="Times New Roman"/>
+        </w:rPr>
+        <w:t>号元素符号</w:t>
+      </w:r>
+      <w:r>
+        <w:rPr>
+          <w:rFonts w:hint="eastAsia" w:ascii="Times New Roman" w:hAnsi="Times New Roman" w:eastAsia="Times New Roman" w:cs="Times New Roman"/>
+        </w:rPr>
+        <w:t>，</w:t>
+      </w:r>
+      <w:r>
+        <w:rPr>
+          <w:rFonts w:hint="eastAsia" w:ascii="Times New Roman" w:hAnsi="Times New Roman" w:eastAsia="FangSong" w:cs="Times New Roman"/>
+        </w:rPr>
+        <w:t>写出得到第</w:t>
+      </w:r>
+      <w:r>
+        <w:rPr>
+          <w:rFonts w:ascii="Times New Roman" w:hAnsi="Times New Roman" w:eastAsia="Times New Roman" w:cs="Times New Roman"/>
+        </w:rPr>
+        <w:t xml:space="preserve"> 117 </w:t>
+      </w:r>
+      <w:r>
+        <w:rPr>
+          <w:rFonts w:hint="eastAsia" w:ascii="Times New Roman" w:hAnsi="Times New Roman" w:eastAsia="FangSong" w:cs="Times New Roman"/>
+        </w:rPr>
+        <w:t>号元素的核反应方程式</w:t>
       </w:r>
       <w:r>
         <w:rPr>
@@ -7762,55 +7482,13 @@
         <w:rPr>
           <w:rFonts w:hint="eastAsia" w:ascii="Times New Roman" w:hAnsi="Times New Roman" w:eastAsia="FangSong" w:cs="Times New Roman"/>
         </w:rPr>
-        <w:t>明确表明</w:t>
-      </w:r>
-      <w:r>
-        <w:rPr>
-          <w:rFonts w:hint="eastAsia" w:ascii="Times New Roman" w:hAnsi="Times New Roman" w:eastAsia="Times New Roman" w:cs="Times New Roman"/>
-        </w:rPr>
-        <w:t>O-O</w:t>
-      </w:r>
-      <w:r>
-        <w:rPr>
-          <w:rFonts w:hint="eastAsia" w:ascii="Times New Roman" w:hAnsi="Times New Roman" w:eastAsia="FangSong" w:cs="Times New Roman"/>
-        </w:rPr>
-        <w:t>与金属离子间的空间关系</w:t>
-      </w:r>
-      <w:r>
-        <w:rPr>
-          <w:rFonts w:hint="eastAsia" w:ascii="Times New Roman" w:hAnsi="Times New Roman" w:eastAsia="Times New Roman" w:cs="Times New Roman"/>
-        </w:rPr>
-        <w:t>),</w:t>
-      </w:r>
-      <w:r>
-        <w:rPr>
-          <w:rFonts w:ascii="Times New Roman" w:hAnsi="Times New Roman" w:eastAsia="Times New Roman" w:cs="Times New Roman"/>
-        </w:rPr>
-        <w:t xml:space="preserve"> </w:t>
-      </w:r>
-      <w:r>
-        <w:rPr>
-          <w:rFonts w:hint="eastAsia" w:ascii="Times New Roman" w:hAnsi="Times New Roman" w:eastAsia="FangSong" w:cs="Times New Roman"/>
-        </w:rPr>
-        <w:t>并判断其与氧气</w:t>
-      </w:r>
-      <w:r>
-        <w:rPr>
-          <w:rFonts w:hint="eastAsia" w:ascii="Times New Roman" w:hAnsi="Times New Roman" w:eastAsia="Times New Roman" w:cs="Times New Roman"/>
-        </w:rPr>
-        <w:t>O-O</w:t>
-      </w:r>
-      <w:r>
-        <w:rPr>
-          <w:rFonts w:hint="eastAsia" w:ascii="Times New Roman" w:hAnsi="Times New Roman" w:eastAsia="FangSong" w:cs="Times New Roman"/>
-        </w:rPr>
-        <w:t>键长的大小关系</w:t>
-      </w:r>
-      <w:r>
-        <w:rPr>
-          <w:rFonts w:hint="eastAsia" w:ascii="Times New Roman" w:hAnsi="Times New Roman" w:eastAsia="Times New Roman" w:cs="Times New Roman"/>
-        </w:rPr>
-        <w:t>。</w:t>
+        <w:t>在元素符号的左上角和左下角分别标出质量数和原子序数</w:t>
+      </w:r>
+      <w:r>
+        <w:rPr>
+          <w:rFonts w:hint="eastAsia" w:ascii="Times New Roman" w:hAnsi="Times New Roman" w:eastAsia="Times New Roman" w:cs="Times New Roman"/>
+        </w:rPr>
+        <w:t>)。</w:t>
       </w:r>
     </w:p>
     <w:p>
@@ -7819,10 +7497,397 @@
       </w:pPr>
       <w:r>
         <w:rPr>
+          <w:rFonts w:ascii="Times New Roman" w:hAnsi="Times New Roman" w:eastAsia="Times New Roman" w:cs="Times New Roman"/>
+        </w:rPr>
+        <w:t xml:space="preserve">2-2 </w:t>
+      </w:r>
+      <w:r>
+        <w:rPr>
+          <w:rFonts w:hint="eastAsia" w:ascii="Times New Roman" w:hAnsi="Times New Roman" w:eastAsia="FangSong" w:cs="Times New Roman"/>
+        </w:rPr>
+        <w:t>现代原子结构理论认为</w:t>
+      </w:r>
+      <w:r>
+        <w:rPr>
+          <w:rFonts w:hint="eastAsia" w:ascii="Times New Roman" w:hAnsi="Times New Roman" w:eastAsia="Times New Roman" w:cs="Times New Roman"/>
+        </w:rPr>
+        <w:t>，</w:t>
+      </w:r>
+      <w:r>
+        <w:rPr>
+          <w:rFonts w:hint="eastAsia" w:ascii="Times New Roman" w:hAnsi="Times New Roman" w:eastAsia="FangSong" w:cs="Times New Roman"/>
+        </w:rPr>
+        <w:t>在同一电子上</w:t>
+      </w:r>
+      <w:r>
+        <w:rPr>
+          <w:rFonts w:hint="eastAsia" w:ascii="Times New Roman" w:hAnsi="Times New Roman" w:eastAsia="Times New Roman" w:cs="Times New Roman"/>
+        </w:rPr>
+        <w:t>，</w:t>
+      </w:r>
+      <w:r>
+        <w:rPr>
+          <w:rFonts w:hint="eastAsia" w:ascii="Times New Roman" w:hAnsi="Times New Roman" w:eastAsia="FangSong" w:cs="Times New Roman"/>
+        </w:rPr>
+        <w:t>可有</w:t>
+      </w:r>
+      <w:r>
+        <w:rPr>
+          <w:rFonts w:ascii="Times New Roman" w:hAnsi="Times New Roman" w:eastAsia="Times New Roman" w:cs="Times New Roman"/>
+        </w:rPr>
+        <w:t xml:space="preserve"> s、p、d、f、g、h </w:t>
+      </w:r>
+      <w:r>
+        <w:rPr>
+          <w:rFonts w:hint="eastAsia" w:ascii="Times New Roman" w:hAnsi="Times New Roman" w:eastAsia="FangSong" w:cs="Times New Roman"/>
+        </w:rPr>
+        <w:t>等亚层</w:t>
+      </w:r>
+      <w:r>
+        <w:rPr>
+          <w:rFonts w:hint="eastAsia" w:ascii="Times New Roman" w:hAnsi="Times New Roman" w:eastAsia="Times New Roman" w:cs="Times New Roman"/>
+        </w:rPr>
+        <w:t>，</w:t>
+      </w:r>
+      <w:r>
+        <w:rPr>
+          <w:rFonts w:hint="eastAsia" w:ascii="Times New Roman" w:hAnsi="Times New Roman" w:eastAsia="FangSong" w:cs="Times New Roman"/>
+        </w:rPr>
+        <w:t>各亚层分别有</w:t>
+      </w:r>
+      <w:r>
+        <w:rPr>
+          <w:rFonts w:ascii="Times New Roman" w:hAnsi="Times New Roman" w:eastAsia="Times New Roman" w:cs="Times New Roman"/>
+        </w:rPr>
+        <w:t xml:space="preserve"> </w:t>
+      </w:r>
+      <w:r>
+        <w:rPr>
+          <w:rFonts w:hint="eastAsia" w:ascii="Times New Roman" w:hAnsi="Times New Roman" w:eastAsia="Times New Roman" w:cs="Times New Roman"/>
+        </w:rPr>
+        <w:t>1、3、5……</w:t>
+      </w:r>
+      <w:r>
+        <w:rPr>
+          <w:rFonts w:hint="eastAsia" w:ascii="Times New Roman" w:hAnsi="Times New Roman" w:eastAsia="FangSong" w:cs="Times New Roman"/>
+        </w:rPr>
+        <w:t>条轨道</w:t>
+      </w:r>
+      <w:r>
+        <w:rPr>
+          <w:rFonts w:hint="eastAsia" w:ascii="Times New Roman" w:hAnsi="Times New Roman" w:eastAsia="Times New Roman" w:cs="Times New Roman"/>
+        </w:rPr>
+        <w:t>。</w:t>
+      </w:r>
+      <w:r>
+        <w:rPr>
+          <w:rFonts w:hint="eastAsia" w:ascii="Times New Roman" w:hAnsi="Times New Roman" w:eastAsia="FangSong" w:cs="Times New Roman"/>
+        </w:rPr>
+        <w:t>试根据电子填入轨道的顺序预测</w:t>
+      </w:r>
+      <w:r>
+        <w:rPr>
+          <w:rFonts w:hint="eastAsia" w:ascii="Times New Roman" w:hAnsi="Times New Roman" w:eastAsia="Times New Roman" w:cs="Times New Roman"/>
+        </w:rPr>
+        <w:t>：</w:t>
+      </w:r>
+    </w:p>
+    <w:p>
+      <w:pPr>
+        <w:pStyle w:val="BodyText"/>
+      </w:pPr>
+      <w:r>
+        <w:rPr>
+          <w:rFonts w:ascii="Times New Roman" w:hAnsi="Times New Roman" w:eastAsia="Times New Roman" w:cs="Times New Roman"/>
+        </w:rPr>
+        <w:t xml:space="preserve">2-2-1 </w:t>
+      </w:r>
+      <w:r>
+        <w:rPr>
+          <w:rFonts w:hint="eastAsia" w:ascii="Times New Roman" w:hAnsi="Times New Roman" w:eastAsia="FangSong" w:cs="Times New Roman"/>
+        </w:rPr>
+        <w:t>填满第八电子层</w:t>
+      </w:r>
+      <w:r>
+        <w:rPr>
+          <w:rFonts w:hint="eastAsia" w:ascii="Times New Roman" w:hAnsi="Times New Roman" w:eastAsia="Times New Roman" w:cs="Times New Roman"/>
+        </w:rPr>
+        <w:t>，</w:t>
+      </w:r>
+      <w:r>
+        <w:rPr>
+          <w:rFonts w:hint="eastAsia" w:ascii="Times New Roman" w:hAnsi="Times New Roman" w:eastAsia="FangSong" w:cs="Times New Roman"/>
+        </w:rPr>
+        <w:t>第八电子层应填多少种元素</w:t>
+      </w:r>
+      <w:r>
+        <w:rPr>
+          <w:rFonts w:hint="eastAsia" w:ascii="Times New Roman" w:hAnsi="Times New Roman" w:eastAsia="Times New Roman" w:cs="Times New Roman"/>
+        </w:rPr>
+        <w:t>？</w:t>
+      </w:r>
+    </w:p>
+    <w:p>
+      <w:pPr>
+        <w:pStyle w:val="BodyText"/>
+      </w:pPr>
+      <w:r>
+        <w:rPr>
+          <w:rFonts w:ascii="Times New Roman" w:hAnsi="Times New Roman" w:eastAsia="Times New Roman" w:cs="Times New Roman"/>
+        </w:rPr>
+        <w:t xml:space="preserve">2-2-2 </w:t>
+      </w:r>
+      <w:r>
+        <w:rPr>
+          <w:rFonts w:hint="eastAsia" w:ascii="Times New Roman" w:hAnsi="Times New Roman" w:eastAsia="FangSong" w:cs="Times New Roman"/>
+        </w:rPr>
+        <w:t xml:space="preserve">原子核外出现第一个</w:t>
+      </w:r>
+      <w:r>
+        <w:rPr>
+          <w:rFonts w:ascii="Times New Roman" w:hAnsi="Times New Roman" w:eastAsia="Times New Roman" w:cs="Times New Roman"/>
+        </w:rPr>
+        <w:t xml:space="preserve"> 6f </w:t>
+      </w:r>
+      <w:r>
+        <w:rPr>
+          <w:rFonts w:hint="eastAsia" w:ascii="Times New Roman" w:hAnsi="Times New Roman" w:eastAsia="FangSong" w:cs="Times New Roman"/>
+        </w:rPr>
+        <w:t>电子的元素的原子有多少个质子</w:t>
+      </w:r>
+      <w:r>
+        <w:rPr>
+          <w:rFonts w:hint="eastAsia" w:ascii="Times New Roman" w:hAnsi="Times New Roman" w:eastAsia="Times New Roman" w:cs="Times New Roman"/>
+        </w:rPr>
+        <w:t>？</w:t>
+      </w:r>
+    </w:p>
+    <w:p>
+      <w:pPr>
+        <w:pStyle w:val="BodyText"/>
+      </w:pPr>
+      <w:r>
+        <w:rPr>
+          <w:rFonts w:ascii="Times New Roman" w:hAnsi="Times New Roman" w:eastAsia="Times New Roman" w:cs="Times New Roman"/>
+        </w:rPr>
+        <w:t xml:space="preserve">2-2-3 </w:t>
+      </w:r>
+      <w:r>
+        <w:rPr>
+          <w:rFonts w:hint="eastAsia" w:ascii="Times New Roman" w:hAnsi="Times New Roman" w:eastAsia="FangSong" w:cs="Times New Roman"/>
+        </w:rPr>
+        <w:t xml:space="preserve">根据</w:t>
+      </w:r>
+      <w:r>
+        <w:rPr>
+          <w:rFonts w:ascii="Times New Roman" w:hAnsi="Times New Roman" w:eastAsia="Times New Roman" w:cs="Times New Roman"/>
+        </w:rPr>
+        <w:t xml:space="preserve"> </w:t>
+      </w:r>
+      <w:r>
+        <w:rPr>
+          <w:rFonts w:hint="eastAsia" w:ascii="Times New Roman" w:hAnsi="Times New Roman" w:eastAsia="Times New Roman" w:cs="Times New Roman"/>
+        </w:rPr>
+        <w:t>“</w:t>
+      </w:r>
+      <w:r>
+        <w:rPr>
+          <w:rFonts w:hint="eastAsia" w:ascii="Times New Roman" w:hAnsi="Times New Roman" w:eastAsia="FangSong" w:cs="Times New Roman"/>
+        </w:rPr>
+        <w:t>稳定岛</w:t>
+      </w:r>
+      <w:r>
+        <w:rPr>
+          <w:rFonts w:hint="eastAsia" w:ascii="Times New Roman" w:hAnsi="Times New Roman" w:eastAsia="Times New Roman" w:cs="Times New Roman"/>
+        </w:rPr>
+        <w:t>”</w:t>
+      </w:r>
+      <w:r>
+        <w:rPr>
+          <w:rFonts w:ascii="Times New Roman" w:hAnsi="Times New Roman" w:eastAsia="Times New Roman" w:cs="Times New Roman"/>
+        </w:rPr>
+        <w:t xml:space="preserve"> </w:t>
+      </w:r>
+      <w:r>
+        <w:rPr>
+          <w:rFonts w:hint="eastAsia" w:ascii="Times New Roman" w:hAnsi="Times New Roman" w:eastAsia="FangSong" w:cs="Times New Roman"/>
+        </w:rPr>
+        <w:t>假说</w:t>
+      </w:r>
+      <w:r>
+        <w:rPr>
+          <w:rFonts w:hint="eastAsia" w:ascii="Times New Roman" w:hAnsi="Times New Roman" w:eastAsia="Times New Roman" w:cs="Times New Roman"/>
+        </w:rPr>
+        <w:t>，</w:t>
+      </w:r>
+      <w:r>
+        <w:rPr>
+          <w:rFonts w:hint="eastAsia" w:ascii="Times New Roman" w:hAnsi="Times New Roman" w:eastAsia="FangSong" w:cs="Times New Roman"/>
+        </w:rPr>
+        <w:t>第</w:t>
+      </w:r>
+      <w:r>
+        <w:rPr>
+          <w:rFonts w:ascii="Times New Roman" w:hAnsi="Times New Roman" w:eastAsia="Times New Roman" w:cs="Times New Roman"/>
+        </w:rPr>
+        <w:t xml:space="preserve"> 114 </w:t>
+      </w:r>
+      <w:r>
+        <w:rPr>
+          <w:rFonts w:hint="eastAsia" w:ascii="Times New Roman" w:hAnsi="Times New Roman" w:eastAsia="FangSong" w:cs="Times New Roman"/>
+        </w:rPr>
+        <w:t>号元素有一种稳定同位素</w:t>
+      </w:r>
+      <w:r>
+        <w:rPr>
+          <w:rFonts w:hint="eastAsia" w:ascii="Times New Roman" w:hAnsi="Times New Roman" w:eastAsia="Times New Roman" w:cs="Times New Roman"/>
+        </w:rPr>
+        <w:t>，</w:t>
+      </w:r>
+      <w:r>
+        <w:rPr>
+          <w:rFonts w:hint="eastAsia" w:ascii="Times New Roman" w:hAnsi="Times New Roman" w:eastAsia="FangSong" w:cs="Times New Roman"/>
+        </w:rPr>
+        <w:t>半衰期很长</w:t>
+      </w:r>
+      <w:r>
+        <w:rPr>
+          <w:rFonts w:hint="eastAsia" w:ascii="Times New Roman" w:hAnsi="Times New Roman" w:eastAsia="Times New Roman" w:cs="Times New Roman"/>
+        </w:rPr>
+        <w:t>，</w:t>
+      </w:r>
+      <w:r>
+        <w:rPr>
+          <w:rFonts w:hint="eastAsia" w:ascii="Times New Roman" w:hAnsi="Times New Roman" w:eastAsia="FangSong" w:cs="Times New Roman"/>
+        </w:rPr>
+        <w:t>可能在自然界中找到</w:t>
+      </w:r>
+      <w:r>
+        <w:rPr>
+          <w:rFonts w:hint="eastAsia" w:ascii="Times New Roman" w:hAnsi="Times New Roman" w:eastAsia="Times New Roman" w:cs="Times New Roman"/>
+        </w:rPr>
+        <w:t>。</w:t>
+      </w:r>
+      <w:r>
+        <w:rPr>
+          <w:rFonts w:hint="eastAsia" w:ascii="Times New Roman" w:hAnsi="Times New Roman" w:eastAsia="FangSong" w:cs="Times New Roman"/>
+        </w:rPr>
+        <w:t>试写出第</w:t>
+      </w:r>
+      <w:r>
+        <w:rPr>
+          <w:rFonts w:ascii="Times New Roman" w:hAnsi="Times New Roman" w:eastAsia="Times New Roman" w:cs="Times New Roman"/>
+        </w:rPr>
+        <w:t xml:space="preserve"> 114 </w:t>
+      </w:r>
+      <w:r>
+        <w:rPr>
+          <w:rFonts w:hint="eastAsia" w:ascii="Times New Roman" w:hAnsi="Times New Roman" w:eastAsia="FangSong" w:cs="Times New Roman"/>
+        </w:rPr>
+        <w:t>号元素的特征电子排布式</w:t>
+      </w:r>
+      <w:r>
+        <w:rPr>
+          <w:rFonts w:hint="eastAsia" w:ascii="Times New Roman" w:hAnsi="Times New Roman" w:eastAsia="Times New Roman" w:cs="Times New Roman"/>
+        </w:rPr>
+        <w:t>。</w:t>
+      </w:r>
+    </w:p>
+    <w:p>
+      <w:pPr>
+        <w:spacing w:before="160" w:after="80"/>
+      </w:pPr>
+      <w:r>
+        <w:pict>
+          <v:rect style="width:0;height:1.5pt" o:hralign="center" o:hrstd="t" o:hr="t"/>
+        </w:pict>
+      </w:r>
+    </w:p>
+    <w:bookmarkEnd w:id="26"/>
+    <w:bookmarkStart w:id="27" w:name="第13题"/>
+    <w:p>
+      <w:pPr>
+        <w:pStyle w:val="Heading3"/>
+        <w:spacing w:before="280" w:after="120"/>
+      </w:pPr>
+      <w:r>
+        <w:rPr>
+          <w:rFonts w:hint="eastAsia" w:ascii="Times New Roman" w:hAnsi="Times New Roman" w:eastAsia="SimHei" w:cs="Times New Roman"/>
+        </w:rPr>
+        <w:t>第</w:t>
+      </w:r>
+      <w:r>
+        <w:rPr>
+          <w:rFonts w:hint="eastAsia" w:ascii="Times New Roman" w:hAnsi="Times New Roman" w:eastAsia="Times New Roman" w:cs="Times New Roman"/>
+        </w:rPr>
+        <w:t>13</w:t>
+      </w:r>
+      <w:r>
+        <w:rPr>
+          <w:rFonts w:hint="eastAsia" w:ascii="Times New Roman" w:hAnsi="Times New Roman" w:eastAsia="SimHei" w:cs="Times New Roman"/>
+        </w:rPr>
+        <w:t>题</w:t>
+      </w:r>
+    </w:p>
+    <w:p>
+      <w:pPr>
+        <w:pStyle w:val="FirstParagraph"/>
+      </w:pPr>
+      <w:r>
+        <w:rPr>
           <w:rFonts w:hint="eastAsia" w:ascii="Times New Roman" w:hAnsi="Times New Roman" w:eastAsia="FangSong" w:cs="Times New Roman"/>
           <w:b/>
           <w:bCs/>
         </w:rPr>
+        <w:t xml:space="preserve">题目</w:t>
+      </w:r>
+      <w:r>
+        <w:rPr>
+          <w:rFonts w:hint="eastAsia" w:ascii="Times New Roman" w:hAnsi="Times New Roman" w:eastAsia="Times New Roman" w:cs="Times New Roman"/>
+        </w:rPr>
+        <w:t xml:space="preserve">：</w:t>
+      </w:r>
+      <w:r>
+        <w:rPr>
+          <w:rFonts w:ascii="Times New Roman" w:hAnsi="Times New Roman" w:eastAsia="Times New Roman" w:cs="Times New Roman"/>
+        </w:rPr>
+        <w:t xml:space="preserve"> </w:t>
+      </w:r>
+      <w:r>
+        <w:rPr>
+          <w:rFonts w:hint="eastAsia" w:ascii="Times New Roman" w:hAnsi="Times New Roman" w:eastAsia="FangSong" w:cs="Times New Roman"/>
+        </w:rPr>
+        <w:t>平面四方形的过渡金属氰配离子特别稳定</w:t>
+      </w:r>
+      <w:r>
+        <w:rPr>
+          <w:rFonts w:hint="eastAsia" w:ascii="Times New Roman" w:hAnsi="Times New Roman" w:eastAsia="Times New Roman" w:cs="Times New Roman"/>
+        </w:rPr>
+        <w:t>，</w:t>
+      </w:r>
+      <w:r>
+        <w:rPr>
+          <w:rFonts w:hint="eastAsia" w:ascii="Times New Roman" w:hAnsi="Times New Roman" w:eastAsia="FangSong" w:cs="Times New Roman"/>
+        </w:rPr>
+        <w:t>用价键理论解释这一点</w:t>
+      </w:r>
+      <w:r>
+        <w:rPr>
+          <w:rFonts w:hint="eastAsia" w:ascii="Times New Roman" w:hAnsi="Times New Roman" w:eastAsia="Times New Roman" w:cs="Times New Roman"/>
+        </w:rPr>
+        <w:t>。</w:t>
+      </w:r>
+    </w:p>
+    <w:p>
+      <w:pPr>
+        <w:pStyle w:val="BodyText"/>
+      </w:pPr>
+      <w:r>
+        <w:rPr>
+          <w:rFonts w:hint="eastAsia" w:ascii="Times New Roman" w:hAnsi="Times New Roman" w:eastAsia="FangSong" w:cs="Times New Roman"/>
+          <w:b/>
+          <w:bCs/>
+        </w:rPr>
         <w:t xml:space="preserve">来源</w:t>
       </w:r>
       <w:r>
@@ -7865,7 +7930,7 @@
         <w:rPr>
           <w:rFonts w:ascii="Times New Roman" w:hAnsi="Times New Roman" w:eastAsia="Times New Roman" w:cs="Times New Roman"/>
         </w:rPr>
-        <w:t xml:space="preserve"> §4.2.3 </w:t>
+        <w:t xml:space="preserve"> §4.3.1 </w:t>
       </w:r>
       <w:r>
         <w:rPr>
@@ -7902,152 +7967,6 @@
           <w:rFonts w:hint="eastAsia" w:ascii="Times New Roman" w:hAnsi="Times New Roman" w:eastAsia="Times New Roman" w:cs="Times New Roman"/>
         </w:rPr>
         <w:t>14</w:t>
-      </w:r>
-      <w:r>
-        <w:rPr>
-          <w:rFonts w:hint="eastAsia" w:ascii="Times New Roman" w:hAnsi="Times New Roman" w:eastAsia="SimHei" w:cs="Times New Roman"/>
-        </w:rPr>
-        <w:t>题</w:t>
-      </w:r>
-    </w:p>
-    <w:p>
-      <w:pPr>
-        <w:pStyle w:val="FirstParagraph"/>
-      </w:pPr>
-      <w:r>
-        <w:rPr>
-          <w:rFonts w:hint="eastAsia" w:ascii="Times New Roman" w:hAnsi="Times New Roman" w:eastAsia="FangSong" w:cs="Times New Roman"/>
-          <w:b/>
-          <w:bCs/>
-        </w:rPr>
-        <w:t xml:space="preserve">题目</w:t>
-      </w:r>
-      <w:r>
-        <w:rPr>
-          <w:rFonts w:hint="eastAsia" w:ascii="Times New Roman" w:hAnsi="Times New Roman" w:eastAsia="Times New Roman" w:cs="Times New Roman"/>
-        </w:rPr>
-        <w:t xml:space="preserve">：</w:t>
-      </w:r>
-      <w:r>
-        <w:rPr>
-          <w:rFonts w:ascii="Times New Roman" w:hAnsi="Times New Roman" w:eastAsia="Times New Roman" w:cs="Times New Roman"/>
-        </w:rPr>
-        <w:t xml:space="preserve"> </w:t>
-      </w:r>
-      <w:r>
-        <w:rPr>
-          <w:rFonts w:hint="eastAsia" w:ascii="Times New Roman" w:hAnsi="Times New Roman" w:eastAsia="FangSong" w:cs="Times New Roman"/>
-        </w:rPr>
-        <w:t>平面四方形的过渡金属氰配离子特别稳定</w:t>
-      </w:r>
-      <w:r>
-        <w:rPr>
-          <w:rFonts w:hint="eastAsia" w:ascii="Times New Roman" w:hAnsi="Times New Roman" w:eastAsia="Times New Roman" w:cs="Times New Roman"/>
-        </w:rPr>
-        <w:t>，</w:t>
-      </w:r>
-      <w:r>
-        <w:rPr>
-          <w:rFonts w:hint="eastAsia" w:ascii="Times New Roman" w:hAnsi="Times New Roman" w:eastAsia="FangSong" w:cs="Times New Roman"/>
-        </w:rPr>
-        <w:t>用价键理论解释这一点</w:t>
-      </w:r>
-      <w:r>
-        <w:rPr>
-          <w:rFonts w:hint="eastAsia" w:ascii="Times New Roman" w:hAnsi="Times New Roman" w:eastAsia="Times New Roman" w:cs="Times New Roman"/>
-        </w:rPr>
-        <w:t>。</w:t>
-      </w:r>
-    </w:p>
-    <w:p>
-      <w:pPr>
-        <w:pStyle w:val="BodyText"/>
-      </w:pPr>
-      <w:r>
-        <w:rPr>
-          <w:rFonts w:hint="eastAsia" w:ascii="Times New Roman" w:hAnsi="Times New Roman" w:eastAsia="FangSong" w:cs="Times New Roman"/>
-          <w:b/>
-          <w:bCs/>
-        </w:rPr>
-        <w:t xml:space="preserve">来源</w:t>
-      </w:r>
-      <w:r>
-        <w:rPr>
-          <w:rFonts w:hint="eastAsia" w:ascii="Times New Roman" w:hAnsi="Times New Roman" w:eastAsia="Times New Roman" w:cs="Times New Roman"/>
-        </w:rPr>
-        <w:t>：</w:t>
-      </w:r>
-      <w:r>
-        <w:rPr>
-          <w:rFonts w:hint="eastAsia" w:ascii="Times New Roman" w:hAnsi="Times New Roman" w:eastAsia="FangSong" w:cs="Times New Roman"/>
-        </w:rPr>
-        <w:t>化学竞赛初赛讲义</w:t>
-      </w:r>
-      <w:r>
-        <w:rPr>
-          <w:rFonts w:ascii="Times New Roman" w:hAnsi="Times New Roman" w:eastAsia="Times New Roman" w:cs="Times New Roman"/>
-        </w:rPr>
-        <w:t xml:space="preserve"> </w:t>
-      </w:r>
-      <w:r>
-        <w:rPr>
-          <w:rFonts w:hint="eastAsia" w:ascii="Times New Roman" w:hAnsi="Times New Roman" w:eastAsia="FangSong" w:cs="Times New Roman"/>
-        </w:rPr>
-        <w:t>第</w:t>
-      </w:r>
-      <w:r>
-        <w:rPr>
-          <w:rFonts w:hint="eastAsia" w:ascii="Times New Roman" w:hAnsi="Times New Roman" w:eastAsia="Times New Roman" w:cs="Times New Roman"/>
-        </w:rPr>
-        <w:t>4</w:t>
-      </w:r>
-      <w:r>
-        <w:rPr>
-          <w:rFonts w:hint="eastAsia" w:ascii="Times New Roman" w:hAnsi="Times New Roman" w:eastAsia="FangSong" w:cs="Times New Roman"/>
-        </w:rPr>
-        <w:t>讲</w:t>
-      </w:r>
-      <w:r>
-        <w:rPr>
-          <w:rFonts w:ascii="Times New Roman" w:hAnsi="Times New Roman" w:eastAsia="Times New Roman" w:cs="Times New Roman"/>
-        </w:rPr>
-        <w:t xml:space="preserve"> §4.3.1 </w:t>
-      </w:r>
-      <w:r>
-        <w:rPr>
-          <w:rFonts w:hint="eastAsia" w:ascii="Times New Roman" w:hAnsi="Times New Roman" w:eastAsia="FangSong" w:cs="Times New Roman"/>
-        </w:rPr>
-        <w:t xml:space="preserve">习题</w:t>
-      </w:r>
-    </w:p>
-    <w:p>
-      <w:pPr>
-        <w:spacing w:before="160" w:after="80"/>
-      </w:pPr>
-      <w:r>
-        <w:pict>
-          <v:rect style="width:0;height:1.5pt" o:hralign="center" o:hrstd="t" o:hr="t"/>
-        </w:pict>
-      </w:r>
-    </w:p>
-    <w:bookmarkEnd w:id="28"/>
-    <w:bookmarkStart w:id="29" w:name="第15题"/>
-    <w:p>
-      <w:pPr>
-        <w:pStyle w:val="Heading3"/>
-        <w:spacing w:before="280" w:after="120"/>
-      </w:pPr>
-      <w:r>
-        <w:rPr>
-          <w:rFonts w:hint="eastAsia" w:ascii="Times New Roman" w:hAnsi="Times New Roman" w:eastAsia="SimHei" w:cs="Times New Roman"/>
-        </w:rPr>
-        <w:t>第</w:t>
-      </w:r>
-      <w:r>
-        <w:rPr>
-          <w:rFonts w:hint="eastAsia" w:ascii="Times New Roman" w:hAnsi="Times New Roman" w:eastAsia="Times New Roman" w:cs="Times New Roman"/>
-        </w:rPr>
-        <w:t>15</w:t>
       </w:r>
       <w:r>
         <w:rPr>
@@ -8370,8 +8289,8 @@
         </w:pict>
       </w:r>
     </w:p>
-    <w:bookmarkEnd w:id="29"/>
-    <w:bookmarkStart w:id="33" w:name="第16题"/>
+    <w:bookmarkEnd w:id="28"/>
+    <w:bookmarkStart w:id="32" w:name="第15题"/>
     <w:p>
       <w:pPr>
         <w:pStyle w:val="Heading3"/>
@@ -8387,7 +8306,7 @@
         <w:rPr>
           <w:rFonts w:hint="eastAsia" w:ascii="Times New Roman" w:hAnsi="Times New Roman" w:eastAsia="Times New Roman" w:cs="Times New Roman"/>
         </w:rPr>
-        <w:t>16</w:t>
+        <w:t>15</w:t>
       </w:r>
       <w:r>
         <w:rPr>
@@ -8558,7 +8477,7 @@
         <w:pStyle w:val="Compact"/>
         <w:numPr>
           <w:ilvl w:val="0"/>
-          <w:numId w:val="1009"/>
+          <w:numId w:val="1010"/>
         </w:numPr>
       </w:pPr>
       <w:r>
@@ -8597,7 +8516,7 @@
         <w:pStyle w:val="Compact"/>
         <w:numPr>
           <w:ilvl w:val="0"/>
-          <w:numId w:val="1009"/>
+          <w:numId w:val="1010"/>
         </w:numPr>
       </w:pPr>
       <w:r>
@@ -8700,18 +8619,18 @@
           <wp:inline>
             <wp:extent cx="3600000" cy="2426086"/>
             <wp:effectExtent b="0" l="0" r="0" t="0"/>
-            <wp:docPr descr="" title="" id="31" name="Picture"/>
+            <wp:docPr descr="" title="" id="30" name="Picture"/>
             <a:graphic>
               <a:graphicData uri="http://schemas.openxmlformats.org/drawingml/2006/picture">
                 <pic:pic>
                   <pic:nvPicPr>
-                    <pic:cNvPr descr="7937fa3a4ad6d5d9124ba067bca2710abd9c4ab591c0e70741f298f0452bda78.png" id="32" name="Picture"/>
+                    <pic:cNvPr descr="7937fa3a4ad6d5d9124ba067bca2710abd9c4ab591c0e70741f298f0452bda78.png" id="31" name="Picture"/>
                     <pic:cNvPicPr>
                       <a:picLocks noChangeArrowheads="1" noChangeAspect="1"/>
                     </pic:cNvPicPr>
                   </pic:nvPicPr>
                   <pic:blipFill>
-                    <a:blip r:embed="rId30"/>
+                    <a:blip r:embed="rId29"/>
                     <a:stretch>
                       <a:fillRect/>
                     </a:stretch>
@@ -8736,6 +8655,261 @@
             </a:graphic>
           </wp:inline>
         </w:drawing>
+      </w:r>
+    </w:p>
+    <w:p>
+      <w:pPr>
+        <w:spacing w:before="160" w:after="80"/>
+      </w:pPr>
+      <w:r>
+        <w:pict>
+          <v:rect style="width:0;height:1.5pt" o:hralign="center" o:hrstd="t" o:hr="t"/>
+        </w:pict>
+      </w:r>
+    </w:p>
+    <w:bookmarkEnd w:id="32"/>
+    <w:bookmarkStart w:id="33" w:name="第16题"/>
+    <w:p>
+      <w:pPr>
+        <w:pStyle w:val="Heading3"/>
+        <w:spacing w:before="280" w:after="120"/>
+      </w:pPr>
+      <w:r>
+        <w:rPr>
+          <w:rFonts w:hint="eastAsia" w:ascii="Times New Roman" w:hAnsi="Times New Roman" w:eastAsia="SimHei" w:cs="Times New Roman"/>
+        </w:rPr>
+        <w:t>第</w:t>
+      </w:r>
+      <w:r>
+        <w:rPr>
+          <w:rFonts w:hint="eastAsia" w:ascii="Times New Roman" w:hAnsi="Times New Roman" w:eastAsia="Times New Roman" w:cs="Times New Roman"/>
+        </w:rPr>
+        <w:t>16</w:t>
+      </w:r>
+      <w:r>
+        <w:rPr>
+          <w:rFonts w:hint="eastAsia" w:ascii="Times New Roman" w:hAnsi="Times New Roman" w:eastAsia="SimHei" w:cs="Times New Roman"/>
+        </w:rPr>
+        <w:t>题</w:t>
+      </w:r>
+    </w:p>
+    <w:p>
+      <w:pPr>
+        <w:pStyle w:val="FirstParagraph"/>
+      </w:pPr>
+      <w:r>
+        <w:rPr>
+          <w:rFonts w:hint="eastAsia" w:ascii="Times New Roman" w:hAnsi="Times New Roman" w:eastAsia="FangSong" w:cs="Times New Roman"/>
+          <w:b/>
+          <w:bCs/>
+        </w:rPr>
+        <w:t xml:space="preserve">题目</w:t>
+      </w:r>
+      <w:r>
+        <w:rPr>
+          <w:rFonts w:hint="eastAsia" w:ascii="Times New Roman" w:hAnsi="Times New Roman" w:eastAsia="Times New Roman" w:cs="Times New Roman"/>
+        </w:rPr>
+        <w:t xml:space="preserve">：</w:t>
+      </w:r>
+      <w:r>
+        <w:rPr>
+          <w:rFonts w:ascii="Times New Roman" w:hAnsi="Times New Roman" w:eastAsia="Times New Roman" w:cs="Times New Roman"/>
+        </w:rPr>
+        <w:t xml:space="preserve"> </w:t>
+      </w:r>
+      <w:r>
+        <w:rPr>
+          <w:rFonts w:hint="eastAsia" w:ascii="Times New Roman" w:hAnsi="Times New Roman" w:eastAsia="FangSong" w:cs="Times New Roman"/>
+        </w:rPr>
+        <w:t xml:space="preserve">一定条件下</w:t>
+      </w:r>
+      <w:r>
+        <w:rPr>
+          <w:rFonts w:ascii="Times New Roman" w:hAnsi="Times New Roman" w:eastAsia="Times New Roman" w:cs="Times New Roman"/>
+        </w:rPr>
+        <w:t xml:space="preserve"> IrCl</w:t>
+      </w:r>
+      <w:r>
+        <w:rPr>
+          <w:rFonts w:ascii="Times New Roman" w:hAnsi="Times New Roman" w:eastAsia="Times New Roman" w:cs="Times New Roman"/>
+          <w:vertAlign w:val="subscript"/>
+        </w:rPr>
+        <w:t>3</w:t>
+      </w:r>
+      <w:r>
+        <w:rPr>
+          <w:rFonts w:ascii="Times New Roman" w:hAnsi="Times New Roman" w:eastAsia="Times New Roman" w:cs="Times New Roman"/>
+        </w:rPr>
+        <w:t xml:space="preserve"> </w:t>
+      </w:r>
+      <w:r>
+        <w:rPr>
+          <w:rFonts w:hint="eastAsia" w:ascii="Times New Roman" w:hAnsi="Times New Roman" w:eastAsia="FangSong" w:cs="Times New Roman"/>
+        </w:rPr>
+        <w:t xml:space="preserve">与配体</w:t>
+      </w:r>
+      <w:r>
+        <w:rPr>
+          <w:rFonts w:ascii="Times New Roman" w:hAnsi="Times New Roman" w:eastAsia="Times New Roman" w:cs="Times New Roman"/>
+        </w:rPr>
+        <w:t xml:space="preserve"> L </w:t>
+      </w:r>
+      <w:r>
+        <w:rPr>
+          <w:rFonts w:hint="eastAsia" w:ascii="Times New Roman" w:hAnsi="Times New Roman" w:eastAsia="FangSong" w:cs="Times New Roman"/>
+        </w:rPr>
+        <w:t xml:space="preserve">可反应得到电中性配合物</w:t>
+      </w:r>
+      <w:r>
+        <w:rPr>
+          <w:rFonts w:ascii="Times New Roman" w:hAnsi="Times New Roman" w:eastAsia="Times New Roman" w:cs="Times New Roman"/>
+        </w:rPr>
+        <w:t xml:space="preserve"> A。L </w:t>
+      </w:r>
+      <w:r>
+        <w:rPr>
+          <w:rFonts w:hint="eastAsia" w:ascii="Times New Roman" w:hAnsi="Times New Roman" w:eastAsia="FangSong" w:cs="Times New Roman"/>
+        </w:rPr>
+        <w:t>为吡啶的一取代衍生物</w:t>
+      </w:r>
+      <w:r>
+        <w:rPr>
+          <w:rFonts w:hint="eastAsia" w:ascii="Times New Roman" w:hAnsi="Times New Roman" w:eastAsia="Times New Roman" w:cs="Times New Roman"/>
+        </w:rPr>
+        <w:t>、</w:t>
+      </w:r>
+      <w:r>
+        <w:rPr>
+          <w:rFonts w:hint="eastAsia" w:ascii="Times New Roman" w:hAnsi="Times New Roman" w:eastAsia="FangSong" w:cs="Times New Roman"/>
+        </w:rPr>
+        <w:t>易与金属离子以五元环螯合且较难被氧化</w:t>
+      </w:r>
+      <w:r>
+        <w:rPr>
+          <w:rFonts w:hint="eastAsia" w:ascii="Times New Roman" w:hAnsi="Times New Roman" w:eastAsia="Times New Roman" w:cs="Times New Roman"/>
+        </w:rPr>
+        <w:t>；</w:t>
+      </w:r>
+      <w:r>
+        <w:rPr>
+          <w:rFonts w:hint="eastAsia" w:ascii="Times New Roman" w:hAnsi="Times New Roman" w:eastAsia="FangSong" w:cs="Times New Roman"/>
+        </w:rPr>
+        <w:t>一个</w:t>
+      </w:r>
+      <w:r>
+        <w:rPr>
+          <w:rFonts w:ascii="Times New Roman" w:hAnsi="Times New Roman" w:eastAsia="Times New Roman" w:cs="Times New Roman"/>
+        </w:rPr>
+        <w:t xml:space="preserve"> L </w:t>
+      </w:r>
+      <w:r>
+        <w:rPr>
+          <w:rFonts w:hint="eastAsia" w:ascii="Times New Roman" w:hAnsi="Times New Roman" w:eastAsia="FangSong" w:cs="Times New Roman"/>
+        </w:rPr>
+        <w:t>分子中只含一个氧原子</w:t>
+      </w:r>
+      <w:r>
+        <w:rPr>
+          <w:rFonts w:hint="eastAsia" w:ascii="Times New Roman" w:hAnsi="Times New Roman" w:eastAsia="Times New Roman" w:cs="Times New Roman"/>
+        </w:rPr>
+        <w:t>。</w:t>
+      </w:r>
+      <w:r>
+        <w:rPr>
+          <w:rFonts w:hint="eastAsia" w:ascii="Times New Roman" w:hAnsi="Times New Roman" w:eastAsia="FangSong" w:cs="Times New Roman"/>
+        </w:rPr>
+        <w:t>配合物</w:t>
+      </w:r>
+      <w:r>
+        <w:rPr>
+          <w:rFonts w:ascii="Times New Roman" w:hAnsi="Times New Roman" w:eastAsia="Times New Roman" w:cs="Times New Roman"/>
+        </w:rPr>
+        <w:t xml:space="preserve"> A </w:t>
+      </w:r>
+      <w:r>
+        <w:rPr>
+          <w:rFonts w:hint="eastAsia" w:ascii="Times New Roman" w:hAnsi="Times New Roman" w:eastAsia="FangSong" w:cs="Times New Roman"/>
+        </w:rPr>
+        <w:t xml:space="preserve">中</w:t>
+      </w:r>
+      <w:r>
+        <w:rPr>
+          <w:rFonts w:ascii="Times New Roman" w:hAnsi="Times New Roman" w:eastAsia="Times New Roman" w:cs="Times New Roman"/>
+        </w:rPr>
+        <w:t xml:space="preserve"> Ir </w:t>
+      </w:r>
+      <w:r>
+        <w:rPr>
+          <w:rFonts w:hint="eastAsia" w:ascii="Times New Roman" w:hAnsi="Times New Roman" w:eastAsia="FangSong" w:cs="Times New Roman"/>
+        </w:rPr>
+        <w:t xml:space="preserve">的质量分数为</w:t>
+      </w:r>
+      <w:r>
+        <w:rPr>
+          <w:rFonts w:ascii="Times New Roman" w:hAnsi="Times New Roman" w:eastAsia="Times New Roman" w:cs="Times New Roman"/>
+        </w:rPr>
+        <w:t xml:space="preserve"> 32.00%。</w:t>
+      </w:r>
+    </w:p>
+    <w:p>
+      <w:pPr>
+        <w:pStyle w:val="BodyText"/>
+      </w:pPr>
+      <w:r>
+        <w:rPr>
+          <w:rFonts w:hint="eastAsia" w:ascii="Times New Roman" w:hAnsi="Times New Roman" w:eastAsia="FangSong" w:cs="Times New Roman"/>
+          <w:b/>
+          <w:bCs/>
+        </w:rPr>
+        <w:t xml:space="preserve">来源</w:t>
+      </w:r>
+      <w:r>
+        <w:rPr>
+          <w:rFonts w:hint="eastAsia" w:ascii="Times New Roman" w:hAnsi="Times New Roman" w:eastAsia="Times New Roman" w:cs="Times New Roman"/>
+        </w:rPr>
+        <w:t>：</w:t>
+      </w:r>
+      <w:r>
+        <w:rPr>
+          <w:rFonts w:hint="eastAsia" w:ascii="Times New Roman" w:hAnsi="Times New Roman" w:eastAsia="FangSong" w:cs="Times New Roman"/>
+        </w:rPr>
+        <w:t>化学竞赛初赛讲义</w:t>
+      </w:r>
+      <w:r>
+        <w:rPr>
+          <w:rFonts w:ascii="Times New Roman" w:hAnsi="Times New Roman" w:eastAsia="Times New Roman" w:cs="Times New Roman"/>
+        </w:rPr>
+        <w:t xml:space="preserve"> </w:t>
+      </w:r>
+      <w:r>
+        <w:rPr>
+          <w:rFonts w:hint="eastAsia" w:ascii="Times New Roman" w:hAnsi="Times New Roman" w:eastAsia="FangSong" w:cs="Times New Roman"/>
+        </w:rPr>
+        <w:t>第</w:t>
+      </w:r>
+      <w:r>
+        <w:rPr>
+          <w:rFonts w:hint="eastAsia" w:ascii="Times New Roman" w:hAnsi="Times New Roman" w:eastAsia="Times New Roman" w:cs="Times New Roman"/>
+        </w:rPr>
+        <w:t>4</w:t>
+      </w:r>
+      <w:r>
+        <w:rPr>
+          <w:rFonts w:hint="eastAsia" w:ascii="Times New Roman" w:hAnsi="Times New Roman" w:eastAsia="FangSong" w:cs="Times New Roman"/>
+        </w:rPr>
+        <w:t>讲</w:t>
+      </w:r>
+      <w:r>
+        <w:rPr>
+          <w:rFonts w:ascii="Times New Roman" w:hAnsi="Times New Roman" w:eastAsia="Times New Roman" w:cs="Times New Roman"/>
+        </w:rPr>
+        <w:t xml:space="preserve"> §4.3.3 </w:t>
+      </w:r>
+      <w:r>
+        <w:rPr>
+          <w:rFonts w:hint="eastAsia" w:ascii="Times New Roman" w:hAnsi="Times New Roman" w:eastAsia="FangSong" w:cs="Times New Roman"/>
+        </w:rPr>
+        <w:t xml:space="preserve">习题</w:t>
       </w:r>
     </w:p>
     <w:p>
@@ -9061,7 +9235,7 @@
         <w:pStyle w:val="Compact"/>
         <w:numPr>
           <w:ilvl w:val="0"/>
-          <w:numId w:val="1010"/>
+          <w:numId w:val="1011"/>
         </w:numPr>
       </w:pPr>
       <w:r>
@@ -9204,7 +9378,7 @@
         <w:pStyle w:val="Compact"/>
         <w:numPr>
           <w:ilvl w:val="0"/>
-          <w:numId w:val="1010"/>
+          <w:numId w:val="1011"/>
         </w:numPr>
       </w:pPr>
       <w:r>
@@ -9381,7 +9555,7 @@
         <w:pStyle w:val="Compact"/>
         <w:numPr>
           <w:ilvl w:val="0"/>
-          <w:numId w:val="1010"/>
+          <w:numId w:val="1011"/>
         </w:numPr>
       </w:pPr>
       <w:r>
@@ -9466,7 +9640,7 @@
         <w:pStyle w:val="Compact"/>
         <w:numPr>
           <w:ilvl w:val="0"/>
-          <w:numId w:val="1010"/>
+          <w:numId w:val="1011"/>
         </w:numPr>
       </w:pPr>
       <w:r>
@@ -9927,7 +10101,7 @@
         <w:pStyle w:val="Compact"/>
         <w:numPr>
           <w:ilvl w:val="0"/>
-          <w:numId w:val="1011"/>
+          <w:numId w:val="1012"/>
         </w:numPr>
       </w:pPr>
       <w:r>
@@ -9990,707 +10164,6 @@
           <w:rFonts w:hint="eastAsia" w:ascii="Times New Roman" w:hAnsi="Times New Roman" w:eastAsia="FangSong" w:cs="Times New Roman"/>
         </w:rPr>
         <w:t xml:space="preserve">溶液加入到装置的左侧</w:t>
-      </w:r>
-    </w:p>
-    <w:p>
-      <w:pPr>
-        <w:pStyle w:val="Compact"/>
-        <w:numPr>
-          <w:ilvl w:val="0"/>
-          <w:numId w:val="1011"/>
-        </w:numPr>
-      </w:pPr>
-      <w:r>
-        <w:rPr>
-          <w:rFonts w:ascii="Times New Roman" w:hAnsi="Times New Roman" w:eastAsia="Times New Roman" w:cs="Times New Roman"/>
-        </w:rPr>
-        <w:t xml:space="preserve">B. </w:t>
-      </w:r>
-      <w:r>
-        <w:rPr>
-          <w:rFonts w:hint="eastAsia" w:ascii="Times New Roman" w:hAnsi="Times New Roman" w:eastAsia="FangSong" w:cs="Times New Roman"/>
-        </w:rPr>
-        <w:t>右侧发生的电极反应式</w:t>
-      </w:r>
-      <w:r>
-        <w:rPr>
-          <w:rFonts w:hint="eastAsia" w:ascii="Times New Roman" w:hAnsi="Times New Roman" w:eastAsia="Times New Roman" w:cs="Times New Roman"/>
-        </w:rPr>
-        <w:t>：HCHO</w:t>
-      </w:r>
-      <w:r>
-        <w:rPr>
-          <w:rFonts w:ascii="Times New Roman" w:hAnsi="Times New Roman" w:eastAsia="Times New Roman" w:cs="Times New Roman"/>
-        </w:rPr>
-        <w:t xml:space="preserve"> − 2e</w:t>
-      </w:r>
-      <w:r>
-        <w:rPr>
-          <w:rFonts w:ascii="Times New Roman" w:hAnsi="Times New Roman" w:eastAsia="Times New Roman" w:cs="Times New Roman"/>
-          <w:vertAlign w:val="superscript"/>
-        </w:rPr>
-        <w:t>-</w:t>
-      </w:r>
-      <w:r>
-        <w:rPr>
-          <w:rFonts w:ascii="Times New Roman" w:hAnsi="Times New Roman" w:eastAsia="Times New Roman" w:cs="Times New Roman"/>
-        </w:rPr>
-        <w:t xml:space="preserve"> + H</w:t>
-      </w:r>
-      <w:r>
-        <w:rPr>
-          <w:rFonts w:ascii="Times New Roman" w:hAnsi="Times New Roman" w:eastAsia="Times New Roman" w:cs="Times New Roman"/>
-          <w:vertAlign w:val="subscript"/>
-        </w:rPr>
-        <w:t>2</w:t>
-      </w:r>
-      <w:r>
-        <w:rPr>
-          <w:rFonts w:ascii="Times New Roman" w:hAnsi="Times New Roman" w:eastAsia="Times New Roman" w:cs="Times New Roman"/>
-        </w:rPr>
-        <w:t>O → HCOO</w:t>
-      </w:r>
-      <w:r>
-        <w:rPr>
-          <w:rFonts w:ascii="Times New Roman" w:hAnsi="Times New Roman" w:eastAsia="Times New Roman" w:cs="Times New Roman"/>
-          <w:vertAlign w:val="superscript"/>
-        </w:rPr>
-        <w:t>-</w:t>
-      </w:r>
-      <w:r>
-        <w:rPr>
-          <w:rFonts w:ascii="Times New Roman" w:hAnsi="Times New Roman" w:eastAsia="Times New Roman" w:cs="Times New Roman"/>
-        </w:rPr>
-        <w:t xml:space="preserve"> + 3H</w:t>
-      </w:r>
-      <w:r>
-        <w:rPr>
-          <w:rFonts w:ascii="Times New Roman" w:hAnsi="Times New Roman" w:eastAsia="Times New Roman" w:cs="Times New Roman"/>
-          <w:vertAlign w:val="superscript"/>
-        </w:rPr>
-        <w:t>+</w:t>
-      </w:r>
-    </w:p>
-    <w:p>
-      <w:pPr>
-        <w:pStyle w:val="Compact"/>
-        <w:numPr>
-          <w:ilvl w:val="0"/>
-          <w:numId w:val="1011"/>
-        </w:numPr>
-      </w:pPr>
-      <w:r>
-        <w:rPr>
-          <w:rFonts w:ascii="Times New Roman" w:hAnsi="Times New Roman" w:eastAsia="Times New Roman" w:cs="Times New Roman"/>
-        </w:rPr>
-        <w:t xml:space="preserve">C. </w:t>
-      </w:r>
-      <w:r>
-        <w:rPr>
-          <w:rFonts w:hint="eastAsia" w:ascii="Times New Roman" w:hAnsi="Times New Roman" w:eastAsia="FangSong" w:cs="Times New Roman"/>
-        </w:rPr>
-        <w:t>若将质子交换膜换成阴离子交换膜</w:t>
-      </w:r>
-      <w:r>
-        <w:rPr>
-          <w:rFonts w:hint="eastAsia" w:ascii="Times New Roman" w:hAnsi="Times New Roman" w:eastAsia="Times New Roman" w:cs="Times New Roman"/>
-        </w:rPr>
-        <w:t>，</w:t>
-      </w:r>
-      <w:r>
-        <w:rPr>
-          <w:rFonts w:hint="eastAsia" w:ascii="Times New Roman" w:hAnsi="Times New Roman" w:eastAsia="FangSong" w:cs="Times New Roman"/>
-        </w:rPr>
-        <w:t>放电过程中</w:t>
-      </w:r>
-      <w:r>
-        <w:rPr>
-          <w:rFonts w:hint="eastAsia" w:ascii="Times New Roman" w:hAnsi="Times New Roman" w:eastAsia="Times New Roman" w:cs="Times New Roman"/>
-        </w:rPr>
-        <w:t>，</w:t>
-      </w:r>
-      <w:r>
-        <w:rPr>
-          <w:rFonts w:hint="eastAsia" w:ascii="Times New Roman" w:hAnsi="Times New Roman" w:eastAsia="FangSong" w:cs="Times New Roman"/>
-        </w:rPr>
-        <w:t>大量的</w:t>
-      </w:r>
-      <w:r>
-        <w:rPr>
-          <w:rFonts w:ascii="Times New Roman" w:hAnsi="Times New Roman" w:eastAsia="Times New Roman" w:cs="Times New Roman"/>
-        </w:rPr>
-        <w:t xml:space="preserve"> OH</w:t>
-      </w:r>
-      <w:r>
-        <w:rPr>
-          <w:rFonts w:ascii="Times New Roman" w:hAnsi="Times New Roman" w:eastAsia="Times New Roman" w:cs="Times New Roman"/>
-          <w:vertAlign w:val="superscript"/>
-        </w:rPr>
-        <w:t>-</w:t>
-      </w:r>
-      <w:r>
-        <w:rPr>
-          <w:rFonts w:ascii="Times New Roman" w:hAnsi="Times New Roman" w:eastAsia="Times New Roman" w:cs="Times New Roman"/>
-        </w:rPr>
-        <w:t xml:space="preserve"> </w:t>
-      </w:r>
-      <w:r>
-        <w:rPr>
-          <w:rFonts w:hint="eastAsia" w:ascii="Times New Roman" w:hAnsi="Times New Roman" w:eastAsia="FangSong" w:cs="Times New Roman"/>
-        </w:rPr>
-        <w:t xml:space="preserve">将向左侧迁移</w:t>
-      </w:r>
-    </w:p>
-    <w:p>
-      <w:pPr>
-        <w:pStyle w:val="Compact"/>
-        <w:numPr>
-          <w:ilvl w:val="0"/>
-          <w:numId w:val="1011"/>
-        </w:numPr>
-      </w:pPr>
-      <w:r>
-        <w:rPr>
-          <w:rFonts w:ascii="Times New Roman" w:hAnsi="Times New Roman" w:eastAsia="Times New Roman" w:cs="Times New Roman"/>
-        </w:rPr>
-        <w:t xml:space="preserve">D. </w:t>
-      </w:r>
-      <w:r>
-        <w:rPr>
-          <w:rFonts w:hint="eastAsia" w:ascii="Times New Roman" w:hAnsi="Times New Roman" w:eastAsia="FangSong" w:cs="Times New Roman"/>
-        </w:rPr>
-        <w:t>放电一段时间打开开关</w:t>
-      </w:r>
-      <w:r>
-        <w:rPr>
-          <w:rFonts w:hint="eastAsia" w:ascii="Times New Roman" w:hAnsi="Times New Roman" w:eastAsia="Times New Roman" w:cs="Times New Roman"/>
-        </w:rPr>
-        <w:t>，</w:t>
-      </w:r>
-      <w:r>
-        <w:rPr>
-          <w:rFonts w:hint="eastAsia" w:ascii="Times New Roman" w:hAnsi="Times New Roman" w:eastAsia="FangSong" w:cs="Times New Roman"/>
-        </w:rPr>
-        <w:t>移去质子交换膜</w:t>
-      </w:r>
-      <w:r>
-        <w:rPr>
-          <w:rFonts w:hint="eastAsia" w:ascii="Times New Roman" w:hAnsi="Times New Roman" w:eastAsia="Times New Roman" w:cs="Times New Roman"/>
-        </w:rPr>
-        <w:t>，</w:t>
-      </w:r>
-      <w:r>
-        <w:rPr>
-          <w:rFonts w:hint="eastAsia" w:ascii="Times New Roman" w:hAnsi="Times New Roman" w:eastAsia="FangSong" w:cs="Times New Roman"/>
-        </w:rPr>
-        <w:t>装置中可能会有红色固体</w:t>
-      </w:r>
-      <w:r>
-        <w:rPr>
-          <w:rFonts w:hint="eastAsia" w:ascii="Times New Roman" w:hAnsi="Times New Roman" w:eastAsia="Times New Roman" w:cs="Times New Roman"/>
-        </w:rPr>
-        <w:t>、</w:t>
-      </w:r>
-      <w:r>
-        <w:rPr>
-          <w:rFonts w:hint="eastAsia" w:ascii="Times New Roman" w:hAnsi="Times New Roman" w:eastAsia="FangSong" w:cs="Times New Roman"/>
-        </w:rPr>
-        <w:t>蓝色絮状物出现</w:t>
-      </w:r>
-    </w:p>
-    <w:p>
-      <w:pPr>
-        <w:spacing w:before="160" w:after="80"/>
-      </w:pPr>
-      <w:r>
-        <w:pict>
-          <v:rect style="width:0;height:1.5pt" o:hralign="center" o:hrstd="t" o:hr="t"/>
-        </w:pict>
-      </w:r>
-    </w:p>
-    <w:bookmarkEnd w:id="41"/>
-    <w:bookmarkStart w:id="42" w:name="第19题"/>
-    <w:p>
-      <w:pPr>
-        <w:pStyle w:val="Heading3"/>
-        <w:spacing w:before="280" w:after="120"/>
-      </w:pPr>
-      <w:r>
-        <w:rPr>
-          <w:rFonts w:hint="eastAsia" w:ascii="Times New Roman" w:hAnsi="Times New Roman" w:eastAsia="SimHei" w:cs="Times New Roman"/>
-        </w:rPr>
-        <w:t>第</w:t>
-      </w:r>
-      <w:r>
-        <w:rPr>
-          <w:rFonts w:hint="eastAsia" w:ascii="Times New Roman" w:hAnsi="Times New Roman" w:eastAsia="Times New Roman" w:cs="Times New Roman"/>
-        </w:rPr>
-        <w:t>19</w:t>
-      </w:r>
-      <w:r>
-        <w:rPr>
-          <w:rFonts w:hint="eastAsia" w:ascii="Times New Roman" w:hAnsi="Times New Roman" w:eastAsia="SimHei" w:cs="Times New Roman"/>
-        </w:rPr>
-        <w:t>题</w:t>
-      </w:r>
-    </w:p>
-    <w:p>
-      <w:pPr>
-        <w:spacing w:before="160" w:after="80"/>
-      </w:pPr>
-      <w:r>
-        <w:pict>
-          <v:rect style="width:0;height:1.5pt" o:hralign="center" o:hrstd="t" o:hr="t"/>
-        </w:pict>
-      </w:r>
-    </w:p>
-    <w:p>
-      <w:pPr>
-        <w:pStyle w:val="FirstParagraph"/>
-      </w:pPr>
-      <w:r>
-        <w:rPr>
-          <w:rFonts w:ascii="Times New Roman" w:hAnsi="Times New Roman" w:eastAsia="Times New Roman" w:cs="Times New Roman"/>
-          <w:b/>
-          <w:bCs/>
-        </w:rPr>
-        <w:t xml:space="preserve">·</w:t>
-      </w:r>
-      <w:r>
-        <w:rPr>
-          <w:rFonts w:ascii="Times New Roman" w:hAnsi="Times New Roman" w:eastAsia="Times New Roman" w:cs="Times New Roman"/>
-        </w:rPr>
-        <w:t xml:space="preserve"> </w:t>
-      </w:r>
-      <w:r>
-        <w:rPr>
-          <w:rFonts w:hint="eastAsia" w:ascii="Times New Roman" w:hAnsi="Times New Roman" w:eastAsia="FangSong" w:cs="Times New Roman"/>
-        </w:rPr>
-        <w:t xml:space="preserve">题目</w:t>
-      </w:r>
-    </w:p>
-    <w:p>
-      <w:pPr>
-        <w:pStyle w:val="BodyText"/>
-      </w:pPr>
-      <w:r>
-        <w:rPr>
-          <w:rFonts w:hint="eastAsia" w:ascii="Times New Roman" w:hAnsi="Times New Roman" w:eastAsia="FangSong" w:cs="Times New Roman"/>
-        </w:rPr>
-        <w:t>高能射线可引发化学反应</w:t>
-      </w:r>
-      <w:r>
-        <w:rPr>
-          <w:rFonts w:hint="eastAsia" w:ascii="Times New Roman" w:hAnsi="Times New Roman" w:eastAsia="Times New Roman" w:cs="Times New Roman"/>
-        </w:rPr>
-        <w:t>，</w:t>
-      </w:r>
-      <w:r>
-        <w:rPr>
-          <w:rFonts w:hint="eastAsia" w:ascii="Times New Roman" w:hAnsi="Times New Roman" w:eastAsia="FangSong" w:cs="Times New Roman"/>
-        </w:rPr>
-        <w:t>而对水的辐照是最重要的放射化学过程之一</w:t>
-      </w:r>
-      <w:r>
-        <w:rPr>
-          <w:rFonts w:hint="eastAsia" w:ascii="Times New Roman" w:hAnsi="Times New Roman" w:eastAsia="Times New Roman" w:cs="Times New Roman"/>
-        </w:rPr>
-        <w:t>。</w:t>
-      </w:r>
-      <w:r>
-        <w:rPr>
-          <w:rFonts w:hint="eastAsia" w:ascii="Times New Roman" w:hAnsi="Times New Roman" w:eastAsia="FangSong" w:cs="Times New Roman"/>
-        </w:rPr>
-        <w:t>该辐照过程中放出氢气的现象由德国科学家</w:t>
-      </w:r>
-      <w:r>
-        <w:rPr>
-          <w:rFonts w:hint="eastAsia" w:ascii="Times New Roman" w:hAnsi="Times New Roman" w:eastAsia="Times New Roman" w:cs="Times New Roman"/>
-        </w:rPr>
-        <w:t>F.Giesel</w:t>
-      </w:r>
-      <w:r>
-        <w:rPr>
-          <w:rFonts w:hint="eastAsia" w:ascii="Times New Roman" w:hAnsi="Times New Roman" w:eastAsia="FangSong" w:cs="Times New Roman"/>
-        </w:rPr>
-        <w:t>于</w:t>
-      </w:r>
-      <w:r>
-        <w:rPr>
-          <w:rFonts w:hint="eastAsia" w:ascii="Times New Roman" w:hAnsi="Times New Roman" w:eastAsia="Times New Roman" w:cs="Times New Roman"/>
-        </w:rPr>
-        <w:t>1902</w:t>
-      </w:r>
-      <w:r>
-        <w:rPr>
-          <w:rFonts w:hint="eastAsia" w:ascii="Times New Roman" w:hAnsi="Times New Roman" w:eastAsia="FangSong" w:cs="Times New Roman"/>
-        </w:rPr>
-        <w:t>年在</w:t>
-      </w:r>
-      <w:r>
-        <w:rPr>
-          <w:rFonts w:ascii="Times New Roman" w:hAnsi="Times New Roman" w:eastAsia="Times New Roman" w:cs="Times New Roman"/>
-        </w:rPr>
-        <w:t xml:space="preserve"> </w:t>
-      </w:r>
-      <m:oMath>
-        <m:sSub>
-          <m:e>
-            <m:r>
-              <m:rPr>
-                <m:sty m:val="p"/>
-              </m:rPr>
-              <m:t>R</m:t>
-            </m:r>
-            <m:r>
-              <m:rPr>
-                <m:sty m:val="p"/>
-              </m:rPr>
-              <m:t>a</m:t>
-            </m:r>
-            <m:r>
-              <m:rPr>
-                <m:sty m:val="p"/>
-              </m:rPr>
-              <m:t>B</m:t>
-            </m:r>
-            <m:r>
-              <m:rPr>
-                <m:sty m:val="p"/>
-              </m:rPr>
-              <m:t>r</m:t>
-            </m:r>
-          </m:e>
-          <m:sub>
-            <m:r>
-              <m:t>2</m:t>
-            </m:r>
-          </m:sub>
-        </m:sSub>
-      </m:oMath>
-      <w:r>
-        <w:rPr>
-          <w:rFonts w:ascii="Times New Roman" w:hAnsi="Times New Roman" w:eastAsia="Times New Roman" w:cs="Times New Roman"/>
-        </w:rPr>
-        <w:t xml:space="preserve"> </w:t>
-      </w:r>
-      <w:r>
-        <w:rPr>
-          <w:rFonts w:hint="eastAsia" w:ascii="Times New Roman" w:hAnsi="Times New Roman" w:eastAsia="FangSong" w:cs="Times New Roman"/>
-        </w:rPr>
-        <w:t>水溶液中发现</w:t>
-      </w:r>
-      <w:r>
-        <w:rPr>
-          <w:rFonts w:hint="eastAsia" w:ascii="Times New Roman" w:hAnsi="Times New Roman" w:eastAsia="Times New Roman" w:cs="Times New Roman"/>
-        </w:rPr>
-        <w:t>。</w:t>
-      </w:r>
-      <w:r>
-        <w:rPr>
-          <w:rFonts w:hint="eastAsia" w:ascii="Times New Roman" w:hAnsi="Times New Roman" w:eastAsia="FangSong" w:cs="Times New Roman"/>
-        </w:rPr>
-        <w:t>居里夫人称这种现象</w:t>
-      </w:r>
-      <w:r>
-        <w:rPr>
-          <w:rFonts w:hint="eastAsia" w:ascii="Times New Roman" w:hAnsi="Times New Roman" w:eastAsia="Times New Roman" w:cs="Times New Roman"/>
-        </w:rPr>
-        <w:t>”</w:t>
-      </w:r>
-      <w:r>
-        <w:rPr>
-          <w:rFonts w:hint="eastAsia" w:ascii="Times New Roman" w:hAnsi="Times New Roman" w:eastAsia="FangSong" w:cs="Times New Roman"/>
-        </w:rPr>
-        <w:t>不用电极的电解</w:t>
-      </w:r>
-      <w:r>
-        <w:rPr>
-          <w:rFonts w:hint="eastAsia" w:ascii="Times New Roman" w:hAnsi="Times New Roman" w:eastAsia="Times New Roman" w:cs="Times New Roman"/>
-        </w:rPr>
-        <w:t>”。</w:t>
-      </w:r>
-    </w:p>
-    <w:p>
-      <w:pPr>
-        <w:pStyle w:val="BodyText"/>
-      </w:pPr>
-      <w:r>
-        <w:rPr>
-          <w:rFonts w:hint="eastAsia" w:ascii="Times New Roman" w:hAnsi="Times New Roman" w:eastAsia="FangSong" w:cs="Times New Roman"/>
-        </w:rPr>
-        <w:t>在第一个实验中</w:t>
-      </w:r>
-      <w:r>
-        <w:rPr>
-          <w:rFonts w:hint="eastAsia" w:ascii="Times New Roman" w:hAnsi="Times New Roman" w:eastAsia="Times New Roman" w:cs="Times New Roman"/>
-        </w:rPr>
-        <w:t>，</w:t>
-      </w:r>
-      <w:r>
-        <w:rPr>
-          <w:rFonts w:hint="eastAsia" w:ascii="Times New Roman" w:hAnsi="Times New Roman" w:eastAsia="FangSong" w:cs="Times New Roman"/>
-        </w:rPr>
-        <w:t>我们用</w:t>
-      </w:r>
-      <w:r>
-        <w:rPr>
-          <w:rFonts w:ascii="Times New Roman" w:hAnsi="Times New Roman" w:eastAsia="Times New Roman" w:cs="Times New Roman"/>
-        </w:rPr>
-        <w:t xml:space="preserve"> 2.0g </w:t>
-      </w:r>
-      <w:r>
-        <w:rPr>
-          <w:rFonts w:hint="eastAsia" w:ascii="Times New Roman" w:hAnsi="Times New Roman" w:eastAsia="FangSong" w:cs="Times New Roman"/>
-        </w:rPr>
-        <w:t xml:space="preserve">的</w:t>
-      </w:r>
-      <w:r>
-        <w:rPr>
-          <w:rFonts w:ascii="Times New Roman" w:hAnsi="Times New Roman" w:eastAsia="Times New Roman" w:cs="Times New Roman"/>
-        </w:rPr>
-        <w:t xml:space="preserve"> </w:t>
-      </w:r>
-      <m:oMath>
-        <m:sSup>
-          <m:e>
-            <m:r>
-              <m:t>​</m:t>
-            </m:r>
-          </m:e>
-          <m:sup>
-            <m:r>
-              <m:t>60</m:t>
-            </m:r>
-          </m:sup>
-        </m:sSup>
-        <m:r>
-          <m:rPr>
-            <m:sty m:val="p"/>
-          </m:rPr>
-          <m:t>C</m:t>
-        </m:r>
-        <m:r>
-          <m:rPr>
-            <m:sty m:val="p"/>
-          </m:rPr>
-          <m:t>o</m:t>
-        </m:r>
-      </m:oMath>
-      <w:r>
-        <w:rPr>
-          <w:rFonts w:ascii="Times New Roman" w:hAnsi="Times New Roman" w:eastAsia="Times New Roman" w:cs="Times New Roman"/>
-        </w:rPr>
-        <w:t xml:space="preserve"> </w:t>
-      </w:r>
-      <w:r>
-        <w:rPr>
-          <w:rFonts w:hint="eastAsia" w:ascii="Times New Roman" w:hAnsi="Times New Roman" w:eastAsia="Times New Roman" w:cs="Times New Roman"/>
-        </w:rPr>
-        <w:t>(</w:t>
-      </w:r>
-      <w:r>
-        <w:rPr>
-          <w:rFonts w:hint="eastAsia" w:ascii="Times New Roman" w:hAnsi="Times New Roman" w:eastAsia="FangSong" w:cs="Times New Roman"/>
-        </w:rPr>
-        <w:t>半衰期</w:t>
-      </w:r>
-      <w:r>
-        <w:rPr>
-          <w:rFonts w:ascii="Times New Roman" w:hAnsi="Times New Roman" w:eastAsia="Times New Roman" w:cs="Times New Roman"/>
-        </w:rPr>
-        <w:t xml:space="preserve"> 5.3 </w:t>
-      </w:r>
-      <w:r>
-        <w:rPr>
-          <w:rFonts w:hint="eastAsia" w:ascii="Times New Roman" w:hAnsi="Times New Roman" w:eastAsia="FangSong" w:cs="Times New Roman"/>
-        </w:rPr>
-        <w:t>年</w:t>
-      </w:r>
-      <w:r>
-        <w:rPr>
-          <w:rFonts w:hint="eastAsia" w:ascii="Times New Roman" w:hAnsi="Times New Roman" w:eastAsia="Times New Roman" w:cs="Times New Roman"/>
-        </w:rPr>
-        <w:t>)</w:t>
-      </w:r>
-      <w:r>
-        <w:rPr>
-          <w:rFonts w:hint="eastAsia" w:ascii="Times New Roman" w:hAnsi="Times New Roman" w:eastAsia="FangSong" w:cs="Times New Roman"/>
-        </w:rPr>
-        <w:t>所放出的</w:t>
-      </w:r>
-      <w:r>
-        <w:rPr>
-          <w:rFonts w:ascii="Times New Roman" w:hAnsi="Times New Roman" w:eastAsia="Times New Roman" w:cs="Times New Roman"/>
-        </w:rPr>
-        <w:t xml:space="preserve"> γ </w:t>
-      </w:r>
-      <w:r>
-        <w:rPr>
-          <w:rFonts w:hint="eastAsia" w:ascii="Times New Roman" w:hAnsi="Times New Roman" w:eastAsia="FangSong" w:cs="Times New Roman"/>
-        </w:rPr>
-        <w:t>射线照射水</w:t>
-      </w:r>
-      <w:r>
-        <w:rPr>
-          <w:rFonts w:hint="eastAsia" w:ascii="Times New Roman" w:hAnsi="Times New Roman" w:eastAsia="Times New Roman" w:cs="Times New Roman"/>
-        </w:rPr>
-        <w:t>。γ</w:t>
-      </w:r>
-      <w:r>
-        <w:rPr>
-          <w:rFonts w:ascii="Times New Roman" w:hAnsi="Times New Roman" w:eastAsia="Times New Roman" w:cs="Times New Roman"/>
-        </w:rPr>
-        <w:t xml:space="preserve"> </w:t>
-      </w:r>
-      <w:r>
-        <w:rPr>
-          <w:rFonts w:hint="eastAsia" w:ascii="Times New Roman" w:hAnsi="Times New Roman" w:eastAsia="FangSong" w:cs="Times New Roman"/>
-        </w:rPr>
-        <w:t xml:space="preserve">射线的释放占整</w:t>
-      </w:r>
-      <w:r>
-        <w:rPr>
-          <w:rFonts w:ascii="Times New Roman" w:hAnsi="Times New Roman" w:eastAsia="Times New Roman" w:cs="Times New Roman"/>
-        </w:rPr>
-        <w:t xml:space="preserve"> 0.10% </w:t>
-      </w:r>
-      <w:r>
-        <w:rPr>
-          <w:rFonts w:hint="eastAsia" w:ascii="Times New Roman" w:hAnsi="Times New Roman" w:eastAsia="Times New Roman" w:cs="Times New Roman"/>
-        </w:rPr>
-        <w:t>(</w:t>
-      </w:r>
-      <w:r>
-        <w:rPr>
-          <w:rFonts w:hint="eastAsia" w:ascii="Times New Roman" w:hAnsi="Times New Roman" w:eastAsia="FangSong" w:cs="Times New Roman"/>
-        </w:rPr>
-        <w:t>除此之外还有</w:t>
-      </w:r>
-      <w:r>
-        <w:rPr>
-          <w:rFonts w:ascii="Times New Roman" w:hAnsi="Times New Roman" w:eastAsia="Times New Roman" w:cs="Times New Roman"/>
-        </w:rPr>
-        <w:t xml:space="preserve"> β </w:t>
-      </w:r>
-      <w:r>
-        <w:rPr>
-          <w:rFonts w:hint="eastAsia" w:ascii="Times New Roman" w:hAnsi="Times New Roman" w:eastAsia="FangSong" w:cs="Times New Roman"/>
-        </w:rPr>
-        <w:t>衰变</w:t>
-      </w:r>
-      <w:r>
-        <w:rPr>
-          <w:rFonts w:hint="eastAsia" w:ascii="Times New Roman" w:hAnsi="Times New Roman" w:eastAsia="Times New Roman" w:cs="Times New Roman"/>
-        </w:rPr>
-        <w:t>)。</w:t>
-      </w:r>
-      <w:r>
-        <w:rPr>
-          <w:rFonts w:hint="eastAsia" w:ascii="Times New Roman" w:hAnsi="Times New Roman" w:eastAsia="FangSong" w:cs="Times New Roman"/>
-        </w:rPr>
-        <w:t>每个</w:t>
-      </w:r>
-      <w:r>
-        <w:rPr>
-          <w:rFonts w:ascii="Times New Roman" w:hAnsi="Times New Roman" w:eastAsia="Times New Roman" w:cs="Times New Roman"/>
-        </w:rPr>
-        <w:t xml:space="preserve"> γ </w:t>
-      </w:r>
-      <w:r>
-        <w:rPr>
-          <w:rFonts w:hint="eastAsia" w:ascii="Times New Roman" w:hAnsi="Times New Roman" w:eastAsia="FangSong" w:cs="Times New Roman"/>
-        </w:rPr>
-        <w:t xml:space="preserve">粒子的能量为</w:t>
-      </w:r>
-      <w:r>
-        <w:rPr>
-          <w:rFonts w:ascii="Times New Roman" w:hAnsi="Times New Roman" w:eastAsia="Times New Roman" w:cs="Times New Roman"/>
-        </w:rPr>
-        <w:t xml:space="preserve"> 1.332MeV, </w:t>
-      </w:r>
-      <w:r>
-        <w:rPr>
-          <w:rFonts w:hint="eastAsia" w:ascii="Times New Roman" w:hAnsi="Times New Roman" w:eastAsia="FangSong" w:cs="Times New Roman"/>
-        </w:rPr>
-        <w:t xml:space="preserve">氢气的产率</w:t>
-      </w:r>
-      <w:r>
-        <w:rPr>
-          <w:rFonts w:ascii="Times New Roman" w:hAnsi="Times New Roman" w:eastAsia="Times New Roman" w:cs="Times New Roman"/>
-        </w:rPr>
-        <w:t xml:space="preserve"> G=</w:t>
-      </w:r>
-    </w:p>
-    <w:p>
-      <w:pPr>
-        <w:pStyle w:val="BodyText"/>
-      </w:pPr>
-      <w:r>
-        <w:rPr>
-          <w:rFonts w:hint="eastAsia" w:ascii="Times New Roman" w:hAnsi="Times New Roman" w:eastAsia="FangSong" w:cs="Times New Roman"/>
-        </w:rPr>
-        <w:t>在第二个实验中</w:t>
-      </w:r>
-      <w:r>
-        <w:rPr>
-          <w:rFonts w:hint="eastAsia" w:ascii="Times New Roman" w:hAnsi="Times New Roman" w:eastAsia="Times New Roman" w:cs="Times New Roman"/>
-        </w:rPr>
-        <w:t>，</w:t>
-      </w:r>
-      <w:r>
-        <w:rPr>
-          <w:rFonts w:hint="eastAsia" w:ascii="Times New Roman" w:hAnsi="Times New Roman" w:eastAsia="FangSong" w:cs="Times New Roman"/>
-        </w:rPr>
-        <w:t>以恒定电流</w:t>
-      </w:r>
-      <w:r>
-        <w:rPr>
-          <w:rFonts w:ascii="Times New Roman" w:hAnsi="Times New Roman" w:eastAsia="Times New Roman" w:cs="Times New Roman"/>
-        </w:rPr>
-        <w:t xml:space="preserve"> I=8A </w:t>
-      </w:r>
-      <w:r>
-        <w:rPr>
-          <w:rFonts w:hint="eastAsia" w:ascii="Times New Roman" w:hAnsi="Times New Roman" w:eastAsia="FangSong" w:cs="Times New Roman"/>
-        </w:rPr>
-        <w:t>电解水</w:t>
-      </w:r>
-      <w:r>
-        <w:rPr>
-          <w:rFonts w:hint="eastAsia" w:ascii="Times New Roman" w:hAnsi="Times New Roman" w:eastAsia="Times New Roman" w:cs="Times New Roman"/>
-        </w:rPr>
-        <w:t>，</w:t>
-      </w:r>
-      <w:r>
-        <w:rPr>
-          <w:rFonts w:hint="eastAsia" w:ascii="Times New Roman" w:hAnsi="Times New Roman" w:eastAsia="FangSong" w:cs="Times New Roman"/>
-        </w:rPr>
-        <w:t>持续时间为</w:t>
-      </w:r>
-      <w:r>
-        <w:rPr>
-          <w:rFonts w:ascii="Times New Roman" w:hAnsi="Times New Roman" w:eastAsia="Times New Roman" w:cs="Times New Roman"/>
-        </w:rPr>
-        <w:t xml:space="preserve"> </w:t>
-      </w:r>
-      <w:r>
-        <w:rPr>
-          <w:rFonts w:hint="eastAsia" w:ascii="Times New Roman" w:hAnsi="Times New Roman" w:eastAsia="Times New Roman" w:cs="Times New Roman"/>
-        </w:rPr>
-        <w:t>1h，</w:t>
-      </w:r>
-      <w:r>
-        <w:rPr>
-          <w:rFonts w:hint="eastAsia" w:ascii="Times New Roman" w:hAnsi="Times New Roman" w:eastAsia="FangSong" w:cs="Times New Roman"/>
-        </w:rPr>
-        <w:t>假设电流效率为</w:t>
-      </w:r>
-      <w:r>
-        <w:rPr>
-          <w:rFonts w:ascii="Times New Roman" w:hAnsi="Times New Roman" w:eastAsia="Times New Roman" w:cs="Times New Roman"/>
-        </w:rPr>
-        <w:t xml:space="preserve"> 100%。</w:t>
       </w:r>
     </w:p>
     <w:p>
@@ -10703,9 +10176,330 @@
       </w:pPr>
       <w:r>
         <w:rPr>
-          <w:rFonts w:hint="eastAsia" w:ascii="Times New Roman" w:hAnsi="Times New Roman" w:eastAsia="FangSong" w:cs="Times New Roman"/>
-        </w:rPr>
-        <w:t xml:space="preserve">计算并比较两个实验所产生的</w:t>
+          <w:rFonts w:ascii="Times New Roman" w:hAnsi="Times New Roman" w:eastAsia="Times New Roman" w:cs="Times New Roman"/>
+        </w:rPr>
+        <w:t xml:space="preserve">B. </w:t>
+      </w:r>
+      <w:r>
+        <w:rPr>
+          <w:rFonts w:hint="eastAsia" w:ascii="Times New Roman" w:hAnsi="Times New Roman" w:eastAsia="FangSong" w:cs="Times New Roman"/>
+        </w:rPr>
+        <w:t>右侧发生的电极反应式</w:t>
+      </w:r>
+      <w:r>
+        <w:rPr>
+          <w:rFonts w:hint="eastAsia" w:ascii="Times New Roman" w:hAnsi="Times New Roman" w:eastAsia="Times New Roman" w:cs="Times New Roman"/>
+        </w:rPr>
+        <w:t>：HCHO</w:t>
+      </w:r>
+      <w:r>
+        <w:rPr>
+          <w:rFonts w:ascii="Times New Roman" w:hAnsi="Times New Roman" w:eastAsia="Times New Roman" w:cs="Times New Roman"/>
+        </w:rPr>
+        <w:t xml:space="preserve"> − 2e</w:t>
+      </w:r>
+      <w:r>
+        <w:rPr>
+          <w:rFonts w:ascii="Times New Roman" w:hAnsi="Times New Roman" w:eastAsia="Times New Roman" w:cs="Times New Roman"/>
+          <w:vertAlign w:val="superscript"/>
+        </w:rPr>
+        <w:t>-</w:t>
+      </w:r>
+      <w:r>
+        <w:rPr>
+          <w:rFonts w:ascii="Times New Roman" w:hAnsi="Times New Roman" w:eastAsia="Times New Roman" w:cs="Times New Roman"/>
+        </w:rPr>
+        <w:t xml:space="preserve"> + H</w:t>
+      </w:r>
+      <w:r>
+        <w:rPr>
+          <w:rFonts w:ascii="Times New Roman" w:hAnsi="Times New Roman" w:eastAsia="Times New Roman" w:cs="Times New Roman"/>
+          <w:vertAlign w:val="subscript"/>
+        </w:rPr>
+        <w:t>2</w:t>
+      </w:r>
+      <w:r>
+        <w:rPr>
+          <w:rFonts w:ascii="Times New Roman" w:hAnsi="Times New Roman" w:eastAsia="Times New Roman" w:cs="Times New Roman"/>
+        </w:rPr>
+        <w:t>O → HCOO</w:t>
+      </w:r>
+      <w:r>
+        <w:rPr>
+          <w:rFonts w:ascii="Times New Roman" w:hAnsi="Times New Roman" w:eastAsia="Times New Roman" w:cs="Times New Roman"/>
+          <w:vertAlign w:val="superscript"/>
+        </w:rPr>
+        <w:t>-</w:t>
+      </w:r>
+      <w:r>
+        <w:rPr>
+          <w:rFonts w:ascii="Times New Roman" w:hAnsi="Times New Roman" w:eastAsia="Times New Roman" w:cs="Times New Roman"/>
+        </w:rPr>
+        <w:t xml:space="preserve"> + 3H</w:t>
+      </w:r>
+      <w:r>
+        <w:rPr>
+          <w:rFonts w:ascii="Times New Roman" w:hAnsi="Times New Roman" w:eastAsia="Times New Roman" w:cs="Times New Roman"/>
+          <w:vertAlign w:val="superscript"/>
+        </w:rPr>
+        <w:t>+</w:t>
+      </w:r>
+    </w:p>
+    <w:p>
+      <w:pPr>
+        <w:pStyle w:val="Compact"/>
+        <w:numPr>
+          <w:ilvl w:val="0"/>
+          <w:numId w:val="1012"/>
+        </w:numPr>
+      </w:pPr>
+      <w:r>
+        <w:rPr>
+          <w:rFonts w:ascii="Times New Roman" w:hAnsi="Times New Roman" w:eastAsia="Times New Roman" w:cs="Times New Roman"/>
+        </w:rPr>
+        <w:t xml:space="preserve">C. </w:t>
+      </w:r>
+      <w:r>
+        <w:rPr>
+          <w:rFonts w:hint="eastAsia" w:ascii="Times New Roman" w:hAnsi="Times New Roman" w:eastAsia="FangSong" w:cs="Times New Roman"/>
+        </w:rPr>
+        <w:t>若将质子交换膜换成阴离子交换膜</w:t>
+      </w:r>
+      <w:r>
+        <w:rPr>
+          <w:rFonts w:hint="eastAsia" w:ascii="Times New Roman" w:hAnsi="Times New Roman" w:eastAsia="Times New Roman" w:cs="Times New Roman"/>
+        </w:rPr>
+        <w:t>，</w:t>
+      </w:r>
+      <w:r>
+        <w:rPr>
+          <w:rFonts w:hint="eastAsia" w:ascii="Times New Roman" w:hAnsi="Times New Roman" w:eastAsia="FangSong" w:cs="Times New Roman"/>
+        </w:rPr>
+        <w:t>放电过程中</w:t>
+      </w:r>
+      <w:r>
+        <w:rPr>
+          <w:rFonts w:hint="eastAsia" w:ascii="Times New Roman" w:hAnsi="Times New Roman" w:eastAsia="Times New Roman" w:cs="Times New Roman"/>
+        </w:rPr>
+        <w:t>，</w:t>
+      </w:r>
+      <w:r>
+        <w:rPr>
+          <w:rFonts w:hint="eastAsia" w:ascii="Times New Roman" w:hAnsi="Times New Roman" w:eastAsia="FangSong" w:cs="Times New Roman"/>
+        </w:rPr>
+        <w:t>大量的</w:t>
+      </w:r>
+      <w:r>
+        <w:rPr>
+          <w:rFonts w:ascii="Times New Roman" w:hAnsi="Times New Roman" w:eastAsia="Times New Roman" w:cs="Times New Roman"/>
+        </w:rPr>
+        <w:t xml:space="preserve"> OH</w:t>
+      </w:r>
+      <w:r>
+        <w:rPr>
+          <w:rFonts w:ascii="Times New Roman" w:hAnsi="Times New Roman" w:eastAsia="Times New Roman" w:cs="Times New Roman"/>
+          <w:vertAlign w:val="superscript"/>
+        </w:rPr>
+        <w:t>-</w:t>
+      </w:r>
+      <w:r>
+        <w:rPr>
+          <w:rFonts w:ascii="Times New Roman" w:hAnsi="Times New Roman" w:eastAsia="Times New Roman" w:cs="Times New Roman"/>
+        </w:rPr>
+        <w:t xml:space="preserve"> </w:t>
+      </w:r>
+      <w:r>
+        <w:rPr>
+          <w:rFonts w:hint="eastAsia" w:ascii="Times New Roman" w:hAnsi="Times New Roman" w:eastAsia="FangSong" w:cs="Times New Roman"/>
+        </w:rPr>
+        <w:t xml:space="preserve">将向左侧迁移</w:t>
+      </w:r>
+    </w:p>
+    <w:p>
+      <w:pPr>
+        <w:pStyle w:val="Compact"/>
+        <w:numPr>
+          <w:ilvl w:val="0"/>
+          <w:numId w:val="1012"/>
+        </w:numPr>
+      </w:pPr>
+      <w:r>
+        <w:rPr>
+          <w:rFonts w:ascii="Times New Roman" w:hAnsi="Times New Roman" w:eastAsia="Times New Roman" w:cs="Times New Roman"/>
+        </w:rPr>
+        <w:t xml:space="preserve">D. </w:t>
+      </w:r>
+      <w:r>
+        <w:rPr>
+          <w:rFonts w:hint="eastAsia" w:ascii="Times New Roman" w:hAnsi="Times New Roman" w:eastAsia="FangSong" w:cs="Times New Roman"/>
+        </w:rPr>
+        <w:t>放电一段时间打开开关</w:t>
+      </w:r>
+      <w:r>
+        <w:rPr>
+          <w:rFonts w:hint="eastAsia" w:ascii="Times New Roman" w:hAnsi="Times New Roman" w:eastAsia="Times New Roman" w:cs="Times New Roman"/>
+        </w:rPr>
+        <w:t>，</w:t>
+      </w:r>
+      <w:r>
+        <w:rPr>
+          <w:rFonts w:hint="eastAsia" w:ascii="Times New Roman" w:hAnsi="Times New Roman" w:eastAsia="FangSong" w:cs="Times New Roman"/>
+        </w:rPr>
+        <w:t>移去质子交换膜</w:t>
+      </w:r>
+      <w:r>
+        <w:rPr>
+          <w:rFonts w:hint="eastAsia" w:ascii="Times New Roman" w:hAnsi="Times New Roman" w:eastAsia="Times New Roman" w:cs="Times New Roman"/>
+        </w:rPr>
+        <w:t>，</w:t>
+      </w:r>
+      <w:r>
+        <w:rPr>
+          <w:rFonts w:hint="eastAsia" w:ascii="Times New Roman" w:hAnsi="Times New Roman" w:eastAsia="FangSong" w:cs="Times New Roman"/>
+        </w:rPr>
+        <w:t>装置中可能会有红色固体</w:t>
+      </w:r>
+      <w:r>
+        <w:rPr>
+          <w:rFonts w:hint="eastAsia" w:ascii="Times New Roman" w:hAnsi="Times New Roman" w:eastAsia="Times New Roman" w:cs="Times New Roman"/>
+        </w:rPr>
+        <w:t>、</w:t>
+      </w:r>
+      <w:r>
+        <w:rPr>
+          <w:rFonts w:hint="eastAsia" w:ascii="Times New Roman" w:hAnsi="Times New Roman" w:eastAsia="FangSong" w:cs="Times New Roman"/>
+        </w:rPr>
+        <w:t>蓝色絮状物出现</w:t>
+      </w:r>
+    </w:p>
+    <w:p>
+      <w:pPr>
+        <w:spacing w:before="160" w:after="80"/>
+      </w:pPr>
+      <w:r>
+        <w:pict>
+          <v:rect style="width:0;height:1.5pt" o:hralign="center" o:hrstd="t" o:hr="t"/>
+        </w:pict>
+      </w:r>
+    </w:p>
+    <w:bookmarkEnd w:id="41"/>
+    <w:bookmarkStart w:id="42" w:name="第19题"/>
+    <w:p>
+      <w:pPr>
+        <w:pStyle w:val="Heading3"/>
+        <w:spacing w:before="280" w:after="120"/>
+      </w:pPr>
+      <w:r>
+        <w:rPr>
+          <w:rFonts w:hint="eastAsia" w:ascii="Times New Roman" w:hAnsi="Times New Roman" w:eastAsia="SimHei" w:cs="Times New Roman"/>
+        </w:rPr>
+        <w:t>第</w:t>
+      </w:r>
+      <w:r>
+        <w:rPr>
+          <w:rFonts w:hint="eastAsia" w:ascii="Times New Roman" w:hAnsi="Times New Roman" w:eastAsia="Times New Roman" w:cs="Times New Roman"/>
+        </w:rPr>
+        <w:t>19</w:t>
+      </w:r>
+      <w:r>
+        <w:rPr>
+          <w:rFonts w:hint="eastAsia" w:ascii="Times New Roman" w:hAnsi="Times New Roman" w:eastAsia="SimHei" w:cs="Times New Roman"/>
+        </w:rPr>
+        <w:t>题</w:t>
+      </w:r>
+    </w:p>
+    <w:p>
+      <w:pPr>
+        <w:spacing w:before="160" w:after="80"/>
+      </w:pPr>
+      <w:r>
+        <w:pict>
+          <v:rect style="width:0;height:1.5pt" o:hralign="center" o:hrstd="t" o:hr="t"/>
+        </w:pict>
+      </w:r>
+    </w:p>
+    <w:p>
+      <w:pPr>
+        <w:pStyle w:val="FirstParagraph"/>
+      </w:pPr>
+      <w:r>
+        <w:rPr>
+          <w:rFonts w:ascii="Times New Roman" w:hAnsi="Times New Roman" w:eastAsia="Times New Roman" w:cs="Times New Roman"/>
+          <w:b/>
+          <w:bCs/>
+        </w:rPr>
+        <w:t xml:space="preserve">·</w:t>
+      </w:r>
+      <w:r>
+        <w:rPr>
+          <w:rFonts w:ascii="Times New Roman" w:hAnsi="Times New Roman" w:eastAsia="Times New Roman" w:cs="Times New Roman"/>
+        </w:rPr>
+        <w:t xml:space="preserve"> </w:t>
+      </w:r>
+      <w:r>
+        <w:rPr>
+          <w:rFonts w:hint="eastAsia" w:ascii="Times New Roman" w:hAnsi="Times New Roman" w:eastAsia="FangSong" w:cs="Times New Roman"/>
+        </w:rPr>
+        <w:t xml:space="preserve">题目</w:t>
+      </w:r>
+    </w:p>
+    <w:p>
+      <w:pPr>
+        <w:pStyle w:val="BodyText"/>
+      </w:pPr>
+      <w:r>
+        <w:rPr>
+          <w:rFonts w:hint="eastAsia" w:ascii="Times New Roman" w:hAnsi="Times New Roman" w:eastAsia="FangSong" w:cs="Times New Roman"/>
+        </w:rPr>
+        <w:t>高能射线可引发化学反应</w:t>
+      </w:r>
+      <w:r>
+        <w:rPr>
+          <w:rFonts w:hint="eastAsia" w:ascii="Times New Roman" w:hAnsi="Times New Roman" w:eastAsia="Times New Roman" w:cs="Times New Roman"/>
+        </w:rPr>
+        <w:t>，</w:t>
+      </w:r>
+      <w:r>
+        <w:rPr>
+          <w:rFonts w:hint="eastAsia" w:ascii="Times New Roman" w:hAnsi="Times New Roman" w:eastAsia="FangSong" w:cs="Times New Roman"/>
+        </w:rPr>
+        <w:t>而对水的辐照是最重要的放射化学过程之一</w:t>
+      </w:r>
+      <w:r>
+        <w:rPr>
+          <w:rFonts w:hint="eastAsia" w:ascii="Times New Roman" w:hAnsi="Times New Roman" w:eastAsia="Times New Roman" w:cs="Times New Roman"/>
+        </w:rPr>
+        <w:t>。</w:t>
+      </w:r>
+      <w:r>
+        <w:rPr>
+          <w:rFonts w:hint="eastAsia" w:ascii="Times New Roman" w:hAnsi="Times New Roman" w:eastAsia="FangSong" w:cs="Times New Roman"/>
+        </w:rPr>
+        <w:t>该辐照过程中放出氢气的现象由德国科学家</w:t>
+      </w:r>
+      <w:r>
+        <w:rPr>
+          <w:rFonts w:hint="eastAsia" w:ascii="Times New Roman" w:hAnsi="Times New Roman" w:eastAsia="Times New Roman" w:cs="Times New Roman"/>
+        </w:rPr>
+        <w:t>F.Giesel</w:t>
+      </w:r>
+      <w:r>
+        <w:rPr>
+          <w:rFonts w:hint="eastAsia" w:ascii="Times New Roman" w:hAnsi="Times New Roman" w:eastAsia="FangSong" w:cs="Times New Roman"/>
+        </w:rPr>
+        <w:t>于</w:t>
+      </w:r>
+      <w:r>
+        <w:rPr>
+          <w:rFonts w:hint="eastAsia" w:ascii="Times New Roman" w:hAnsi="Times New Roman" w:eastAsia="Times New Roman" w:cs="Times New Roman"/>
+        </w:rPr>
+        <w:t>1902</w:t>
+      </w:r>
+      <w:r>
+        <w:rPr>
+          <w:rFonts w:hint="eastAsia" w:ascii="Times New Roman" w:hAnsi="Times New Roman" w:eastAsia="FangSong" w:cs="Times New Roman"/>
+        </w:rPr>
+        <w:t>年在</w:t>
       </w:r>
       <w:r>
         <w:rPr>
@@ -10717,7 +10511,28 @@
         <m:sSub>
           <m:e>
             <m:r>
-              <m:t>H</m:t>
+              <m:rPr>
+                <m:sty m:val="p"/>
+              </m:rPr>
+              <m:t>R</m:t>
+            </m:r>
+            <m:r>
+              <m:rPr>
+                <m:sty m:val="p"/>
+              </m:rPr>
+              <m:t>a</m:t>
+            </m:r>
+            <m:r>
+              <m:rPr>
+                <m:sty m:val="p"/>
+              </m:rPr>
+              <m:t>B</m:t>
+            </m:r>
+            <m:r>
+              <m:rPr>
+                <m:sty m:val="p"/>
+              </m:rPr>
+              <m:t>r</m:t>
             </m:r>
           </m:e>
           <m:sub>
@@ -10737,147 +10552,259 @@
         <w:rPr>
           <w:rFonts w:hint="eastAsia" w:ascii="Times New Roman" w:hAnsi="Times New Roman" w:eastAsia="FangSong" w:cs="Times New Roman"/>
         </w:rPr>
-        <w:t>体积</w:t>
-      </w:r>
-      <w:r>
-        <w:rPr>
-          <w:rFonts w:hint="eastAsia" w:ascii="Times New Roman" w:hAnsi="Times New Roman" w:eastAsia="Times New Roman" w:cs="Times New Roman"/>
-        </w:rPr>
-        <w:t>(STP)。</w:t>
-      </w:r>
-      <w:r>
-        <w:rPr>
-          <w:rFonts w:hint="eastAsia" w:ascii="Times New Roman" w:hAnsi="Times New Roman" w:eastAsia="FangSong" w:cs="Times New Roman"/>
-        </w:rPr>
-        <w:t>提示</w:t>
-      </w:r>
-      <w:r>
-        <w:rPr>
-          <w:rFonts w:hint="eastAsia" w:ascii="Times New Roman" w:hAnsi="Times New Roman" w:eastAsia="Times New Roman" w:cs="Times New Roman"/>
-        </w:rPr>
-        <w:t>:</w:t>
-      </w:r>
-      <w:r>
-        <w:rPr>
-          <w:rFonts w:ascii="Times New Roman" w:hAnsi="Times New Roman" w:eastAsia="Times New Roman" w:cs="Times New Roman"/>
-        </w:rPr>
-        <w:t xml:space="preserve"> STP </w:t>
-      </w:r>
-      <w:r>
-        <w:rPr>
-          <w:rFonts w:hint="eastAsia" w:ascii="Times New Roman" w:hAnsi="Times New Roman" w:eastAsia="FangSong" w:cs="Times New Roman"/>
-        </w:rPr>
-        <w:t>指标准状况</w:t>
+        <w:t>水溶液中发现</w:t>
       </w:r>
       <w:r>
         <w:rPr>
           <w:rFonts w:hint="eastAsia" w:ascii="Times New Roman" w:hAnsi="Times New Roman" w:eastAsia="Times New Roman" w:cs="Times New Roman"/>
         </w:rPr>
         <w:t>。</w:t>
+      </w:r>
+      <w:r>
+        <w:rPr>
+          <w:rFonts w:hint="eastAsia" w:ascii="Times New Roman" w:hAnsi="Times New Roman" w:eastAsia="FangSong" w:cs="Times New Roman"/>
+        </w:rPr>
+        <w:t>居里夫人称这种现象</w:t>
+      </w:r>
+      <w:r>
+        <w:rPr>
+          <w:rFonts w:hint="eastAsia" w:ascii="Times New Roman" w:hAnsi="Times New Roman" w:eastAsia="Times New Roman" w:cs="Times New Roman"/>
+        </w:rPr>
+        <w:t>”</w:t>
+      </w:r>
+      <w:r>
+        <w:rPr>
+          <w:rFonts w:hint="eastAsia" w:ascii="Times New Roman" w:hAnsi="Times New Roman" w:eastAsia="FangSong" w:cs="Times New Roman"/>
+        </w:rPr>
+        <w:t>不用电极的电解</w:t>
+      </w:r>
+      <w:r>
+        <w:rPr>
+          <w:rFonts w:hint="eastAsia" w:ascii="Times New Roman" w:hAnsi="Times New Roman" w:eastAsia="Times New Roman" w:cs="Times New Roman"/>
+        </w:rPr>
+        <w:t>”。</w:t>
       </w:r>
     </w:p>
     <w:p>
       <w:pPr>
-        <w:spacing w:before="160" w:after="80"/>
-      </w:pPr>
-      <w:r>
-        <w:pict>
-          <v:rect style="width:0;height:1.5pt" o:hralign="center" o:hrstd="t" o:hr="t"/>
-        </w:pict>
+        <w:pStyle w:val="BodyText"/>
+      </w:pPr>
+      <w:r>
+        <w:rPr>
+          <w:rFonts w:hint="eastAsia" w:ascii="Times New Roman" w:hAnsi="Times New Roman" w:eastAsia="FangSong" w:cs="Times New Roman"/>
+        </w:rPr>
+        <w:t>在第一个实验中</w:t>
+      </w:r>
+      <w:r>
+        <w:rPr>
+          <w:rFonts w:hint="eastAsia" w:ascii="Times New Roman" w:hAnsi="Times New Roman" w:eastAsia="Times New Roman" w:cs="Times New Roman"/>
+        </w:rPr>
+        <w:t>，</w:t>
+      </w:r>
+      <w:r>
+        <w:rPr>
+          <w:rFonts w:hint="eastAsia" w:ascii="Times New Roman" w:hAnsi="Times New Roman" w:eastAsia="FangSong" w:cs="Times New Roman"/>
+        </w:rPr>
+        <w:t>我们用</w:t>
+      </w:r>
+      <w:r>
+        <w:rPr>
+          <w:rFonts w:ascii="Times New Roman" w:hAnsi="Times New Roman" w:eastAsia="Times New Roman" w:cs="Times New Roman"/>
+        </w:rPr>
+        <w:t xml:space="preserve"> 2.0g </w:t>
+      </w:r>
+      <w:r>
+        <w:rPr>
+          <w:rFonts w:hint="eastAsia" w:ascii="Times New Roman" w:hAnsi="Times New Roman" w:eastAsia="FangSong" w:cs="Times New Roman"/>
+        </w:rPr>
+        <w:t xml:space="preserve">的</w:t>
+      </w:r>
+      <w:r>
+        <w:rPr>
+          <w:rFonts w:ascii="Times New Roman" w:hAnsi="Times New Roman" w:eastAsia="Times New Roman" w:cs="Times New Roman"/>
+        </w:rPr>
+        <w:t xml:space="preserve"> </w:t>
+      </w:r>
+      <m:oMath>
+        <m:sSup>
+          <m:e>
+            <m:r>
+              <m:t>​</m:t>
+            </m:r>
+          </m:e>
+          <m:sup>
+            <m:r>
+              <m:t>60</m:t>
+            </m:r>
+          </m:sup>
+        </m:sSup>
+        <m:r>
+          <m:rPr>
+            <m:sty m:val="p"/>
+          </m:rPr>
+          <m:t>C</m:t>
+        </m:r>
+        <m:r>
+          <m:rPr>
+            <m:sty m:val="p"/>
+          </m:rPr>
+          <m:t>o</m:t>
+        </m:r>
+      </m:oMath>
+      <w:r>
+        <w:rPr>
+          <w:rFonts w:ascii="Times New Roman" w:hAnsi="Times New Roman" w:eastAsia="Times New Roman" w:cs="Times New Roman"/>
+        </w:rPr>
+        <w:t xml:space="preserve"> </w:t>
+      </w:r>
+      <w:r>
+        <w:rPr>
+          <w:rFonts w:hint="eastAsia" w:ascii="Times New Roman" w:hAnsi="Times New Roman" w:eastAsia="Times New Roman" w:cs="Times New Roman"/>
+        </w:rPr>
+        <w:t>(</w:t>
+      </w:r>
+      <w:r>
+        <w:rPr>
+          <w:rFonts w:hint="eastAsia" w:ascii="Times New Roman" w:hAnsi="Times New Roman" w:eastAsia="FangSong" w:cs="Times New Roman"/>
+        </w:rPr>
+        <w:t>半衰期</w:t>
+      </w:r>
+      <w:r>
+        <w:rPr>
+          <w:rFonts w:ascii="Times New Roman" w:hAnsi="Times New Roman" w:eastAsia="Times New Roman" w:cs="Times New Roman"/>
+        </w:rPr>
+        <w:t xml:space="preserve"> 5.3 </w:t>
+      </w:r>
+      <w:r>
+        <w:rPr>
+          <w:rFonts w:hint="eastAsia" w:ascii="Times New Roman" w:hAnsi="Times New Roman" w:eastAsia="FangSong" w:cs="Times New Roman"/>
+        </w:rPr>
+        <w:t>年</w:t>
+      </w:r>
+      <w:r>
+        <w:rPr>
+          <w:rFonts w:hint="eastAsia" w:ascii="Times New Roman" w:hAnsi="Times New Roman" w:eastAsia="Times New Roman" w:cs="Times New Roman"/>
+        </w:rPr>
+        <w:t>)</w:t>
+      </w:r>
+      <w:r>
+        <w:rPr>
+          <w:rFonts w:hint="eastAsia" w:ascii="Times New Roman" w:hAnsi="Times New Roman" w:eastAsia="FangSong" w:cs="Times New Roman"/>
+        </w:rPr>
+        <w:t>所放出的</w:t>
+      </w:r>
+      <w:r>
+        <w:rPr>
+          <w:rFonts w:ascii="Times New Roman" w:hAnsi="Times New Roman" w:eastAsia="Times New Roman" w:cs="Times New Roman"/>
+        </w:rPr>
+        <w:t xml:space="preserve"> γ </w:t>
+      </w:r>
+      <w:r>
+        <w:rPr>
+          <w:rFonts w:hint="eastAsia" w:ascii="Times New Roman" w:hAnsi="Times New Roman" w:eastAsia="FangSong" w:cs="Times New Roman"/>
+        </w:rPr>
+        <w:t>射线照射水</w:t>
+      </w:r>
+      <w:r>
+        <w:rPr>
+          <w:rFonts w:hint="eastAsia" w:ascii="Times New Roman" w:hAnsi="Times New Roman" w:eastAsia="Times New Roman" w:cs="Times New Roman"/>
+        </w:rPr>
+        <w:t>。γ</w:t>
+      </w:r>
+      <w:r>
+        <w:rPr>
+          <w:rFonts w:ascii="Times New Roman" w:hAnsi="Times New Roman" w:eastAsia="Times New Roman" w:cs="Times New Roman"/>
+        </w:rPr>
+        <w:t xml:space="preserve"> </w:t>
+      </w:r>
+      <w:r>
+        <w:rPr>
+          <w:rFonts w:hint="eastAsia" w:ascii="Times New Roman" w:hAnsi="Times New Roman" w:eastAsia="FangSong" w:cs="Times New Roman"/>
+        </w:rPr>
+        <w:t xml:space="preserve">射线的释放占整</w:t>
+      </w:r>
+      <w:r>
+        <w:rPr>
+          <w:rFonts w:ascii="Times New Roman" w:hAnsi="Times New Roman" w:eastAsia="Times New Roman" w:cs="Times New Roman"/>
+        </w:rPr>
+        <w:t xml:space="preserve"> 0.10% </w:t>
+      </w:r>
+      <w:r>
+        <w:rPr>
+          <w:rFonts w:hint="eastAsia" w:ascii="Times New Roman" w:hAnsi="Times New Roman" w:eastAsia="Times New Roman" w:cs="Times New Roman"/>
+        </w:rPr>
+        <w:t>(</w:t>
+      </w:r>
+      <w:r>
+        <w:rPr>
+          <w:rFonts w:hint="eastAsia" w:ascii="Times New Roman" w:hAnsi="Times New Roman" w:eastAsia="FangSong" w:cs="Times New Roman"/>
+        </w:rPr>
+        <w:t>除此之外还有</w:t>
+      </w:r>
+      <w:r>
+        <w:rPr>
+          <w:rFonts w:ascii="Times New Roman" w:hAnsi="Times New Roman" w:eastAsia="Times New Roman" w:cs="Times New Roman"/>
+        </w:rPr>
+        <w:t xml:space="preserve"> β </w:t>
+      </w:r>
+      <w:r>
+        <w:rPr>
+          <w:rFonts w:hint="eastAsia" w:ascii="Times New Roman" w:hAnsi="Times New Roman" w:eastAsia="FangSong" w:cs="Times New Roman"/>
+        </w:rPr>
+        <w:t>衰变</w:t>
+      </w:r>
+      <w:r>
+        <w:rPr>
+          <w:rFonts w:hint="eastAsia" w:ascii="Times New Roman" w:hAnsi="Times New Roman" w:eastAsia="Times New Roman" w:cs="Times New Roman"/>
+        </w:rPr>
+        <w:t>)。</w:t>
+      </w:r>
+      <w:r>
+        <w:rPr>
+          <w:rFonts w:hint="eastAsia" w:ascii="Times New Roman" w:hAnsi="Times New Roman" w:eastAsia="FangSong" w:cs="Times New Roman"/>
+        </w:rPr>
+        <w:t>每个</w:t>
+      </w:r>
+      <w:r>
+        <w:rPr>
+          <w:rFonts w:ascii="Times New Roman" w:hAnsi="Times New Roman" w:eastAsia="Times New Roman" w:cs="Times New Roman"/>
+        </w:rPr>
+        <w:t xml:space="preserve"> γ </w:t>
+      </w:r>
+      <w:r>
+        <w:rPr>
+          <w:rFonts w:hint="eastAsia" w:ascii="Times New Roman" w:hAnsi="Times New Roman" w:eastAsia="FangSong" w:cs="Times New Roman"/>
+        </w:rPr>
+        <w:t xml:space="preserve">粒子的能量为</w:t>
+      </w:r>
+      <w:r>
+        <w:rPr>
+          <w:rFonts w:ascii="Times New Roman" w:hAnsi="Times New Roman" w:eastAsia="Times New Roman" w:cs="Times New Roman"/>
+        </w:rPr>
+        <w:t xml:space="preserve"> 1.332MeV, </w:t>
+      </w:r>
+      <w:r>
+        <w:rPr>
+          <w:rFonts w:hint="eastAsia" w:ascii="Times New Roman" w:hAnsi="Times New Roman" w:eastAsia="FangSong" w:cs="Times New Roman"/>
+        </w:rPr>
+        <w:t xml:space="preserve">氢气的产率</w:t>
+      </w:r>
+      <w:r>
+        <w:rPr>
+          <w:rFonts w:ascii="Times New Roman" w:hAnsi="Times New Roman" w:eastAsia="Times New Roman" w:cs="Times New Roman"/>
+        </w:rPr>
+        <w:t xml:space="preserve"> G=</w:t>
       </w:r>
     </w:p>
     <w:p>
       <w:pPr>
-        <w:spacing w:before="160" w:after="80"/>
-      </w:pPr>
-      <w:r>
-        <w:pict>
-          <v:rect style="width:0;height:1.5pt" o:hralign="center" o:hrstd="t" o:hr="t"/>
-        </w:pict>
-      </w:r>
-    </w:p>
-    <w:bookmarkEnd w:id="42"/>
-    <w:bookmarkStart w:id="43" w:name="第20题"/>
-    <w:p>
-      <w:pPr>
-        <w:pStyle w:val="Heading3"/>
-        <w:spacing w:before="280" w:after="120"/>
-      </w:pPr>
-      <w:r>
-        <w:rPr>
-          <w:rFonts w:hint="eastAsia" w:ascii="Times New Roman" w:hAnsi="Times New Roman" w:eastAsia="SimHei" w:cs="Times New Roman"/>
-        </w:rPr>
-        <w:t>第</w:t>
-      </w:r>
-      <w:r>
-        <w:rPr>
-          <w:rFonts w:hint="eastAsia" w:ascii="Times New Roman" w:hAnsi="Times New Roman" w:eastAsia="Times New Roman" w:cs="Times New Roman"/>
-        </w:rPr>
-        <w:t>20</w:t>
-      </w:r>
-      <w:r>
-        <w:rPr>
-          <w:rFonts w:hint="eastAsia" w:ascii="Times New Roman" w:hAnsi="Times New Roman" w:eastAsia="SimHei" w:cs="Times New Roman"/>
-        </w:rPr>
-        <w:t>题</w:t>
-      </w:r>
-    </w:p>
-    <w:p>
-      <w:pPr>
-        <w:spacing w:before="160" w:after="80"/>
-      </w:pPr>
-      <w:r>
-        <w:pict>
-          <v:rect style="width:0;height:1.5pt" o:hralign="center" o:hrstd="t" o:hr="t"/>
-        </w:pict>
-      </w:r>
-    </w:p>
-    <w:p>
-      <w:pPr>
-        <w:pStyle w:val="FirstParagraph"/>
-      </w:pPr>
-      <w:r>
-        <w:rPr>
-          <w:rFonts w:ascii="Times New Roman" w:hAnsi="Times New Roman" w:eastAsia="Times New Roman" w:cs="Times New Roman"/>
-          <w:b/>
-          <w:bCs/>
-        </w:rPr>
-        <w:t xml:space="preserve">·</w:t>
-      </w:r>
-      <w:r>
-        <w:rPr>
-          <w:rFonts w:ascii="Times New Roman" w:hAnsi="Times New Roman" w:eastAsia="Times New Roman" w:cs="Times New Roman"/>
-        </w:rPr>
-        <w:t xml:space="preserve"> </w:t>
-      </w:r>
-      <w:r>
-        <w:rPr>
-          <w:rFonts w:hint="eastAsia" w:ascii="Times New Roman" w:hAnsi="Times New Roman" w:eastAsia="FangSong" w:cs="Times New Roman"/>
-        </w:rPr>
-        <w:t xml:space="preserve">题目</w:t>
-      </w:r>
-    </w:p>
-    <w:p>
-      <w:pPr>
         <w:pStyle w:val="BodyText"/>
       </w:pPr>
       <w:r>
         <w:rPr>
           <w:rFonts w:hint="eastAsia" w:ascii="Times New Roman" w:hAnsi="Times New Roman" w:eastAsia="FangSong" w:cs="Times New Roman"/>
         </w:rPr>
-        <w:t>为测定某硫酸铵</w:t>
-      </w:r>
-      <w:r>
-        <w:rPr>
-          <w:rFonts w:hint="eastAsia" w:ascii="Times New Roman" w:hAnsi="Times New Roman" w:eastAsia="Times New Roman" w:cs="Times New Roman"/>
-        </w:rPr>
-        <w:t>、</w:t>
-      </w:r>
-      <w:r>
-        <w:rPr>
-          <w:rFonts w:hint="eastAsia" w:ascii="Times New Roman" w:hAnsi="Times New Roman" w:eastAsia="FangSong" w:cs="Times New Roman"/>
-        </w:rPr>
-        <w:t>硫酸氢铵的混合物中氮元素的质量分数</w:t>
+        <w:t>在第二个实验中</w:t>
       </w:r>
       <w:r>
         <w:rPr>
@@ -10889,31 +10816,19 @@
         <w:rPr>
           <w:rFonts w:hint="eastAsia" w:ascii="Times New Roman" w:hAnsi="Times New Roman" w:eastAsia="FangSong" w:cs="Times New Roman"/>
         </w:rPr>
-        <w:t>将不同质量的铵盐分别加入</w:t>
-      </w:r>
-      <w:r>
-        <w:rPr>
-          <w:rFonts w:ascii="Times New Roman" w:hAnsi="Times New Roman" w:eastAsia="Times New Roman" w:cs="Times New Roman"/>
-        </w:rPr>
-        <w:t xml:space="preserve"> 50.00mL </w:t>
-      </w:r>
-      <w:r>
-        <w:rPr>
-          <w:rFonts w:hint="eastAsia" w:ascii="Times New Roman" w:hAnsi="Times New Roman" w:eastAsia="FangSong" w:cs="Times New Roman"/>
-        </w:rPr>
-        <w:t xml:space="preserve">相同浓度的</w:t>
-      </w:r>
-      <w:r>
-        <w:rPr>
-          <w:rFonts w:ascii="Times New Roman" w:hAnsi="Times New Roman" w:eastAsia="Times New Roman" w:cs="Times New Roman"/>
-        </w:rPr>
-        <w:t xml:space="preserve"> NaOH </w:t>
-      </w:r>
-      <w:r>
-        <w:rPr>
-          <w:rFonts w:hint="eastAsia" w:ascii="Times New Roman" w:hAnsi="Times New Roman" w:eastAsia="FangSong" w:cs="Times New Roman"/>
-        </w:rPr>
-        <w:t>溶液中</w:t>
+        <w:t>以恒定电流</w:t>
+      </w:r>
+      <w:r>
+        <w:rPr>
+          <w:rFonts w:ascii="Times New Roman" w:hAnsi="Times New Roman" w:eastAsia="Times New Roman" w:cs="Times New Roman"/>
+        </w:rPr>
+        <w:t xml:space="preserve"> I=8A </w:t>
+      </w:r>
+      <w:r>
+        <w:rPr>
+          <w:rFonts w:hint="eastAsia" w:ascii="Times New Roman" w:hAnsi="Times New Roman" w:eastAsia="FangSong" w:cs="Times New Roman"/>
+        </w:rPr>
+        <w:t>电解水</w:t>
       </w:r>
       <w:r>
         <w:rPr>
@@ -10925,175 +10840,31 @@
         <w:rPr>
           <w:rFonts w:hint="eastAsia" w:ascii="Times New Roman" w:hAnsi="Times New Roman" w:eastAsia="FangSong" w:cs="Times New Roman"/>
         </w:rPr>
-        <w:t>沸水浴加热至气体全部逸出</w:t>
-      </w:r>
-      <w:r>
-        <w:rPr>
-          <w:rFonts w:hint="eastAsia" w:ascii="Times New Roman" w:hAnsi="Times New Roman" w:eastAsia="Times New Roman" w:cs="Times New Roman"/>
-        </w:rPr>
-        <w:t>(</w:t>
-      </w:r>
-      <w:r>
-        <w:rPr>
-          <w:rFonts w:hint="eastAsia" w:ascii="Times New Roman" w:hAnsi="Times New Roman" w:eastAsia="FangSong" w:cs="Times New Roman"/>
-        </w:rPr>
-        <w:t>此温度下铵盐不分解</w:t>
-      </w:r>
-      <w:r>
-        <w:rPr>
-          <w:rFonts w:hint="eastAsia" w:ascii="Times New Roman" w:hAnsi="Times New Roman" w:eastAsia="Times New Roman" w:cs="Times New Roman"/>
-        </w:rPr>
-        <w:t>),</w:t>
-      </w:r>
-      <w:r>
-        <w:rPr>
-          <w:rFonts w:hint="eastAsia" w:ascii="Times New Roman" w:hAnsi="Times New Roman" w:eastAsia="FangSong" w:cs="Times New Roman"/>
-        </w:rPr>
-        <w:t>该气体经干燥后用浓硫酸吸收完全</w:t>
-      </w:r>
-      <w:r>
-        <w:rPr>
-          <w:rFonts w:hint="eastAsia" w:ascii="Times New Roman" w:hAnsi="Times New Roman" w:eastAsia="Times New Roman" w:cs="Times New Roman"/>
-        </w:rPr>
-        <w:t>，</w:t>
-      </w:r>
-      <w:r>
-        <w:rPr>
-          <w:rFonts w:hint="eastAsia" w:ascii="Times New Roman" w:hAnsi="Times New Roman" w:eastAsia="FangSong" w:cs="Times New Roman"/>
-        </w:rPr>
-        <w:t>测定浓硫酸增加的质量</w:t>
-      </w:r>
-      <w:r>
-        <w:rPr>
-          <w:rFonts w:hint="eastAsia" w:ascii="Times New Roman" w:hAnsi="Times New Roman" w:eastAsia="Times New Roman" w:cs="Times New Roman"/>
-        </w:rPr>
-        <w:t>。</w:t>
-      </w:r>
-      <w:r>
-        <w:rPr>
-          <w:rFonts w:hint="eastAsia" w:ascii="Times New Roman" w:hAnsi="Times New Roman" w:eastAsia="FangSong" w:cs="Times New Roman"/>
-        </w:rPr>
-        <w:t>当铵盐分别为</w:t>
-      </w:r>
-      <w:r>
-        <w:rPr>
-          <w:rFonts w:ascii="Times New Roman" w:hAnsi="Times New Roman" w:eastAsia="Times New Roman" w:cs="Times New Roman"/>
-        </w:rPr>
-        <w:t xml:space="preserve"> 10.00g </w:t>
-      </w:r>
-      <w:r>
-        <w:rPr>
-          <w:rFonts w:hint="eastAsia" w:ascii="Times New Roman" w:hAnsi="Times New Roman" w:eastAsia="FangSong" w:cs="Times New Roman"/>
-        </w:rPr>
-        <w:t xml:space="preserve">和</w:t>
-      </w:r>
-      <w:r>
-        <w:rPr>
-          <w:rFonts w:ascii="Times New Roman" w:hAnsi="Times New Roman" w:eastAsia="Times New Roman" w:cs="Times New Roman"/>
-        </w:rPr>
-        <w:t xml:space="preserve"> 20.00g </w:t>
-      </w:r>
-      <w:r>
-        <w:rPr>
-          <w:rFonts w:hint="eastAsia" w:ascii="Times New Roman" w:hAnsi="Times New Roman" w:eastAsia="FangSong" w:cs="Times New Roman"/>
-        </w:rPr>
-        <w:t>时</w:t>
-      </w:r>
-      <w:r>
-        <w:rPr>
-          <w:rFonts w:hint="eastAsia" w:ascii="Times New Roman" w:hAnsi="Times New Roman" w:eastAsia="Times New Roman" w:cs="Times New Roman"/>
-        </w:rPr>
-        <w:t>，</w:t>
-      </w:r>
-      <w:r>
-        <w:rPr>
-          <w:rFonts w:hint="eastAsia" w:ascii="Times New Roman" w:hAnsi="Times New Roman" w:eastAsia="FangSong" w:cs="Times New Roman"/>
-        </w:rPr>
-        <w:t>浓硫酸增加的质量相同</w:t>
-      </w:r>
-      <w:r>
-        <w:rPr>
-          <w:rFonts w:hint="eastAsia" w:ascii="Times New Roman" w:hAnsi="Times New Roman" w:eastAsia="Times New Roman" w:cs="Times New Roman"/>
-        </w:rPr>
-        <w:t>；</w:t>
-      </w:r>
-      <w:r>
-        <w:rPr>
-          <w:rFonts w:hint="eastAsia" w:ascii="Times New Roman" w:hAnsi="Times New Roman" w:eastAsia="FangSong" w:cs="Times New Roman"/>
-        </w:rPr>
-        <w:t>铵盐质量为</w:t>
-      </w:r>
-      <w:r>
-        <w:rPr>
-          <w:rFonts w:ascii="Times New Roman" w:hAnsi="Times New Roman" w:eastAsia="Times New Roman" w:cs="Times New Roman"/>
-        </w:rPr>
-        <w:t xml:space="preserve"> 30.00g </w:t>
-      </w:r>
-      <w:r>
-        <w:rPr>
-          <w:rFonts w:hint="eastAsia" w:ascii="Times New Roman" w:hAnsi="Times New Roman" w:eastAsia="FangSong" w:cs="Times New Roman"/>
-        </w:rPr>
-        <w:t>时</w:t>
-      </w:r>
-      <w:r>
-        <w:rPr>
-          <w:rFonts w:hint="eastAsia" w:ascii="Times New Roman" w:hAnsi="Times New Roman" w:eastAsia="Times New Roman" w:cs="Times New Roman"/>
-        </w:rPr>
-        <w:t>，</w:t>
-      </w:r>
-      <w:r>
-        <w:rPr>
-          <w:rFonts w:hint="eastAsia" w:ascii="Times New Roman" w:hAnsi="Times New Roman" w:eastAsia="FangSong" w:cs="Times New Roman"/>
-        </w:rPr>
-        <w:t>浓硫酸增加的质量为</w:t>
-      </w:r>
-      <w:r>
-        <w:rPr>
-          <w:rFonts w:ascii="Times New Roman" w:hAnsi="Times New Roman" w:eastAsia="Times New Roman" w:cs="Times New Roman"/>
-        </w:rPr>
-        <w:t xml:space="preserve"> </w:t>
-      </w:r>
-      <w:r>
-        <w:rPr>
-          <w:rFonts w:hint="eastAsia" w:ascii="Times New Roman" w:hAnsi="Times New Roman" w:eastAsia="Times New Roman" w:cs="Times New Roman"/>
-        </w:rPr>
-        <w:t>0.68g;</w:t>
-      </w:r>
-      <w:r>
-        <w:rPr>
-          <w:rFonts w:hint="eastAsia" w:ascii="Times New Roman" w:hAnsi="Times New Roman" w:eastAsia="FangSong" w:cs="Times New Roman"/>
-        </w:rPr>
-        <w:t>铵盐质量为</w:t>
-      </w:r>
-      <w:r>
-        <w:rPr>
-          <w:rFonts w:ascii="Times New Roman" w:hAnsi="Times New Roman" w:eastAsia="Times New Roman" w:cs="Times New Roman"/>
-        </w:rPr>
-        <w:t xml:space="preserve"> 40.00g </w:t>
-      </w:r>
-      <w:r>
-        <w:rPr>
-          <w:rFonts w:hint="eastAsia" w:ascii="Times New Roman" w:hAnsi="Times New Roman" w:eastAsia="FangSong" w:cs="Times New Roman"/>
-        </w:rPr>
-        <w:t>时</w:t>
-      </w:r>
-      <w:r>
-        <w:rPr>
-          <w:rFonts w:hint="eastAsia" w:ascii="Times New Roman" w:hAnsi="Times New Roman" w:eastAsia="Times New Roman" w:cs="Times New Roman"/>
-        </w:rPr>
-        <w:t>，</w:t>
-      </w:r>
-      <w:r>
-        <w:rPr>
-          <w:rFonts w:hint="eastAsia" w:ascii="Times New Roman" w:hAnsi="Times New Roman" w:eastAsia="FangSong" w:cs="Times New Roman"/>
-        </w:rPr>
-        <w:t>浓硫酸的质量不变</w:t>
-      </w:r>
-      <w:r>
-        <w:rPr>
-          <w:rFonts w:hint="eastAsia" w:ascii="Times New Roman" w:hAnsi="Times New Roman" w:eastAsia="Times New Roman" w:cs="Times New Roman"/>
-        </w:rPr>
-        <w:t>。</w:t>
+        <w:t>持续时间为</w:t>
+      </w:r>
+      <w:r>
+        <w:rPr>
+          <w:rFonts w:ascii="Times New Roman" w:hAnsi="Times New Roman" w:eastAsia="Times New Roman" w:cs="Times New Roman"/>
+        </w:rPr>
+        <w:t xml:space="preserve"> </w:t>
+      </w:r>
+      <w:r>
+        <w:rPr>
+          <w:rFonts w:hint="eastAsia" w:ascii="Times New Roman" w:hAnsi="Times New Roman" w:eastAsia="Times New Roman" w:cs="Times New Roman"/>
+        </w:rPr>
+        <w:t>1h，</w:t>
+      </w:r>
+      <w:r>
+        <w:rPr>
+          <w:rFonts w:hint="eastAsia" w:ascii="Times New Roman" w:hAnsi="Times New Roman" w:eastAsia="FangSong" w:cs="Times New Roman"/>
+        </w:rPr>
+        <w:t>假设电流效率为</w:t>
+      </w:r>
+      <w:r>
+        <w:rPr>
+          <w:rFonts w:ascii="Times New Roman" w:hAnsi="Times New Roman" w:eastAsia="Times New Roman" w:cs="Times New Roman"/>
+        </w:rPr>
+        <w:t xml:space="preserve"> 100%。</w:t>
       </w:r>
     </w:p>
     <w:p>
@@ -11108,19 +10879,69 @@
         <w:rPr>
           <w:rFonts w:hint="eastAsia" w:ascii="Times New Roman" w:hAnsi="Times New Roman" w:eastAsia="FangSong" w:cs="Times New Roman"/>
         </w:rPr>
-        <w:t xml:space="preserve">计算混合物中</w:t>
-      </w:r>
-      <w:r>
-        <w:rPr>
-          <w:rFonts w:ascii="Times New Roman" w:hAnsi="Times New Roman" w:eastAsia="Times New Roman" w:cs="Times New Roman"/>
-        </w:rPr>
-        <w:t xml:space="preserve"> N </w:t>
-      </w:r>
-      <w:r>
-        <w:rPr>
-          <w:rFonts w:hint="eastAsia" w:ascii="Times New Roman" w:hAnsi="Times New Roman" w:eastAsia="FangSong" w:cs="Times New Roman"/>
-        </w:rPr>
-        <w:t>的质量分数</w:t>
+        <w:t xml:space="preserve">计算并比较两个实验所产生的</w:t>
+      </w:r>
+      <w:r>
+        <w:rPr>
+          <w:rFonts w:ascii="Times New Roman" w:hAnsi="Times New Roman" w:eastAsia="Times New Roman" w:cs="Times New Roman"/>
+        </w:rPr>
+        <w:t xml:space="preserve"> </w:t>
+      </w:r>
+      <m:oMath>
+        <m:sSub>
+          <m:e>
+            <m:r>
+              <m:t>H</m:t>
+            </m:r>
+          </m:e>
+          <m:sub>
+            <m:r>
+              <m:t>2</m:t>
+            </m:r>
+          </m:sub>
+        </m:sSub>
+      </m:oMath>
+      <w:r>
+        <w:rPr>
+          <w:rFonts w:ascii="Times New Roman" w:hAnsi="Times New Roman" w:eastAsia="Times New Roman" w:cs="Times New Roman"/>
+        </w:rPr>
+        <w:t xml:space="preserve"> </w:t>
+      </w:r>
+      <w:r>
+        <w:rPr>
+          <w:rFonts w:hint="eastAsia" w:ascii="Times New Roman" w:hAnsi="Times New Roman" w:eastAsia="FangSong" w:cs="Times New Roman"/>
+        </w:rPr>
+        <w:t>体积</w:t>
+      </w:r>
+      <w:r>
+        <w:rPr>
+          <w:rFonts w:hint="eastAsia" w:ascii="Times New Roman" w:hAnsi="Times New Roman" w:eastAsia="Times New Roman" w:cs="Times New Roman"/>
+        </w:rPr>
+        <w:t>(STP)。</w:t>
+      </w:r>
+      <w:r>
+        <w:rPr>
+          <w:rFonts w:hint="eastAsia" w:ascii="Times New Roman" w:hAnsi="Times New Roman" w:eastAsia="FangSong" w:cs="Times New Roman"/>
+        </w:rPr>
+        <w:t>提示</w:t>
+      </w:r>
+      <w:r>
+        <w:rPr>
+          <w:rFonts w:hint="eastAsia" w:ascii="Times New Roman" w:hAnsi="Times New Roman" w:eastAsia="Times New Roman" w:cs="Times New Roman"/>
+        </w:rPr>
+        <w:t>:</w:t>
+      </w:r>
+      <w:r>
+        <w:rPr>
+          <w:rFonts w:ascii="Times New Roman" w:hAnsi="Times New Roman" w:eastAsia="Times New Roman" w:cs="Times New Roman"/>
+        </w:rPr>
+        <w:t xml:space="preserve"> STP </w:t>
+      </w:r>
+      <w:r>
+        <w:rPr>
+          <w:rFonts w:hint="eastAsia" w:ascii="Times New Roman" w:hAnsi="Times New Roman" w:eastAsia="FangSong" w:cs="Times New Roman"/>
+        </w:rPr>
+        <w:t>指标准状况</w:t>
       </w:r>
       <w:r>
         <w:rPr>
@@ -11128,11 +10949,325 @@
         </w:rPr>
         <w:t>。</w:t>
       </w:r>
-      <w:r>
-        <w:rPr>
-          <w:rFonts w:ascii="Times New Roman" w:hAnsi="Times New Roman" w:eastAsia="Times New Roman" w:cs="Times New Roman"/>
-        </w:rPr>
-        <w:br/>
+    </w:p>
+    <w:p>
+      <w:pPr>
+        <w:spacing w:before="160" w:after="80"/>
+      </w:pPr>
+      <w:r>
+        <w:pict>
+          <v:rect style="width:0;height:1.5pt" o:hralign="center" o:hrstd="t" o:hr="t"/>
+        </w:pict>
+      </w:r>
+    </w:p>
+    <w:p>
+      <w:pPr>
+        <w:spacing w:before="160" w:after="80"/>
+      </w:pPr>
+      <w:r>
+        <w:pict>
+          <v:rect style="width:0;height:1.5pt" o:hralign="center" o:hrstd="t" o:hr="t"/>
+        </w:pict>
+      </w:r>
+    </w:p>
+    <w:bookmarkEnd w:id="42"/>
+    <w:bookmarkStart w:id="43" w:name="第20题"/>
+    <w:p>
+      <w:pPr>
+        <w:pStyle w:val="Heading3"/>
+        <w:spacing w:before="280" w:after="120"/>
+      </w:pPr>
+      <w:r>
+        <w:rPr>
+          <w:rFonts w:hint="eastAsia" w:ascii="Times New Roman" w:hAnsi="Times New Roman" w:eastAsia="SimHei" w:cs="Times New Roman"/>
+        </w:rPr>
+        <w:t>第</w:t>
+      </w:r>
+      <w:r>
+        <w:rPr>
+          <w:rFonts w:hint="eastAsia" w:ascii="Times New Roman" w:hAnsi="Times New Roman" w:eastAsia="Times New Roman" w:cs="Times New Roman"/>
+        </w:rPr>
+        <w:t>20</w:t>
+      </w:r>
+      <w:r>
+        <w:rPr>
+          <w:rFonts w:hint="eastAsia" w:ascii="Times New Roman" w:hAnsi="Times New Roman" w:eastAsia="SimHei" w:cs="Times New Roman"/>
+        </w:rPr>
+        <w:t>题</w:t>
+      </w:r>
+    </w:p>
+    <w:p>
+      <w:pPr>
+        <w:spacing w:before="160" w:after="80"/>
+      </w:pPr>
+      <w:r>
+        <w:pict>
+          <v:rect style="width:0;height:1.5pt" o:hralign="center" o:hrstd="t" o:hr="t"/>
+        </w:pict>
+      </w:r>
+    </w:p>
+    <w:p>
+      <w:pPr>
+        <w:pStyle w:val="FirstParagraph"/>
+      </w:pPr>
+      <w:r>
+        <w:rPr>
+          <w:rFonts w:ascii="Times New Roman" w:hAnsi="Times New Roman" w:eastAsia="Times New Roman" w:cs="Times New Roman"/>
+          <w:b/>
+          <w:bCs/>
+        </w:rPr>
+        <w:t xml:space="preserve">·</w:t>
+      </w:r>
+      <w:r>
+        <w:rPr>
+          <w:rFonts w:ascii="Times New Roman" w:hAnsi="Times New Roman" w:eastAsia="Times New Roman" w:cs="Times New Roman"/>
+        </w:rPr>
+        <w:t xml:space="preserve"> </w:t>
+      </w:r>
+      <w:r>
+        <w:rPr>
+          <w:rFonts w:hint="eastAsia" w:ascii="Times New Roman" w:hAnsi="Times New Roman" w:eastAsia="FangSong" w:cs="Times New Roman"/>
+        </w:rPr>
+        <w:t xml:space="preserve">题目</w:t>
+      </w:r>
+    </w:p>
+    <w:p>
+      <w:pPr>
+        <w:pStyle w:val="BodyText"/>
+      </w:pPr>
+      <w:r>
+        <w:rPr>
+          <w:rFonts w:hint="eastAsia" w:ascii="Times New Roman" w:hAnsi="Times New Roman" w:eastAsia="FangSong" w:cs="Times New Roman"/>
+        </w:rPr>
+        <w:t>为测定某硫酸铵</w:t>
+      </w:r>
+      <w:r>
+        <w:rPr>
+          <w:rFonts w:hint="eastAsia" w:ascii="Times New Roman" w:hAnsi="Times New Roman" w:eastAsia="Times New Roman" w:cs="Times New Roman"/>
+        </w:rPr>
+        <w:t>、</w:t>
+      </w:r>
+      <w:r>
+        <w:rPr>
+          <w:rFonts w:hint="eastAsia" w:ascii="Times New Roman" w:hAnsi="Times New Roman" w:eastAsia="FangSong" w:cs="Times New Roman"/>
+        </w:rPr>
+        <w:t>硫酸氢铵的混合物中氮元素的质量分数</w:t>
+      </w:r>
+      <w:r>
+        <w:rPr>
+          <w:rFonts w:hint="eastAsia" w:ascii="Times New Roman" w:hAnsi="Times New Roman" w:eastAsia="Times New Roman" w:cs="Times New Roman"/>
+        </w:rPr>
+        <w:t>，</w:t>
+      </w:r>
+      <w:r>
+        <w:rPr>
+          <w:rFonts w:hint="eastAsia" w:ascii="Times New Roman" w:hAnsi="Times New Roman" w:eastAsia="FangSong" w:cs="Times New Roman"/>
+        </w:rPr>
+        <w:t>将不同质量的铵盐分别加入</w:t>
+      </w:r>
+      <w:r>
+        <w:rPr>
+          <w:rFonts w:ascii="Times New Roman" w:hAnsi="Times New Roman" w:eastAsia="Times New Roman" w:cs="Times New Roman"/>
+        </w:rPr>
+        <w:t xml:space="preserve"> 50.00mL </w:t>
+      </w:r>
+      <w:r>
+        <w:rPr>
+          <w:rFonts w:hint="eastAsia" w:ascii="Times New Roman" w:hAnsi="Times New Roman" w:eastAsia="FangSong" w:cs="Times New Roman"/>
+        </w:rPr>
+        <w:t xml:space="preserve">相同浓度的</w:t>
+      </w:r>
+      <w:r>
+        <w:rPr>
+          <w:rFonts w:ascii="Times New Roman" w:hAnsi="Times New Roman" w:eastAsia="Times New Roman" w:cs="Times New Roman"/>
+        </w:rPr>
+        <w:t xml:space="preserve"> NaOH </w:t>
+      </w:r>
+      <w:r>
+        <w:rPr>
+          <w:rFonts w:hint="eastAsia" w:ascii="Times New Roman" w:hAnsi="Times New Roman" w:eastAsia="FangSong" w:cs="Times New Roman"/>
+        </w:rPr>
+        <w:t>溶液中</w:t>
+      </w:r>
+      <w:r>
+        <w:rPr>
+          <w:rFonts w:hint="eastAsia" w:ascii="Times New Roman" w:hAnsi="Times New Roman" w:eastAsia="Times New Roman" w:cs="Times New Roman"/>
+        </w:rPr>
+        <w:t>，</w:t>
+      </w:r>
+      <w:r>
+        <w:rPr>
+          <w:rFonts w:hint="eastAsia" w:ascii="Times New Roman" w:hAnsi="Times New Roman" w:eastAsia="FangSong" w:cs="Times New Roman"/>
+        </w:rPr>
+        <w:t>沸水浴加热至气体全部逸出</w:t>
+      </w:r>
+      <w:r>
+        <w:rPr>
+          <w:rFonts w:hint="eastAsia" w:ascii="Times New Roman" w:hAnsi="Times New Roman" w:eastAsia="Times New Roman" w:cs="Times New Roman"/>
+        </w:rPr>
+        <w:t>(</w:t>
+      </w:r>
+      <w:r>
+        <w:rPr>
+          <w:rFonts w:hint="eastAsia" w:ascii="Times New Roman" w:hAnsi="Times New Roman" w:eastAsia="FangSong" w:cs="Times New Roman"/>
+        </w:rPr>
+        <w:t>此温度下铵盐不分解</w:t>
+      </w:r>
+      <w:r>
+        <w:rPr>
+          <w:rFonts w:hint="eastAsia" w:ascii="Times New Roman" w:hAnsi="Times New Roman" w:eastAsia="Times New Roman" w:cs="Times New Roman"/>
+        </w:rPr>
+        <w:t>),</w:t>
+      </w:r>
+      <w:r>
+        <w:rPr>
+          <w:rFonts w:hint="eastAsia" w:ascii="Times New Roman" w:hAnsi="Times New Roman" w:eastAsia="FangSong" w:cs="Times New Roman"/>
+        </w:rPr>
+        <w:t>该气体经干燥后用浓硫酸吸收完全</w:t>
+      </w:r>
+      <w:r>
+        <w:rPr>
+          <w:rFonts w:hint="eastAsia" w:ascii="Times New Roman" w:hAnsi="Times New Roman" w:eastAsia="Times New Roman" w:cs="Times New Roman"/>
+        </w:rPr>
+        <w:t>，</w:t>
+      </w:r>
+      <w:r>
+        <w:rPr>
+          <w:rFonts w:hint="eastAsia" w:ascii="Times New Roman" w:hAnsi="Times New Roman" w:eastAsia="FangSong" w:cs="Times New Roman"/>
+        </w:rPr>
+        <w:t>测定浓硫酸增加的质量</w:t>
+      </w:r>
+      <w:r>
+        <w:rPr>
+          <w:rFonts w:hint="eastAsia" w:ascii="Times New Roman" w:hAnsi="Times New Roman" w:eastAsia="Times New Roman" w:cs="Times New Roman"/>
+        </w:rPr>
+        <w:t>。</w:t>
+      </w:r>
+      <w:r>
+        <w:rPr>
+          <w:rFonts w:hint="eastAsia" w:ascii="Times New Roman" w:hAnsi="Times New Roman" w:eastAsia="FangSong" w:cs="Times New Roman"/>
+        </w:rPr>
+        <w:t>当铵盐分别为</w:t>
+      </w:r>
+      <w:r>
+        <w:rPr>
+          <w:rFonts w:ascii="Times New Roman" w:hAnsi="Times New Roman" w:eastAsia="Times New Roman" w:cs="Times New Roman"/>
+        </w:rPr>
+        <w:t xml:space="preserve"> 10.00g </w:t>
+      </w:r>
+      <w:r>
+        <w:rPr>
+          <w:rFonts w:hint="eastAsia" w:ascii="Times New Roman" w:hAnsi="Times New Roman" w:eastAsia="FangSong" w:cs="Times New Roman"/>
+        </w:rPr>
+        <w:t xml:space="preserve">和</w:t>
+      </w:r>
+      <w:r>
+        <w:rPr>
+          <w:rFonts w:ascii="Times New Roman" w:hAnsi="Times New Roman" w:eastAsia="Times New Roman" w:cs="Times New Roman"/>
+        </w:rPr>
+        <w:t xml:space="preserve"> 20.00g </w:t>
+      </w:r>
+      <w:r>
+        <w:rPr>
+          <w:rFonts w:hint="eastAsia" w:ascii="Times New Roman" w:hAnsi="Times New Roman" w:eastAsia="FangSong" w:cs="Times New Roman"/>
+        </w:rPr>
+        <w:t>时</w:t>
+      </w:r>
+      <w:r>
+        <w:rPr>
+          <w:rFonts w:hint="eastAsia" w:ascii="Times New Roman" w:hAnsi="Times New Roman" w:eastAsia="Times New Roman" w:cs="Times New Roman"/>
+        </w:rPr>
+        <w:t>，</w:t>
+      </w:r>
+      <w:r>
+        <w:rPr>
+          <w:rFonts w:hint="eastAsia" w:ascii="Times New Roman" w:hAnsi="Times New Roman" w:eastAsia="FangSong" w:cs="Times New Roman"/>
+        </w:rPr>
+        <w:t>浓硫酸增加的质量相同</w:t>
+      </w:r>
+      <w:r>
+        <w:rPr>
+          <w:rFonts w:hint="eastAsia" w:ascii="Times New Roman" w:hAnsi="Times New Roman" w:eastAsia="Times New Roman" w:cs="Times New Roman"/>
+        </w:rPr>
+        <w:t>；</w:t>
+      </w:r>
+      <w:r>
+        <w:rPr>
+          <w:rFonts w:hint="eastAsia" w:ascii="Times New Roman" w:hAnsi="Times New Roman" w:eastAsia="FangSong" w:cs="Times New Roman"/>
+        </w:rPr>
+        <w:t>铵盐质量为</w:t>
+      </w:r>
+      <w:r>
+        <w:rPr>
+          <w:rFonts w:ascii="Times New Roman" w:hAnsi="Times New Roman" w:eastAsia="Times New Roman" w:cs="Times New Roman"/>
+        </w:rPr>
+        <w:t xml:space="preserve"> 30.00g </w:t>
+      </w:r>
+      <w:r>
+        <w:rPr>
+          <w:rFonts w:hint="eastAsia" w:ascii="Times New Roman" w:hAnsi="Times New Roman" w:eastAsia="FangSong" w:cs="Times New Roman"/>
+        </w:rPr>
+        <w:t>时</w:t>
+      </w:r>
+      <w:r>
+        <w:rPr>
+          <w:rFonts w:hint="eastAsia" w:ascii="Times New Roman" w:hAnsi="Times New Roman" w:eastAsia="Times New Roman" w:cs="Times New Roman"/>
+        </w:rPr>
+        <w:t>，</w:t>
+      </w:r>
+      <w:r>
+        <w:rPr>
+          <w:rFonts w:hint="eastAsia" w:ascii="Times New Roman" w:hAnsi="Times New Roman" w:eastAsia="FangSong" w:cs="Times New Roman"/>
+        </w:rPr>
+        <w:t>浓硫酸增加的质量为</w:t>
+      </w:r>
+      <w:r>
+        <w:rPr>
+          <w:rFonts w:ascii="Times New Roman" w:hAnsi="Times New Roman" w:eastAsia="Times New Roman" w:cs="Times New Roman"/>
+        </w:rPr>
+        <w:t xml:space="preserve"> </w:t>
+      </w:r>
+      <w:r>
+        <w:rPr>
+          <w:rFonts w:hint="eastAsia" w:ascii="Times New Roman" w:hAnsi="Times New Roman" w:eastAsia="Times New Roman" w:cs="Times New Roman"/>
+        </w:rPr>
+        <w:t>0.68g;</w:t>
+      </w:r>
+      <w:r>
+        <w:rPr>
+          <w:rFonts w:hint="eastAsia" w:ascii="Times New Roman" w:hAnsi="Times New Roman" w:eastAsia="FangSong" w:cs="Times New Roman"/>
+        </w:rPr>
+        <w:t>铵盐质量为</w:t>
+      </w:r>
+      <w:r>
+        <w:rPr>
+          <w:rFonts w:ascii="Times New Roman" w:hAnsi="Times New Roman" w:eastAsia="Times New Roman" w:cs="Times New Roman"/>
+        </w:rPr>
+        <w:t xml:space="preserve"> 40.00g </w:t>
+      </w:r>
+      <w:r>
+        <w:rPr>
+          <w:rFonts w:hint="eastAsia" w:ascii="Times New Roman" w:hAnsi="Times New Roman" w:eastAsia="FangSong" w:cs="Times New Roman"/>
+        </w:rPr>
+        <w:t>时</w:t>
+      </w:r>
+      <w:r>
+        <w:rPr>
+          <w:rFonts w:hint="eastAsia" w:ascii="Times New Roman" w:hAnsi="Times New Roman" w:eastAsia="Times New Roman" w:cs="Times New Roman"/>
+        </w:rPr>
+        <w:t>，</w:t>
+      </w:r>
+      <w:r>
+        <w:rPr>
+          <w:rFonts w:hint="eastAsia" w:ascii="Times New Roman" w:hAnsi="Times New Roman" w:eastAsia="FangSong" w:cs="Times New Roman"/>
+        </w:rPr>
+        <w:t>浓硫酸的质量不变</w:t>
+      </w:r>
+      <w:r>
+        <w:rPr>
+          <w:rFonts w:hint="eastAsia" w:ascii="Times New Roman" w:hAnsi="Times New Roman" w:eastAsia="Times New Roman" w:cs="Times New Roman"/>
+        </w:rPr>
+        <w:t>。</w:t>
       </w:r>
     </w:p>
     <w:p>
@@ -11140,7 +11275,46 @@
         <w:pStyle w:val="Compact"/>
         <w:numPr>
           <w:ilvl w:val="0"/>
-          <w:numId w:val="1013"/>
+          <w:numId w:val="1014"/>
+        </w:numPr>
+      </w:pPr>
+      <w:r>
+        <w:rPr>
+          <w:rFonts w:hint="eastAsia" w:ascii="Times New Roman" w:hAnsi="Times New Roman" w:eastAsia="FangSong" w:cs="Times New Roman"/>
+        </w:rPr>
+        <w:t xml:space="preserve">计算混合物中</w:t>
+      </w:r>
+      <w:r>
+        <w:rPr>
+          <w:rFonts w:ascii="Times New Roman" w:hAnsi="Times New Roman" w:eastAsia="Times New Roman" w:cs="Times New Roman"/>
+        </w:rPr>
+        <w:t xml:space="preserve"> N </w:t>
+      </w:r>
+      <w:r>
+        <w:rPr>
+          <w:rFonts w:hint="eastAsia" w:ascii="Times New Roman" w:hAnsi="Times New Roman" w:eastAsia="FangSong" w:cs="Times New Roman"/>
+        </w:rPr>
+        <w:t>的质量分数</w:t>
+      </w:r>
+      <w:r>
+        <w:rPr>
+          <w:rFonts w:hint="eastAsia" w:ascii="Times New Roman" w:hAnsi="Times New Roman" w:eastAsia="Times New Roman" w:cs="Times New Roman"/>
+        </w:rPr>
+        <w:t>。</w:t>
+      </w:r>
+      <w:r>
+        <w:rPr>
+          <w:rFonts w:ascii="Times New Roman" w:hAnsi="Times New Roman" w:eastAsia="Times New Roman" w:cs="Times New Roman"/>
+        </w:rPr>
+        <w:br/>
+      </w:r>
+    </w:p>
+    <w:p>
+      <w:pPr>
+        <w:pStyle w:val="Compact"/>
+        <w:numPr>
+          <w:ilvl w:val="0"/>
+          <w:numId w:val="1014"/>
         </w:numPr>
       </w:pPr>
       <w:r>
@@ -17807,7 +17981,7 @@
       <w:pPr>
         <w:numPr>
           <w:ilvl w:val="0"/>
-          <w:numId w:val="1014"/>
+          <w:numId w:val="1015"/>
         </w:numPr>
       </w:pPr>
       <w:r>
@@ -17942,7 +18116,7 @@
       <w:pPr>
         <w:numPr>
           <w:ilvl w:val="0"/>
-          <w:numId w:val="1014"/>
+          <w:numId w:val="1015"/>
         </w:numPr>
       </w:pPr>
       <w:r>
@@ -18012,7 +18186,7 @@
       <w:pPr>
         <w:numPr>
           <w:ilvl w:val="0"/>
-          <w:numId w:val="1014"/>
+          <w:numId w:val="1015"/>
         </w:numPr>
       </w:pPr>
       <w:r>
@@ -19749,12 +19923,42 @@
     </w:lvlOverride>
   </w:num>
   <w:num w:numId="1010">
-    <w:abstractNumId w:val="991"/>
+    <w:abstractNumId w:val="99411"/>
+    <w:lvlOverride w:ilvl="0">
+      <w:startOverride w:val="1"/>
+    </w:lvlOverride>
+    <w:lvlOverride w:ilvl="1">
+      <w:startOverride w:val="1"/>
+    </w:lvlOverride>
+    <w:lvlOverride w:ilvl="2">
+      <w:startOverride w:val="1"/>
+    </w:lvlOverride>
+    <w:lvlOverride w:ilvl="3">
+      <w:startOverride w:val="1"/>
+    </w:lvlOverride>
+    <w:lvlOverride w:ilvl="4">
+      <w:startOverride w:val="1"/>
+    </w:lvlOverride>
+    <w:lvlOverride w:ilvl="5">
+      <w:startOverride w:val="1"/>
+    </w:lvlOverride>
+    <w:lvlOverride w:ilvl="6">
+      <w:startOverride w:val="1"/>
+    </w:lvlOverride>
+    <w:lvlOverride w:ilvl="7">
+      <w:startOverride w:val="1"/>
+    </w:lvlOverride>
+    <w:lvlOverride w:ilvl="8">
+      <w:startOverride w:val="1"/>
+    </w:lvlOverride>
   </w:num>
   <w:num w:numId="1011">
     <w:abstractNumId w:val="991"/>
   </w:num>
   <w:num w:numId="1012">
+    <w:abstractNumId w:val="991"/>
+  </w:num>
+  <w:num w:numId="1013">
     <w:abstractNumId w:val="99412"/>
     <w:lvlOverride w:ilvl="0">
       <w:startOverride w:val="2"/>
@@ -19784,7 +19988,7 @@
       <w:startOverride w:val="2"/>
     </w:lvlOverride>
   </w:num>
-  <w:num w:numId="1013">
+  <w:num w:numId="1014">
     <w:abstractNumId w:val="99411"/>
     <w:lvlOverride w:ilvl="0">
       <w:startOverride w:val="1"/>
@@ -19814,7 +20018,7 @@
       <w:startOverride w:val="1"/>
     </w:lvlOverride>
   </w:num>
-  <w:num w:numId="1014">
+  <w:num w:numId="1015">
     <w:abstractNumId w:val="99431"/>
     <w:lvlOverride w:ilvl="0">
       <w:startOverride w:val="1"/>

--- a/00-首页/题组Word/第一轮·综合套卷/第一轮综合卷04-学生版.docx
+++ b/00-首页/题组Word/第一轮·综合套卷/第一轮综合卷04-学生版.docx
@@ -4215,14 +4215,14 @@
         </w:rPr>
         <w:drawing>
           <wp:inline>
-            <wp:extent cx="3240000" cy="4584609"/>
+            <wp:extent cx="3600000" cy="1007265"/>
             <wp:effectExtent b="0" l="0" r="0" t="0"/>
             <wp:docPr descr="" title="" id="16" name="Picture"/>
             <a:graphic>
               <a:graphicData uri="http://schemas.openxmlformats.org/drawingml/2006/picture">
                 <pic:pic>
                   <pic:nvPicPr>
-                    <pic:cNvPr descr="2023-浙江预赛_p03.png" id="17" name="Picture"/>
+                    <pic:cNvPr descr="06-外部资料导入/真题/省预赛/裁剪图/2023-浙江预赛_q15.png" id="17" name="Picture"/>
                     <pic:cNvPicPr>
                       <a:picLocks noChangeArrowheads="1" noChangeAspect="1"/>
                     </pic:cNvPicPr>
@@ -4236,7 +4236,7 @@
                   <pic:spPr bwMode="auto">
                     <a:xfrm>
                       <a:off x="0" y="0"/>
-                      <a:ext cx="3240000" cy="4584609"/>
+                      <a:ext cx="3600000" cy="1007265"/>
                     </a:xfrm>
                     <a:prstGeom prst="rect">
                       <a:avLst/>
@@ -4634,14 +4634,14 @@
         </w:rPr>
         <w:drawing>
           <wp:inline>
-            <wp:extent cx="3240000" cy="4584609"/>
+            <wp:extent cx="3600000" cy="1206282"/>
             <wp:effectExtent b="0" l="0" r="0" t="0"/>
             <wp:docPr descr="" title="" id="20" name="Picture"/>
             <a:graphic>
               <a:graphicData uri="http://schemas.openxmlformats.org/drawingml/2006/picture">
                 <pic:pic>
                   <pic:nvPicPr>
-                    <pic:cNvPr descr="2023-浙江预赛_p06.png" id="21" name="Picture"/>
+                    <pic:cNvPr descr="06-外部资料导入/真题/省预赛/裁剪图/2023-浙江预赛_q25.png" id="21" name="Picture"/>
                     <pic:cNvPicPr>
                       <a:picLocks noChangeArrowheads="1" noChangeAspect="1"/>
                     </pic:cNvPicPr>
@@ -4655,7 +4655,7 @@
                   <pic:spPr bwMode="auto">
                     <a:xfrm>
                       <a:off x="0" y="0"/>
-                      <a:ext cx="3240000" cy="4584609"/>
+                      <a:ext cx="3600000" cy="1206282"/>
                     </a:xfrm>
                     <a:prstGeom prst="rect">
                       <a:avLst/>
@@ -9190,14 +9190,14 @@
         </w:rPr>
         <w:drawing>
           <wp:inline>
-            <wp:extent cx="3240000" cy="4584609"/>
+            <wp:extent cx="3600000" cy="1866338"/>
             <wp:effectExtent b="0" l="0" r="0" t="0"/>
             <wp:docPr descr="" title="" id="35" name="Picture"/>
             <a:graphic>
               <a:graphicData uri="http://schemas.openxmlformats.org/drawingml/2006/picture">
                 <pic:pic>
                   <pic:nvPicPr>
-                    <pic:cNvPr descr="2021-浙江预赛_p03.png" id="36" name="Picture"/>
+                    <pic:cNvPr descr="06-外部资料导入/真题/省预赛/裁剪图/2021-浙江预赛_q12.png" id="36" name="Picture"/>
                     <pic:cNvPicPr>
                       <a:picLocks noChangeArrowheads="1" noChangeAspect="1"/>
                     </pic:cNvPicPr>
@@ -9211,7 +9211,7 @@
                   <pic:spPr bwMode="auto">
                     <a:xfrm>
                       <a:off x="0" y="0"/>
-                      <a:ext cx="3240000" cy="4584609"/>
+                      <a:ext cx="3600000" cy="1866338"/>
                     </a:xfrm>
                     <a:prstGeom prst="rect">
                       <a:avLst/>
@@ -10056,14 +10056,14 @@
         </w:rPr>
         <w:drawing>
           <wp:inline>
-            <wp:extent cx="3240000" cy="4584609"/>
+            <wp:extent cx="3240000" cy="2881265"/>
             <wp:effectExtent b="0" l="0" r="0" t="0"/>
             <wp:docPr descr="" title="" id="39" name="Picture"/>
             <a:graphic>
               <a:graphicData uri="http://schemas.openxmlformats.org/drawingml/2006/picture">
                 <pic:pic>
                   <pic:nvPicPr>
-                    <pic:cNvPr descr="2021-浙江预赛_p02.png" id="40" name="Picture"/>
+                    <pic:cNvPr descr="06-外部资料导入/真题/省预赛/裁剪图/2021-浙江预赛_q11.png" id="40" name="Picture"/>
                     <pic:cNvPicPr>
                       <a:picLocks noChangeArrowheads="1" noChangeAspect="1"/>
                     </pic:cNvPicPr>
@@ -10077,7 +10077,7 @@
                   <pic:spPr bwMode="auto">
                     <a:xfrm>
                       <a:off x="0" y="0"/>
-                      <a:ext cx="3240000" cy="4584609"/>
+                      <a:ext cx="3240000" cy="2881265"/>
                     </a:xfrm>
                     <a:prstGeom prst="rect">
                       <a:avLst/>

--- a/00-首页/题组Word/第一轮·综合套卷/第一轮综合卷04-学生版.docx
+++ b/00-首页/题组Word/第一轮·综合套卷/第一轮综合卷04-学生版.docx
@@ -6877,67 +6877,6 @@
     </w:p>
     <w:p>
       <w:pPr>
-        <w:pStyle w:val="BodyText"/>
-      </w:pPr>
-      <w:r>
-        <w:rPr>
-          <w:rFonts w:hint="eastAsia" w:ascii="Times New Roman" w:hAnsi="Times New Roman" w:eastAsia="FangSong" w:cs="Times New Roman"/>
-          <w:b/>
-          <w:bCs/>
-        </w:rPr>
-        <w:t xml:space="preserve">来源</w:t>
-      </w:r>
-      <w:r>
-        <w:rPr>
-          <w:rFonts w:hint="eastAsia" w:ascii="Times New Roman" w:hAnsi="Times New Roman" w:eastAsia="Times New Roman" w:cs="Times New Roman"/>
-        </w:rPr>
-        <w:t>：</w:t>
-      </w:r>
-      <w:r>
-        <w:rPr>
-          <w:rFonts w:hint="eastAsia" w:ascii="Times New Roman" w:hAnsi="Times New Roman" w:eastAsia="FangSong" w:cs="Times New Roman"/>
-        </w:rPr>
-        <w:t>化学竞赛初赛讲义</w:t>
-      </w:r>
-      <w:r>
-        <w:rPr>
-          <w:rFonts w:ascii="Times New Roman" w:hAnsi="Times New Roman" w:eastAsia="Times New Roman" w:cs="Times New Roman"/>
-        </w:rPr>
-        <w:t xml:space="preserve"> </w:t>
-      </w:r>
-      <w:r>
-        <w:rPr>
-          <w:rFonts w:hint="eastAsia" w:ascii="Times New Roman" w:hAnsi="Times New Roman" w:eastAsia="FangSong" w:cs="Times New Roman"/>
-        </w:rPr>
-        <w:t>第</w:t>
-      </w:r>
-      <w:r>
-        <w:rPr>
-          <w:rFonts w:hint="eastAsia" w:ascii="Times New Roman" w:hAnsi="Times New Roman" w:eastAsia="Times New Roman" w:cs="Times New Roman"/>
-        </w:rPr>
-        <w:t>2</w:t>
-      </w:r>
-      <w:r>
-        <w:rPr>
-          <w:rFonts w:hint="eastAsia" w:ascii="Times New Roman" w:hAnsi="Times New Roman" w:eastAsia="FangSong" w:cs="Times New Roman"/>
-        </w:rPr>
-        <w:t>讲</w:t>
-      </w:r>
-      <w:r>
-        <w:rPr>
-          <w:rFonts w:ascii="Times New Roman" w:hAnsi="Times New Roman" w:eastAsia="Times New Roman" w:cs="Times New Roman"/>
-        </w:rPr>
-        <w:t xml:space="preserve"> §2.14 </w:t>
-      </w:r>
-      <w:r>
-        <w:rPr>
-          <w:rFonts w:hint="eastAsia" w:ascii="Times New Roman" w:hAnsi="Times New Roman" w:eastAsia="FangSong" w:cs="Times New Roman"/>
-        </w:rPr>
-        <w:t xml:space="preserve">习题</w:t>
-      </w:r>
-    </w:p>
-    <w:p>
-      <w:pPr>
         <w:spacing w:before="160" w:after="80"/>
       </w:pPr>
       <w:r>
@@ -7880,67 +7819,6 @@
     </w:p>
     <w:p>
       <w:pPr>
-        <w:pStyle w:val="BodyText"/>
-      </w:pPr>
-      <w:r>
-        <w:rPr>
-          <w:rFonts w:hint="eastAsia" w:ascii="Times New Roman" w:hAnsi="Times New Roman" w:eastAsia="FangSong" w:cs="Times New Roman"/>
-          <w:b/>
-          <w:bCs/>
-        </w:rPr>
-        <w:t xml:space="preserve">来源</w:t>
-      </w:r>
-      <w:r>
-        <w:rPr>
-          <w:rFonts w:hint="eastAsia" w:ascii="Times New Roman" w:hAnsi="Times New Roman" w:eastAsia="Times New Roman" w:cs="Times New Roman"/>
-        </w:rPr>
-        <w:t>：</w:t>
-      </w:r>
-      <w:r>
-        <w:rPr>
-          <w:rFonts w:hint="eastAsia" w:ascii="Times New Roman" w:hAnsi="Times New Roman" w:eastAsia="FangSong" w:cs="Times New Roman"/>
-        </w:rPr>
-        <w:t>化学竞赛初赛讲义</w:t>
-      </w:r>
-      <w:r>
-        <w:rPr>
-          <w:rFonts w:ascii="Times New Roman" w:hAnsi="Times New Roman" w:eastAsia="Times New Roman" w:cs="Times New Roman"/>
-        </w:rPr>
-        <w:t xml:space="preserve"> </w:t>
-      </w:r>
-      <w:r>
-        <w:rPr>
-          <w:rFonts w:hint="eastAsia" w:ascii="Times New Roman" w:hAnsi="Times New Roman" w:eastAsia="FangSong" w:cs="Times New Roman"/>
-        </w:rPr>
-        <w:t>第</w:t>
-      </w:r>
-      <w:r>
-        <w:rPr>
-          <w:rFonts w:hint="eastAsia" w:ascii="Times New Roman" w:hAnsi="Times New Roman" w:eastAsia="Times New Roman" w:cs="Times New Roman"/>
-        </w:rPr>
-        <w:t>4</w:t>
-      </w:r>
-      <w:r>
-        <w:rPr>
-          <w:rFonts w:hint="eastAsia" w:ascii="Times New Roman" w:hAnsi="Times New Roman" w:eastAsia="FangSong" w:cs="Times New Roman"/>
-        </w:rPr>
-        <w:t>讲</w:t>
-      </w:r>
-      <w:r>
-        <w:rPr>
-          <w:rFonts w:ascii="Times New Roman" w:hAnsi="Times New Roman" w:eastAsia="Times New Roman" w:cs="Times New Roman"/>
-        </w:rPr>
-        <w:t xml:space="preserve"> §4.3.1 </w:t>
-      </w:r>
-      <w:r>
-        <w:rPr>
-          <w:rFonts w:hint="eastAsia" w:ascii="Times New Roman" w:hAnsi="Times New Roman" w:eastAsia="FangSong" w:cs="Times New Roman"/>
-        </w:rPr>
-        <w:t xml:space="preserve">习题</w:t>
-      </w:r>
-    </w:p>
-    <w:p>
-      <w:pPr>
         <w:spacing w:before="160" w:after="80"/>
       </w:pPr>
       <w:r>
@@ -8220,67 +8098,6 @@
     </w:p>
     <w:p>
       <w:pPr>
-        <w:pStyle w:val="BodyText"/>
-      </w:pPr>
-      <w:r>
-        <w:rPr>
-          <w:rFonts w:hint="eastAsia" w:ascii="Times New Roman" w:hAnsi="Times New Roman" w:eastAsia="FangSong" w:cs="Times New Roman"/>
-          <w:b/>
-          <w:bCs/>
-        </w:rPr>
-        <w:t xml:space="preserve">来源</w:t>
-      </w:r>
-      <w:r>
-        <w:rPr>
-          <w:rFonts w:hint="eastAsia" w:ascii="Times New Roman" w:hAnsi="Times New Roman" w:eastAsia="Times New Roman" w:cs="Times New Roman"/>
-        </w:rPr>
-        <w:t>：</w:t>
-      </w:r>
-      <w:r>
-        <w:rPr>
-          <w:rFonts w:hint="eastAsia" w:ascii="Times New Roman" w:hAnsi="Times New Roman" w:eastAsia="FangSong" w:cs="Times New Roman"/>
-        </w:rPr>
-        <w:t>化学竞赛初赛讲义</w:t>
-      </w:r>
-      <w:r>
-        <w:rPr>
-          <w:rFonts w:ascii="Times New Roman" w:hAnsi="Times New Roman" w:eastAsia="Times New Roman" w:cs="Times New Roman"/>
-        </w:rPr>
-        <w:t xml:space="preserve"> </w:t>
-      </w:r>
-      <w:r>
-        <w:rPr>
-          <w:rFonts w:hint="eastAsia" w:ascii="Times New Roman" w:hAnsi="Times New Roman" w:eastAsia="FangSong" w:cs="Times New Roman"/>
-        </w:rPr>
-        <w:t>第</w:t>
-      </w:r>
-      <w:r>
-        <w:rPr>
-          <w:rFonts w:hint="eastAsia" w:ascii="Times New Roman" w:hAnsi="Times New Roman" w:eastAsia="Times New Roman" w:cs="Times New Roman"/>
-        </w:rPr>
-        <w:t>4</w:t>
-      </w:r>
-      <w:r>
-        <w:rPr>
-          <w:rFonts w:hint="eastAsia" w:ascii="Times New Roman" w:hAnsi="Times New Roman" w:eastAsia="FangSong" w:cs="Times New Roman"/>
-        </w:rPr>
-        <w:t>讲</w:t>
-      </w:r>
-      <w:r>
-        <w:rPr>
-          <w:rFonts w:ascii="Times New Roman" w:hAnsi="Times New Roman" w:eastAsia="Times New Roman" w:cs="Times New Roman"/>
-        </w:rPr>
-        <w:t xml:space="preserve"> §4.3.1 </w:t>
-      </w:r>
-      <w:r>
-        <w:rPr>
-          <w:rFonts w:hint="eastAsia" w:ascii="Times New Roman" w:hAnsi="Times New Roman" w:eastAsia="FangSong" w:cs="Times New Roman"/>
-        </w:rPr>
-        <w:t xml:space="preserve">习题</w:t>
-      </w:r>
-    </w:p>
-    <w:p>
-      <w:pPr>
         <w:spacing w:before="160" w:after="80"/>
       </w:pPr>
       <w:r>
@@ -8547,67 +8364,6 @@
     <w:p>
       <w:pPr>
         <w:pStyle w:val="FirstParagraph"/>
-      </w:pPr>
-      <w:r>
-        <w:rPr>
-          <w:rFonts w:hint="eastAsia" w:ascii="Times New Roman" w:hAnsi="Times New Roman" w:eastAsia="FangSong" w:cs="Times New Roman"/>
-          <w:b/>
-          <w:bCs/>
-        </w:rPr>
-        <w:t xml:space="preserve">来源</w:t>
-      </w:r>
-      <w:r>
-        <w:rPr>
-          <w:rFonts w:hint="eastAsia" w:ascii="Times New Roman" w:hAnsi="Times New Roman" w:eastAsia="Times New Roman" w:cs="Times New Roman"/>
-        </w:rPr>
-        <w:t>：</w:t>
-      </w:r>
-      <w:r>
-        <w:rPr>
-          <w:rFonts w:hint="eastAsia" w:ascii="Times New Roman" w:hAnsi="Times New Roman" w:eastAsia="FangSong" w:cs="Times New Roman"/>
-        </w:rPr>
-        <w:t>化学竞赛初赛讲义</w:t>
-      </w:r>
-      <w:r>
-        <w:rPr>
-          <w:rFonts w:ascii="Times New Roman" w:hAnsi="Times New Roman" w:eastAsia="Times New Roman" w:cs="Times New Roman"/>
-        </w:rPr>
-        <w:t xml:space="preserve"> </w:t>
-      </w:r>
-      <w:r>
-        <w:rPr>
-          <w:rFonts w:hint="eastAsia" w:ascii="Times New Roman" w:hAnsi="Times New Roman" w:eastAsia="FangSong" w:cs="Times New Roman"/>
-        </w:rPr>
-        <w:t>第</w:t>
-      </w:r>
-      <w:r>
-        <w:rPr>
-          <w:rFonts w:hint="eastAsia" w:ascii="Times New Roman" w:hAnsi="Times New Roman" w:eastAsia="Times New Roman" w:cs="Times New Roman"/>
-        </w:rPr>
-        <w:t>4</w:t>
-      </w:r>
-      <w:r>
-        <w:rPr>
-          <w:rFonts w:hint="eastAsia" w:ascii="Times New Roman" w:hAnsi="Times New Roman" w:eastAsia="FangSong" w:cs="Times New Roman"/>
-        </w:rPr>
-        <w:t>讲</w:t>
-      </w:r>
-      <w:r>
-        <w:rPr>
-          <w:rFonts w:ascii="Times New Roman" w:hAnsi="Times New Roman" w:eastAsia="Times New Roman" w:cs="Times New Roman"/>
-        </w:rPr>
-        <w:t xml:space="preserve"> §4.3.2 </w:t>
-      </w:r>
-      <w:r>
-        <w:rPr>
-          <w:rFonts w:hint="eastAsia" w:ascii="Times New Roman" w:hAnsi="Times New Roman" w:eastAsia="FangSong" w:cs="Times New Roman"/>
-        </w:rPr>
-        <w:t xml:space="preserve">习题</w:t>
-      </w:r>
-    </w:p>
-    <w:p>
-      <w:pPr>
-        <w:pStyle w:val="BodyText"/>
         <w:spacing w:before="160" w:after="80"/>
         <w:jc w:val="center"/>
       </w:pPr>
@@ -8853,67 +8609,6 @@
     </w:p>
     <w:p>
       <w:pPr>
-        <w:pStyle w:val="BodyText"/>
-      </w:pPr>
-      <w:r>
-        <w:rPr>
-          <w:rFonts w:hint="eastAsia" w:ascii="Times New Roman" w:hAnsi="Times New Roman" w:eastAsia="FangSong" w:cs="Times New Roman"/>
-          <w:b/>
-          <w:bCs/>
-        </w:rPr>
-        <w:t xml:space="preserve">来源</w:t>
-      </w:r>
-      <w:r>
-        <w:rPr>
-          <w:rFonts w:hint="eastAsia" w:ascii="Times New Roman" w:hAnsi="Times New Roman" w:eastAsia="Times New Roman" w:cs="Times New Roman"/>
-        </w:rPr>
-        <w:t>：</w:t>
-      </w:r>
-      <w:r>
-        <w:rPr>
-          <w:rFonts w:hint="eastAsia" w:ascii="Times New Roman" w:hAnsi="Times New Roman" w:eastAsia="FangSong" w:cs="Times New Roman"/>
-        </w:rPr>
-        <w:t>化学竞赛初赛讲义</w:t>
-      </w:r>
-      <w:r>
-        <w:rPr>
-          <w:rFonts w:ascii="Times New Roman" w:hAnsi="Times New Roman" w:eastAsia="Times New Roman" w:cs="Times New Roman"/>
-        </w:rPr>
-        <w:t xml:space="preserve"> </w:t>
-      </w:r>
-      <w:r>
-        <w:rPr>
-          <w:rFonts w:hint="eastAsia" w:ascii="Times New Roman" w:hAnsi="Times New Roman" w:eastAsia="FangSong" w:cs="Times New Roman"/>
-        </w:rPr>
-        <w:t>第</w:t>
-      </w:r>
-      <w:r>
-        <w:rPr>
-          <w:rFonts w:hint="eastAsia" w:ascii="Times New Roman" w:hAnsi="Times New Roman" w:eastAsia="Times New Roman" w:cs="Times New Roman"/>
-        </w:rPr>
-        <w:t>4</w:t>
-      </w:r>
-      <w:r>
-        <w:rPr>
-          <w:rFonts w:hint="eastAsia" w:ascii="Times New Roman" w:hAnsi="Times New Roman" w:eastAsia="FangSong" w:cs="Times New Roman"/>
-        </w:rPr>
-        <w:t>讲</w:t>
-      </w:r>
-      <w:r>
-        <w:rPr>
-          <w:rFonts w:ascii="Times New Roman" w:hAnsi="Times New Roman" w:eastAsia="Times New Roman" w:cs="Times New Roman"/>
-        </w:rPr>
-        <w:t xml:space="preserve"> §4.3.3 </w:t>
-      </w:r>
-      <w:r>
-        <w:rPr>
-          <w:rFonts w:hint="eastAsia" w:ascii="Times New Roman" w:hAnsi="Times New Roman" w:eastAsia="FangSong" w:cs="Times New Roman"/>
-        </w:rPr>
-        <w:t xml:space="preserve">习题</w:t>
-      </w:r>
-    </w:p>
-    <w:p>
-      <w:pPr>
         <w:spacing w:before="160" w:after="80"/>
       </w:pPr>
       <w:r>
@@ -11540,67 +11235,6 @@
     </w:p>
     <w:p>
       <w:pPr>
-        <w:pStyle w:val="BodyText"/>
-      </w:pPr>
-      <w:r>
-        <w:rPr>
-          <w:rFonts w:hint="eastAsia" w:ascii="Times New Roman" w:hAnsi="Times New Roman" w:eastAsia="FangSong" w:cs="Times New Roman"/>
-          <w:b/>
-          <w:bCs/>
-        </w:rPr>
-        <w:t xml:space="preserve">来源</w:t>
-      </w:r>
-      <w:r>
-        <w:rPr>
-          <w:rFonts w:hint="eastAsia" w:ascii="Times New Roman" w:hAnsi="Times New Roman" w:eastAsia="Times New Roman" w:cs="Times New Roman"/>
-        </w:rPr>
-        <w:t>：</w:t>
-      </w:r>
-      <w:r>
-        <w:rPr>
-          <w:rFonts w:hint="eastAsia" w:ascii="Times New Roman" w:hAnsi="Times New Roman" w:eastAsia="FangSong" w:cs="Times New Roman"/>
-        </w:rPr>
-        <w:t>化学竞赛初赛讲义</w:t>
-      </w:r>
-      <w:r>
-        <w:rPr>
-          <w:rFonts w:ascii="Times New Roman" w:hAnsi="Times New Roman" w:eastAsia="Times New Roman" w:cs="Times New Roman"/>
-        </w:rPr>
-        <w:t xml:space="preserve"> </w:t>
-      </w:r>
-      <w:r>
-        <w:rPr>
-          <w:rFonts w:hint="eastAsia" w:ascii="Times New Roman" w:hAnsi="Times New Roman" w:eastAsia="FangSong" w:cs="Times New Roman"/>
-        </w:rPr>
-        <w:t>第</w:t>
-      </w:r>
-      <w:r>
-        <w:rPr>
-          <w:rFonts w:hint="eastAsia" w:ascii="Times New Roman" w:hAnsi="Times New Roman" w:eastAsia="Times New Roman" w:cs="Times New Roman"/>
-        </w:rPr>
-        <w:t>1</w:t>
-      </w:r>
-      <w:r>
-        <w:rPr>
-          <w:rFonts w:hint="eastAsia" w:ascii="Times New Roman" w:hAnsi="Times New Roman" w:eastAsia="FangSong" w:cs="Times New Roman"/>
-        </w:rPr>
-        <w:t>讲</w:t>
-      </w:r>
-      <w:r>
-        <w:rPr>
-          <w:rFonts w:ascii="Times New Roman" w:hAnsi="Times New Roman" w:eastAsia="Times New Roman" w:cs="Times New Roman"/>
-        </w:rPr>
-        <w:t xml:space="preserve"> §1.3 </w:t>
-      </w:r>
-      <w:r>
-        <w:rPr>
-          <w:rFonts w:hint="eastAsia" w:ascii="Times New Roman" w:hAnsi="Times New Roman" w:eastAsia="FangSong" w:cs="Times New Roman"/>
-        </w:rPr>
-        <w:t xml:space="preserve">习题</w:t>
-      </w:r>
-    </w:p>
-    <w:p>
-      <w:pPr>
         <w:spacing w:before="160" w:after="80"/>
       </w:pPr>
       <w:r>
@@ -11821,67 +11455,6 @@
           <w:rFonts w:hint="eastAsia" w:ascii="Times New Roman" w:hAnsi="Times New Roman" w:eastAsia="Times New Roman" w:cs="Times New Roman"/>
         </w:rPr>
         <w:t>。</w:t>
-      </w:r>
-    </w:p>
-    <w:p>
-      <w:pPr>
-        <w:pStyle w:val="BodyText"/>
-      </w:pPr>
-      <w:r>
-        <w:rPr>
-          <w:rFonts w:hint="eastAsia" w:ascii="Times New Roman" w:hAnsi="Times New Roman" w:eastAsia="FangSong" w:cs="Times New Roman"/>
-          <w:b/>
-          <w:bCs/>
-        </w:rPr>
-        <w:t xml:space="preserve">来源</w:t>
-      </w:r>
-      <w:r>
-        <w:rPr>
-          <w:rFonts w:hint="eastAsia" w:ascii="Times New Roman" w:hAnsi="Times New Roman" w:eastAsia="Times New Roman" w:cs="Times New Roman"/>
-        </w:rPr>
-        <w:t>：</w:t>
-      </w:r>
-      <w:r>
-        <w:rPr>
-          <w:rFonts w:hint="eastAsia" w:ascii="Times New Roman" w:hAnsi="Times New Roman" w:eastAsia="FangSong" w:cs="Times New Roman"/>
-        </w:rPr>
-        <w:t>化学竞赛初赛讲义</w:t>
-      </w:r>
-      <w:r>
-        <w:rPr>
-          <w:rFonts w:ascii="Times New Roman" w:hAnsi="Times New Roman" w:eastAsia="Times New Roman" w:cs="Times New Roman"/>
-        </w:rPr>
-        <w:t xml:space="preserve"> </w:t>
-      </w:r>
-      <w:r>
-        <w:rPr>
-          <w:rFonts w:hint="eastAsia" w:ascii="Times New Roman" w:hAnsi="Times New Roman" w:eastAsia="FangSong" w:cs="Times New Roman"/>
-        </w:rPr>
-        <w:t>第</w:t>
-      </w:r>
-      <w:r>
-        <w:rPr>
-          <w:rFonts w:hint="eastAsia" w:ascii="Times New Roman" w:hAnsi="Times New Roman" w:eastAsia="Times New Roman" w:cs="Times New Roman"/>
-        </w:rPr>
-        <w:t>1</w:t>
-      </w:r>
-      <w:r>
-        <w:rPr>
-          <w:rFonts w:hint="eastAsia" w:ascii="Times New Roman" w:hAnsi="Times New Roman" w:eastAsia="FangSong" w:cs="Times New Roman"/>
-        </w:rPr>
-        <w:t>讲</w:t>
-      </w:r>
-      <w:r>
-        <w:rPr>
-          <w:rFonts w:ascii="Times New Roman" w:hAnsi="Times New Roman" w:eastAsia="Times New Roman" w:cs="Times New Roman"/>
-        </w:rPr>
-        <w:t xml:space="preserve"> §1.3 </w:t>
-      </w:r>
-      <w:r>
-        <w:rPr>
-          <w:rFonts w:hint="eastAsia" w:ascii="Times New Roman" w:hAnsi="Times New Roman" w:eastAsia="FangSong" w:cs="Times New Roman"/>
-        </w:rPr>
-        <w:t xml:space="preserve">习题</w:t>
       </w:r>
     </w:p>
     <w:p>
@@ -17088,19 +16661,7 @@
         <w:rPr>
           <w:rFonts w:hint="eastAsia" w:ascii="Times New Roman" w:hAnsi="Times New Roman" w:eastAsia="Times New Roman" w:cs="Times New Roman"/>
         </w:rPr>
-        <w:t>【</w:t>
-      </w:r>
-      <w:r>
-        <w:rPr>
-          <w:rFonts w:hint="eastAsia" w:ascii="Times New Roman" w:hAnsi="Times New Roman" w:eastAsia="FangSong" w:cs="Times New Roman"/>
-        </w:rPr>
-        <w:t>例</w:t>
-      </w:r>
-      <w:r>
-        <w:rPr>
-          <w:rFonts w:hint="eastAsia" w:ascii="Times New Roman" w:hAnsi="Times New Roman" w:eastAsia="Times New Roman" w:cs="Times New Roman"/>
-        </w:rPr>
-        <w:t>3】（2009</w:t>
+        <w:t xml:space="preserve">（2009</w:t>
       </w:r>
       <w:r>
         <w:rPr>
